--- a/sorties/typologie_territoriale/fiche_pedagogique_typologie_Base.docx
+++ b/sorties/typologie_territoriale/fiche_pedagogique_typologie_Base.docx
@@ -4,7 +4,7 @@
   <w:body>
     <w:p>
       <w:pPr>
-        <w:spacing w:after="0" w:before="0" w:line="240"/>
+        <w:spacing w:after="60" w:before="0" w:line="240"/>
       </w:pPr>
       <w:r>
         <w:rPr>
@@ -13,15 +13,15 @@
           <w:bCs/>
           <w:color w:val="3E4C59"/>
           <w:spacing w:val="25"/>
-          <w:sz w:val="15"/>
-          <w:szCs w:val="15"/>
+          <w:sz w:val="17"/>
+          <w:szCs w:val="17"/>
         </w:rPr>
-        <w:t xml:space="preserve">Typologie des territoires BITD  ·  fiche de lecture  ·  page 1</w:t>
+        <w:t xml:space="preserve">Typologie des territoires BITD  ·  fiche de lecture  ·  1 / 4</w:t>
       </w:r>
     </w:p>
     <w:p>
       <w:pPr>
-        <w:spacing w:after="20" w:before="60" w:line="276"/>
+        <w:spacing w:after="40" w:before="0" w:line="300"/>
       </w:pPr>
       <w:r>
         <w:rPr>
@@ -29,24 +29,24 @@
           <w:b/>
           <w:bCs/>
           <w:color w:val="1E3A5F"/>
-          <w:sz w:val="38"/>
-          <w:szCs w:val="38"/>
+          <w:sz w:val="46"/>
+          <w:szCs w:val="46"/>
         </w:rPr>
         <w:t xml:space="preserve">Comment lit-on un territoire ?</w:t>
       </w:r>
     </w:p>
     <w:p>
       <w:pPr>
-        <w:spacing w:after="40" w:before="0" w:line="235"/>
+        <w:spacing w:after="60" w:before="0" w:line="255"/>
       </w:pPr>
       <w:r>
         <w:rPr>
           <w:rFonts w:ascii="Calibri" w:cs="Calibri" w:eastAsia="Calibri" w:hAnsi="Calibri"/>
           <w:color w:val="1F2933"/>
-          <w:sz w:val="19"/>
-          <w:szCs w:val="19"/>
+          <w:sz w:val="24"/>
+          <w:szCs w:val="24"/>
         </w:rPr>
-        <w:t xml:space="preserve">La typologie ne cherche pas seulement où les départs seront nombreux : elle distingue des situations de renouvellement différentes, à partir de cinq indicateurs lisibles et de règles explicites.</w:t>
+        <w:t xml:space="preserve">La typologie ne cherche pas seulement où les départs seront nombreux. Elle distingue des situations de renouvellement différentes, à partir de cinq indicateurs lisibles et de règles explicites. Tous les chiffres ci-dessous sont fictifs.</w:t>
       </w:r>
     </w:p>
     <w:p>
@@ -68,7 +68,7 @@
     </w:p>
     <w:p>
       <w:pPr>
-        <w:spacing w:after="20" w:before="50" w:line="250"/>
+        <w:spacing w:after="50" w:before="60" w:line="250"/>
       </w:pPr>
       <w:r>
         <w:rPr>
@@ -76,16 +76,16 @@
           <w:b/>
           <w:bCs/>
           <w:color w:val="1E3A5F"/>
-          <w:spacing w:val="15"/>
-          <w:sz w:val="14"/>
-          <w:szCs w:val="14"/>
+          <w:spacing w:val="16"/>
+          <w:sz w:val="17"/>
+          <w:szCs w:val="17"/>
         </w:rPr>
-        <w:t xml:space="preserve">LES CINQ INGRÉDIENTS DU CLASSEMENT (EXEMPLES FICTIFS)</w:t>
+        <w:t xml:space="preserve">LES CINQ INGRÉDIENTS DU CLASSEMENT</w:t>
       </w:r>
     </w:p>
     <w:tbl>
       <w:tblPr>
-        <w:tblW w:type="dxa" w:w="15700"/>
+        <w:tblW w:type="dxa" w:w="15478"/>
         <w:tblBorders>
           <w:top w:val="single" w:color="auto" w:sz="4"/>
           <w:left w:val="single" w:color="auto" w:sz="4"/>
@@ -97,15 +97,11 @@
         <w:tblLayout w:type="fixed"/>
       </w:tblPr>
       <w:tblGrid>
-        <w:gridCol w:w="3020"/>
-        <w:gridCol w:w="150"/>
-        <w:gridCol w:w="3020"/>
-        <w:gridCol w:w="150"/>
-        <w:gridCol w:w="3020"/>
-        <w:gridCol w:w="150"/>
-        <w:gridCol w:w="3020"/>
-        <w:gridCol w:w="150"/>
-        <w:gridCol w:w="3020"/>
+        <w:gridCol w:w="5026"/>
+        <w:gridCol w:w="200"/>
+        <w:gridCol w:w="5026"/>
+        <w:gridCol w:w="200"/>
+        <w:gridCol w:w="5026"/>
       </w:tblGrid>
       <w:tr>
         <w:trPr>
@@ -113,7 +109,7 @@
         </w:trPr>
         <w:tc>
           <w:tcPr>
-            <w:tcW w:type="dxa" w:w="3020"/>
+            <w:tcW w:type="dxa" w:w="5026"/>
             <w:tcBorders>
               <w:top w:val="none" w:color="FFFFFF" w:sz="0"/>
               <w:left w:val="none" w:color="FFFFFF" w:sz="0"/>
@@ -122,16 +118,16 @@
             </w:tcBorders>
             <w:shd w:fill="F5F7FA" w:color="auto" w:val="clear"/>
             <w:tcMar>
-              <w:top w:type="dxa" w:w="110"/>
-              <w:left w:type="dxa" w:w="100"/>
-              <w:bottom w:type="dxa" w:w="110"/>
-              <w:right w:type="dxa" w:w="100"/>
+              <w:top w:type="dxa" w:w="150"/>
+              <w:left w:type="dxa" w:w="170"/>
+              <w:bottom w:type="dxa" w:w="150"/>
+              <w:right w:type="dxa" w:w="170"/>
             </w:tcMar>
             <w:vAlign w:val="top"/>
           </w:tcPr>
           <w:p>
             <w:pPr>
-              <w:spacing w:after="30" w:before="0" w:line="250"/>
+              <w:spacing w:after="40" w:before="0" w:line="250"/>
             </w:pPr>
             <w:r>
               <w:rPr>
@@ -139,10 +135,10 @@
                 <w:b/>
                 <w:bCs/>
                 <w:color w:val="B2182B"/>
-                <w:sz w:val="20"/>
-                <w:szCs w:val="20"/>
-              </w:rPr>
-              <w:t xml:space="preserve">1  </w:t>
+                <w:sz w:val="26"/>
+                <w:szCs w:val="26"/>
+              </w:rPr>
+              <w:t xml:space="preserve">1   </w:t>
             </w:r>
             <w:r>
               <w:rPr>
@@ -150,16 +146,16 @@
                 <w:b/>
                 <w:bCs/>
                 <w:color w:val="1E3A5F"/>
-                <w:spacing w:val="12"/>
-                <w:sz w:val="17"/>
-                <w:szCs w:val="17"/>
+                <w:spacing w:val="14"/>
+                <w:sz w:val="21"/>
+                <w:szCs w:val="21"/>
               </w:rPr>
               <w:t xml:space="preserve">LE POIDS</w:t>
             </w:r>
           </w:p>
           <w:p>
             <w:pPr>
-              <w:spacing w:after="50" w:before="0" w:line="230"/>
+              <w:spacing w:after="60" w:before="0" w:line="250"/>
             </w:pPr>
             <w:r>
               <w:rPr>
@@ -167,8 +163,8 @@
                 <w:b/>
                 <w:bCs/>
                 <w:color w:val="1F2933"/>
-                <w:sz w:val="18"/>
-                <w:szCs w:val="18"/>
+                <w:sz w:val="23"/>
+                <w:szCs w:val="23"/>
               </w:rPr>
               <w:t xml:space="preserve">Quelle place occupe ce département dans l’emploi BITD national ?</w:t>
             </w:r>
@@ -180,317 +176,9 @@
             <w:r>
               <w:drawing>
                 <wp:inline distT="0" distB="0" distL="0" distR="0">
-                  <wp:extent cx="1733550" cy="752475"/>
+                  <wp:extent cx="2857500" cy="1238250"/>
                   <wp:effectExtent t="0" r="0" b="0" l="0"/>
                   <wp:docPr id="1" name="" descr="" title=""/>
-                  <wp:cNvGraphicFramePr>
-                    <a:graphicFrameLocks xmlns:a="http://schemas.openxmlformats.org/drawingml/2006/main" noChangeAspect="1"/>
-                  </wp:cNvGraphicFramePr>
-                  <a:graphic xmlns:a="http://schemas.openxmlformats.org/drawingml/2006/main">
-                    <a:graphicData uri="http://schemas.openxmlformats.org/drawingml/2006/picture">
-                      <pic:pic xmlns:pic="http://schemas.openxmlformats.org/drawingml/2006/picture">
-                        <pic:nvPicPr>
-                          <pic:cNvPr id="0" name="" descr=""/>
-                          <pic:cNvPicPr>
-                            <a:picLocks noChangeAspect="1" noChangeArrowheads="1"/>
-                          </pic:cNvPicPr>
-                        </pic:nvPicPr>
-                        <pic:blipFill>
-                          <a:blip r:embed="rId9" cstate="none"/>
-                          <a:srcRect/>
-                          <a:stretch>
-                            <a:fillRect/>
-                          </a:stretch>
-                        </pic:blipFill>
-                        <pic:spPr bwMode="auto">
-                          <a:xfrm>
-                            <a:off x="0" y="0"/>
-                            <a:ext cx="1733550" cy="752475"/>
-                          </a:xfrm>
-                          <a:prstGeom prst="rect">
-                            <a:avLst/>
-                          </a:prstGeom>
-                        </pic:spPr>
-                      </pic:pic>
-                    </a:graphicData>
-                  </a:graphic>
-                </wp:inline>
-              </w:drawing>
-            </w:r>
-          </w:p>
-          <w:p>
-            <w:pPr>
-              <w:spacing w:after="0" w:before="0" w:line="240"/>
-            </w:pPr>
-            <w:r>
-              <w:rPr>
-                <w:rFonts w:ascii="Calibri" w:cs="Calibri" w:eastAsia="Calibri" w:hAnsi="Calibri"/>
-                <w:color w:val="3E4C59"/>
-                <w:sz w:val="15"/>
-                <w:szCs w:val="15"/>
-              </w:rPr>
-              <w:t xml:space="preserve">Sur 100 salariés de la BITD en France, combien travaillent ici ? Ici 8 sur 100. Classé faible, moyen ou fort ; un très petit effectif est toujours « faible ».</w:t>
-            </w:r>
-          </w:p>
-        </w:tc>
-        <w:tc>
-          <w:tcPr>
-            <w:tcW w:type="dxa" w:w="150"/>
-            <w:tcBorders>
-              <w:top w:val="none" w:color="FFFFFF" w:sz="0"/>
-              <w:left w:val="none" w:color="FFFFFF" w:sz="0"/>
-              <w:bottom w:val="none" w:color="FFFFFF" w:sz="0"/>
-              <w:right w:val="none" w:color="FFFFFF" w:sz="0"/>
-            </w:tcBorders>
-            <w:tcMar>
-              <w:top w:type="dxa" w:w="0"/>
-              <w:left w:type="dxa" w:w="0"/>
-              <w:bottom w:type="dxa" w:w="0"/>
-              <w:right w:type="dxa" w:w="0"/>
-            </w:tcMar>
-            <w:vAlign w:val="top"/>
-          </w:tcPr>
-          <w:p>
-            <w:pPr>
-              <w:spacing w:after="0" w:before="0" w:line="20" w:lineRule="exact"/>
-            </w:pPr>
-            <w:r>
-              <w:rPr>
-                <w:rFonts w:ascii="Calibri" w:cs="Calibri" w:eastAsia="Calibri" w:hAnsi="Calibri"/>
-                <w:color w:val="1F2933"/>
-                <w:sz w:val="4"/>
-                <w:szCs w:val="4"/>
-              </w:rPr>
-              <w:t xml:space="preserve"/>
-            </w:r>
-          </w:p>
-        </w:tc>
-        <w:tc>
-          <w:tcPr>
-            <w:tcW w:type="dxa" w:w="3020"/>
-            <w:tcBorders>
-              <w:top w:val="none" w:color="FFFFFF" w:sz="0"/>
-              <w:left w:val="none" w:color="FFFFFF" w:sz="0"/>
-              <w:bottom w:val="none" w:color="FFFFFF" w:sz="0"/>
-              <w:right w:val="none" w:color="FFFFFF" w:sz="0"/>
-            </w:tcBorders>
-            <w:shd w:fill="F5F7FA" w:color="auto" w:val="clear"/>
-            <w:tcMar>
-              <w:top w:type="dxa" w:w="110"/>
-              <w:left w:type="dxa" w:w="100"/>
-              <w:bottom w:type="dxa" w:w="110"/>
-              <w:right w:type="dxa" w:w="100"/>
-            </w:tcMar>
-            <w:vAlign w:val="top"/>
-          </w:tcPr>
-          <w:p>
-            <w:pPr>
-              <w:spacing w:after="30" w:before="0" w:line="250"/>
-            </w:pPr>
-            <w:r>
-              <w:rPr>
-                <w:rFonts w:ascii="Calibri" w:cs="Calibri" w:eastAsia="Calibri" w:hAnsi="Calibri"/>
-                <w:b/>
-                <w:bCs/>
-                <w:color w:val="B2182B"/>
-                <w:sz w:val="20"/>
-                <w:szCs w:val="20"/>
-              </w:rPr>
-              <w:t xml:space="preserve">2  </w:t>
-            </w:r>
-            <w:r>
-              <w:rPr>
-                <w:rFonts w:ascii="Calibri" w:cs="Calibri" w:eastAsia="Calibri" w:hAnsi="Calibri"/>
-                <w:b/>
-                <w:bCs/>
-                <w:color w:val="1E3A5F"/>
-                <w:spacing w:val="12"/>
-                <w:sz w:val="17"/>
-                <w:szCs w:val="17"/>
-              </w:rPr>
-              <w:t xml:space="preserve">LE VOLUME</w:t>
-            </w:r>
-          </w:p>
-          <w:p>
-            <w:pPr>
-              <w:spacing w:after="50" w:before="0" w:line="230"/>
-            </w:pPr>
-            <w:r>
-              <w:rPr>
-                <w:rFonts w:ascii="Calibri" w:cs="Calibri" w:eastAsia="Calibri" w:hAnsi="Calibri"/>
-                <w:b/>
-                <w:bCs/>
-                <w:color w:val="1F2933"/>
-                <w:sz w:val="18"/>
-                <w:szCs w:val="18"/>
-              </w:rPr>
-              <w:t xml:space="preserve">Combien de salariés pourraient partir d’ici 2030 ?</w:t>
-            </w:r>
-          </w:p>
-          <w:p>
-            <w:pPr>
-              <w:spacing w:after="40" w:before="40"/>
-            </w:pPr>
-            <w:r>
-              <w:drawing>
-                <wp:inline distT="0" distB="0" distL="0" distR="0">
-                  <wp:extent cx="1733550" cy="752475"/>
-                  <wp:effectExtent t="0" r="0" b="0" l="0"/>
-                  <wp:docPr id="2" name="" descr="" title=""/>
-                  <wp:cNvGraphicFramePr>
-                    <a:graphicFrameLocks xmlns:a="http://schemas.openxmlformats.org/drawingml/2006/main" noChangeAspect="1"/>
-                  </wp:cNvGraphicFramePr>
-                  <a:graphic xmlns:a="http://schemas.openxmlformats.org/drawingml/2006/main">
-                    <a:graphicData uri="http://schemas.openxmlformats.org/drawingml/2006/picture">
-                      <pic:pic xmlns:pic="http://schemas.openxmlformats.org/drawingml/2006/picture">
-                        <pic:nvPicPr>
-                          <pic:cNvPr id="0" name="" descr=""/>
-                          <pic:cNvPicPr>
-                            <a:picLocks noChangeAspect="1" noChangeArrowheads="1"/>
-                          </pic:cNvPicPr>
-                        </pic:nvPicPr>
-                        <pic:blipFill>
-                          <a:blip r:embed="rId10" cstate="none"/>
-                          <a:srcRect/>
-                          <a:stretch>
-                            <a:fillRect/>
-                          </a:stretch>
-                        </pic:blipFill>
-                        <pic:spPr bwMode="auto">
-                          <a:xfrm>
-                            <a:off x="0" y="0"/>
-                            <a:ext cx="1733550" cy="752475"/>
-                          </a:xfrm>
-                          <a:prstGeom prst="rect">
-                            <a:avLst/>
-                          </a:prstGeom>
-                        </pic:spPr>
-                      </pic:pic>
-                    </a:graphicData>
-                  </a:graphic>
-                </wp:inline>
-              </w:drawing>
-            </w:r>
-          </w:p>
-          <w:p>
-            <w:pPr>
-              <w:spacing w:after="0" w:before="0" w:line="240"/>
-            </w:pPr>
-            <w:r>
-              <w:rPr>
-                <w:rFonts w:ascii="Calibri" w:cs="Calibri" w:eastAsia="Calibri" w:hAnsi="Calibri"/>
-                <w:color w:val="3E4C59"/>
-                <w:sz w:val="15"/>
-                <w:szCs w:val="15"/>
-              </w:rPr>
-              <w:t xml:space="preserve">Un nombre de départs estimés, ici 900. Il dépend surtout de la taille du département. Classé faible, modéré ou élevé.</w:t>
-            </w:r>
-          </w:p>
-        </w:tc>
-        <w:tc>
-          <w:tcPr>
-            <w:tcW w:type="dxa" w:w="150"/>
-            <w:tcBorders>
-              <w:top w:val="none" w:color="FFFFFF" w:sz="0"/>
-              <w:left w:val="none" w:color="FFFFFF" w:sz="0"/>
-              <w:bottom w:val="none" w:color="FFFFFF" w:sz="0"/>
-              <w:right w:val="none" w:color="FFFFFF" w:sz="0"/>
-            </w:tcBorders>
-            <w:tcMar>
-              <w:top w:type="dxa" w:w="0"/>
-              <w:left w:type="dxa" w:w="0"/>
-              <w:bottom w:type="dxa" w:w="0"/>
-              <w:right w:type="dxa" w:w="0"/>
-            </w:tcMar>
-            <w:vAlign w:val="top"/>
-          </w:tcPr>
-          <w:p>
-            <w:pPr>
-              <w:spacing w:after="0" w:before="0" w:line="20" w:lineRule="exact"/>
-            </w:pPr>
-            <w:r>
-              <w:rPr>
-                <w:rFonts w:ascii="Calibri" w:cs="Calibri" w:eastAsia="Calibri" w:hAnsi="Calibri"/>
-                <w:color w:val="1F2933"/>
-                <w:sz w:val="4"/>
-                <w:szCs w:val="4"/>
-              </w:rPr>
-              <w:t xml:space="preserve"/>
-            </w:r>
-          </w:p>
-        </w:tc>
-        <w:tc>
-          <w:tcPr>
-            <w:tcW w:type="dxa" w:w="3020"/>
-            <w:tcBorders>
-              <w:top w:val="none" w:color="FFFFFF" w:sz="0"/>
-              <w:left w:val="none" w:color="FFFFFF" w:sz="0"/>
-              <w:bottom w:val="none" w:color="FFFFFF" w:sz="0"/>
-              <w:right w:val="none" w:color="FFFFFF" w:sz="0"/>
-            </w:tcBorders>
-            <w:shd w:fill="F5F7FA" w:color="auto" w:val="clear"/>
-            <w:tcMar>
-              <w:top w:type="dxa" w:w="110"/>
-              <w:left w:type="dxa" w:w="100"/>
-              <w:bottom w:type="dxa" w:w="110"/>
-              <w:right w:type="dxa" w:w="100"/>
-            </w:tcMar>
-            <w:vAlign w:val="top"/>
-          </w:tcPr>
-          <w:p>
-            <w:pPr>
-              <w:spacing w:after="30" w:before="0" w:line="250"/>
-            </w:pPr>
-            <w:r>
-              <w:rPr>
-                <w:rFonts w:ascii="Calibri" w:cs="Calibri" w:eastAsia="Calibri" w:hAnsi="Calibri"/>
-                <w:b/>
-                <w:bCs/>
-                <w:color w:val="B2182B"/>
-                <w:sz w:val="20"/>
-                <w:szCs w:val="20"/>
-              </w:rPr>
-              <w:t xml:space="preserve">3  </w:t>
-            </w:r>
-            <w:r>
-              <w:rPr>
-                <w:rFonts w:ascii="Calibri" w:cs="Calibri" w:eastAsia="Calibri" w:hAnsi="Calibri"/>
-                <w:b/>
-                <w:bCs/>
-                <w:color w:val="1E3A5F"/>
-                <w:spacing w:val="12"/>
-                <w:sz w:val="17"/>
-                <w:szCs w:val="17"/>
-              </w:rPr>
-              <w:t xml:space="preserve">L’INTENSITÉ</w:t>
-            </w:r>
-          </w:p>
-          <w:p>
-            <w:pPr>
-              <w:spacing w:after="50" w:before="0" w:line="230"/>
-            </w:pPr>
-            <w:r>
-              <w:rPr>
-                <w:rFonts w:ascii="Calibri" w:cs="Calibri" w:eastAsia="Calibri" w:hAnsi="Calibri"/>
-                <w:b/>
-                <w:bCs/>
-                <w:color w:val="1F2933"/>
-                <w:sz w:val="18"/>
-                <w:szCs w:val="18"/>
-              </w:rPr>
-              <w:t xml:space="preserve">Sur 100 salariés en poste, combien correspondent aux départs estimés ?</w:t>
-            </w:r>
-          </w:p>
-          <w:p>
-            <w:pPr>
-              <w:spacing w:after="40" w:before="40"/>
-            </w:pPr>
-            <w:r>
-              <w:drawing>
-                <wp:inline distT="0" distB="0" distL="0" distR="0">
-                  <wp:extent cx="1733550" cy="752475"/>
-                  <wp:effectExtent t="0" r="0" b="0" l="0"/>
-                  <wp:docPr id="3" name="" descr="" title=""/>
                   <wp:cNvGraphicFramePr>
                     <a:graphicFrameLocks xmlns:a="http://schemas.openxmlformats.org/drawingml/2006/main" noChangeAspect="1"/>
                   </wp:cNvGraphicFramePr>
@@ -513,7 +201,7 @@
                         <pic:spPr bwMode="auto">
                           <a:xfrm>
                             <a:off x="0" y="0"/>
-                            <a:ext cx="1733550" cy="752475"/>
+                            <a:ext cx="2857500" cy="1238250"/>
                           </a:xfrm>
                           <a:prstGeom prst="rect">
                             <a:avLst/>
@@ -533,17 +221,17 @@
             <w:r>
               <w:rPr>
                 <w:rFonts w:ascii="Calibri" w:cs="Calibri" w:eastAsia="Calibri" w:hAnsi="Calibri"/>
-                <w:color w:val="3E4C59"/>
-                <w:sz w:val="15"/>
-                <w:szCs w:val="15"/>
-              </w:rPr>
-              <w:t xml:space="preserve">Ici 12 sur 100 : une part de l’emploi actuel à remplacer, pas un taux de recrutement observé. Classée faible, modérée ou élevée.</w:t>
+                <w:color w:val="1F2933"/>
+                <w:sz w:val="23"/>
+                <w:szCs w:val="23"/>
+              </w:rPr>
+              <w:t xml:space="preserve">Sur 100 salariés de la BITD en France, combien travaillent ici ? Ici, 8 sur 100. Classé faible, moyen ou fort. Un très petit effectif est toujours classé « faible ».</w:t>
             </w:r>
           </w:p>
         </w:tc>
         <w:tc>
           <w:tcPr>
-            <w:tcW w:type="dxa" w:w="150"/>
+            <w:tcW w:type="dxa" w:w="200"/>
             <w:tcBorders>
               <w:top w:val="none" w:color="FFFFFF" w:sz="0"/>
               <w:left w:val="none" w:color="FFFFFF" w:sz="0"/>
@@ -575,7 +263,7 @@
         </w:tc>
         <w:tc>
           <w:tcPr>
-            <w:tcW w:type="dxa" w:w="3020"/>
+            <w:tcW w:type="dxa" w:w="5026"/>
             <w:tcBorders>
               <w:top w:val="none" w:color="FFFFFF" w:sz="0"/>
               <w:left w:val="none" w:color="FFFFFF" w:sz="0"/>
@@ -584,16 +272,16 @@
             </w:tcBorders>
             <w:shd w:fill="F5F7FA" w:color="auto" w:val="clear"/>
             <w:tcMar>
-              <w:top w:type="dxa" w:w="110"/>
-              <w:left w:type="dxa" w:w="100"/>
-              <w:bottom w:type="dxa" w:w="110"/>
-              <w:right w:type="dxa" w:w="100"/>
+              <w:top w:type="dxa" w:w="150"/>
+              <w:left w:type="dxa" w:w="170"/>
+              <w:bottom w:type="dxa" w:w="150"/>
+              <w:right w:type="dxa" w:w="170"/>
             </w:tcMar>
             <w:vAlign w:val="top"/>
           </w:tcPr>
           <w:p>
             <w:pPr>
-              <w:spacing w:after="30" w:before="0" w:line="250"/>
+              <w:spacing w:after="40" w:before="0" w:line="250"/>
             </w:pPr>
             <w:r>
               <w:rPr>
@@ -601,10 +289,10 @@
                 <w:b/>
                 <w:bCs/>
                 <w:color w:val="B2182B"/>
-                <w:sz w:val="20"/>
-                <w:szCs w:val="20"/>
-              </w:rPr>
-              <w:t xml:space="preserve">4  </w:t>
+                <w:sz w:val="26"/>
+                <w:szCs w:val="26"/>
+              </w:rPr>
+              <w:t xml:space="preserve">2   </w:t>
             </w:r>
             <w:r>
               <w:rPr>
@@ -612,16 +300,16 @@
                 <w:b/>
                 <w:bCs/>
                 <w:color w:val="1E3A5F"/>
-                <w:spacing w:val="12"/>
-                <w:sz w:val="17"/>
-                <w:szCs w:val="17"/>
-              </w:rPr>
-              <w:t xml:space="preserve">LA STRUCTURE</w:t>
-            </w:r>
-          </w:p>
-          <w:p>
-            <w:pPr>
-              <w:spacing w:after="50" w:before="0" w:line="230"/>
+                <w:spacing w:val="14"/>
+                <w:sz w:val="21"/>
+                <w:szCs w:val="21"/>
+              </w:rPr>
+              <w:t xml:space="preserve">LE VOLUME</w:t>
+            </w:r>
+          </w:p>
+          <w:p>
+            <w:pPr>
+              <w:spacing w:after="60" w:before="0" w:line="250"/>
             </w:pPr>
             <w:r>
               <w:rPr>
@@ -629,10 +317,10 @@
                 <w:b/>
                 <w:bCs/>
                 <w:color w:val="1F2933"/>
-                <w:sz w:val="18"/>
-                <w:szCs w:val="18"/>
-              </w:rPr>
-              <w:t xml:space="preserve">Quels salariés sont les plus représentés aujourd’hui ?</w:t>
+                <w:sz w:val="23"/>
+                <w:szCs w:val="23"/>
+              </w:rPr>
+              <w:t xml:space="preserve">Combien de salariés pourraient partir d’ici 2030 ?</w:t>
             </w:r>
           </w:p>
           <w:p>
@@ -642,9 +330,9 @@
             <w:r>
               <w:drawing>
                 <wp:inline distT="0" distB="0" distL="0" distR="0">
-                  <wp:extent cx="1733550" cy="752475"/>
+                  <wp:extent cx="2857500" cy="1238250"/>
                   <wp:effectExtent t="0" r="0" b="0" l="0"/>
-                  <wp:docPr id="4" name="" descr="" title=""/>
+                  <wp:docPr id="2" name="" descr="" title=""/>
                   <wp:cNvGraphicFramePr>
                     <a:graphicFrameLocks xmlns:a="http://schemas.openxmlformats.org/drawingml/2006/main" noChangeAspect="1"/>
                   </wp:cNvGraphicFramePr>
@@ -667,7 +355,7 @@
                         <pic:spPr bwMode="auto">
                           <a:xfrm>
                             <a:off x="0" y="0"/>
-                            <a:ext cx="1733550" cy="752475"/>
+                            <a:ext cx="2857500" cy="1238250"/>
                           </a:xfrm>
                           <a:prstGeom prst="rect">
                             <a:avLst/>
@@ -687,17 +375,17 @@
             <w:r>
               <w:rPr>
                 <w:rFonts w:ascii="Calibri" w:cs="Calibri" w:eastAsia="Calibri" w:hAnsi="Calibri"/>
-                <w:color w:val="3E4C59"/>
-                <w:sz w:val="15"/>
-                <w:szCs w:val="15"/>
-              </w:rPr>
-              <w:t xml:space="preserve">« Dominante » si une catégorie atteint une part suffisante de l’emploi, sinon « mixte ». Décrit le département ; n’entre pas dans le choix du profil.</w:t>
+                <w:color w:val="1F2933"/>
+                <w:sz w:val="23"/>
+                <w:szCs w:val="23"/>
+              </w:rPr>
+              <w:t xml:space="preserve">Un nombre de départs estimés, ici 900. Il dépend surtout de la taille du département. Classé faible, modéré ou élevé.</w:t>
             </w:r>
           </w:p>
         </w:tc>
         <w:tc>
           <w:tcPr>
-            <w:tcW w:type="dxa" w:w="150"/>
+            <w:tcW w:type="dxa" w:w="200"/>
             <w:tcBorders>
               <w:top w:val="none" w:color="FFFFFF" w:sz="0"/>
               <w:left w:val="none" w:color="FFFFFF" w:sz="0"/>
@@ -729,7 +417,7 @@
         </w:tc>
         <w:tc>
           <w:tcPr>
-            <w:tcW w:type="dxa" w:w="3020"/>
+            <w:tcW w:type="dxa" w:w="5026"/>
             <w:tcBorders>
               <w:top w:val="none" w:color="FFFFFF" w:sz="0"/>
               <w:left w:val="none" w:color="FFFFFF" w:sz="0"/>
@@ -738,16 +426,16 @@
             </w:tcBorders>
             <w:shd w:fill="F5F7FA" w:color="auto" w:val="clear"/>
             <w:tcMar>
-              <w:top w:type="dxa" w:w="110"/>
-              <w:left w:type="dxa" w:w="100"/>
-              <w:bottom w:type="dxa" w:w="110"/>
-              <w:right w:type="dxa" w:w="100"/>
+              <w:top w:type="dxa" w:w="150"/>
+              <w:left w:type="dxa" w:w="170"/>
+              <w:bottom w:type="dxa" w:w="150"/>
+              <w:right w:type="dxa" w:w="170"/>
             </w:tcMar>
             <w:vAlign w:val="top"/>
           </w:tcPr>
           <w:p>
             <w:pPr>
-              <w:spacing w:after="30" w:before="0" w:line="250"/>
+              <w:spacing w:after="40" w:before="0" w:line="250"/>
             </w:pPr>
             <w:r>
               <w:rPr>
@@ -755,10 +443,10 @@
                 <w:b/>
                 <w:bCs/>
                 <w:color w:val="B2182B"/>
-                <w:sz w:val="20"/>
-                <w:szCs w:val="20"/>
-              </w:rPr>
-              <w:t xml:space="preserve">5  </w:t>
+                <w:sz w:val="26"/>
+                <w:szCs w:val="26"/>
+              </w:rPr>
+              <w:t xml:space="preserve">3   </w:t>
             </w:r>
             <w:r>
               <w:rPr>
@@ -766,16 +454,16 @@
                 <w:b/>
                 <w:bCs/>
                 <w:color w:val="1E3A5F"/>
-                <w:spacing w:val="12"/>
-                <w:sz w:val="17"/>
-                <w:szCs w:val="17"/>
-              </w:rPr>
-              <w:t xml:space="preserve">LA CONCENTRATION</w:t>
-            </w:r>
-          </w:p>
-          <w:p>
-            <w:pPr>
-              <w:spacing w:after="50" w:before="0" w:line="230"/>
+                <w:spacing w:val="14"/>
+                <w:sz w:val="21"/>
+                <w:szCs w:val="21"/>
+              </w:rPr>
+              <w:t xml:space="preserve">L’INTENSITÉ</w:t>
+            </w:r>
+          </w:p>
+          <w:p>
+            <w:pPr>
+              <w:spacing w:after="60" w:before="0" w:line="250"/>
             </w:pPr>
             <w:r>
               <w:rPr>
@@ -783,10 +471,10 @@
                 <w:b/>
                 <w:bCs/>
                 <w:color w:val="1F2933"/>
-                <w:sz w:val="18"/>
-                <w:szCs w:val="18"/>
-              </w:rPr>
-              <w:t xml:space="preserve">Les départs concernent-ils surtout une catégorie ?</w:t>
+                <w:sz w:val="23"/>
+                <w:szCs w:val="23"/>
+              </w:rPr>
+              <w:t xml:space="preserve">Sur 100 salariés en poste, combien correspondent aux départs estimés ?</w:t>
             </w:r>
           </w:p>
           <w:p>
@@ -796,9 +484,9 @@
             <w:r>
               <w:drawing>
                 <wp:inline distT="0" distB="0" distL="0" distR="0">
-                  <wp:extent cx="1733550" cy="752475"/>
+                  <wp:extent cx="2857500" cy="1238250"/>
                   <wp:effectExtent t="0" r="0" b="0" l="0"/>
-                  <wp:docPr id="5" name="" descr="" title=""/>
+                  <wp:docPr id="3" name="" descr="" title=""/>
                   <wp:cNvGraphicFramePr>
                     <a:graphicFrameLocks xmlns:a="http://schemas.openxmlformats.org/drawingml/2006/main" noChangeAspect="1"/>
                   </wp:cNvGraphicFramePr>
@@ -821,7 +509,7 @@
                         <pic:spPr bwMode="auto">
                           <a:xfrm>
                             <a:off x="0" y="0"/>
-                            <a:ext cx="1733550" cy="752475"/>
+                            <a:ext cx="2857500" cy="1238250"/>
                           </a:xfrm>
                           <a:prstGeom prst="rect">
                             <a:avLst/>
@@ -841,11 +529,11 @@
             <w:r>
               <w:rPr>
                 <w:rFonts w:ascii="Calibri" w:cs="Calibri" w:eastAsia="Calibri" w:hAnsi="Calibri"/>
-                <w:color w:val="3E4C59"/>
-                <w:sz w:val="15"/>
-                <w:szCs w:val="15"/>
-              </w:rPr>
-              <w:t xml:space="preserve">Ici 70 départs sur 100 concernent les ouvriers. Distinct de la structure : une catégorie peut dominer l’emploi sans dominer les départs. Peut décider du profil.</w:t>
+                <w:color w:val="1F2933"/>
+                <w:sz w:val="23"/>
+                <w:szCs w:val="23"/>
+              </w:rPr>
+              <w:t xml:space="preserve">Ici, 12 sur 100 : la part de l’emploi actuel à remplacer. Ce n’est pas un taux de recrutement observé. Classée faible, modérée ou élevée.</w:t>
             </w:r>
           </w:p>
         </w:tc>
@@ -853,7 +541,7 @@
     </w:tbl>
     <w:p>
       <w:pPr>
-        <w:spacing w:after="0" w:before="0" w:line="100" w:lineRule="exact"/>
+        <w:spacing w:after="0" w:before="0" w:line="160" w:lineRule="exact"/>
       </w:pPr>
       <w:r>
         <w:rPr>
@@ -867,7 +555,7 @@
     </w:p>
     <w:tbl>
       <w:tblPr>
-        <w:tblW w:type="dxa" w:w="15700"/>
+        <w:tblW w:type="dxa" w:w="15478"/>
         <w:tblBorders>
           <w:top w:val="single" w:color="auto" w:sz="4"/>
           <w:left w:val="single" w:color="auto" w:sz="4"/>
@@ -879,9 +567,9 @@
         <w:tblLayout w:type="fixed"/>
       </w:tblPr>
       <w:tblGrid>
-        <w:gridCol w:w="8300"/>
+        <w:gridCol w:w="7639"/>
         <w:gridCol w:w="200"/>
-        <w:gridCol w:w="7200"/>
+        <w:gridCol w:w="7639"/>
       </w:tblGrid>
       <w:tr>
         <w:trPr>
@@ -889,7 +577,7 @@
         </w:trPr>
         <w:tc>
           <w:tcPr>
-            <w:tcW w:type="dxa" w:w="8300"/>
+            <w:tcW w:type="dxa" w:w="7639"/>
             <w:tcBorders>
               <w:top w:val="none" w:color="FFFFFF" w:sz="0"/>
               <w:left w:val="none" w:color="FFFFFF" w:sz="0"/>
@@ -898,33 +586,44 @@
             </w:tcBorders>
             <w:shd w:fill="F5F7FA" w:color="auto" w:val="clear"/>
             <w:tcMar>
-              <w:top w:type="dxa" w:w="110"/>
-              <w:left w:type="dxa" w:w="130"/>
-              <w:bottom w:type="dxa" w:w="110"/>
-              <w:right w:type="dxa" w:w="130"/>
+              <w:top w:type="dxa" w:w="150"/>
+              <w:left w:type="dxa" w:w="170"/>
+              <w:bottom w:type="dxa" w:w="150"/>
+              <w:right w:type="dxa" w:w="170"/>
             </w:tcMar>
             <w:vAlign w:val="top"/>
           </w:tcPr>
           <w:p>
             <w:pPr>
-              <w:spacing w:after="20" w:before="50" w:line="250"/>
-            </w:pPr>
+              <w:spacing w:after="40" w:before="0" w:line="250"/>
+            </w:pPr>
+            <w:r>
+              <w:rPr>
+                <w:rFonts w:ascii="Calibri" w:cs="Calibri" w:eastAsia="Calibri" w:hAnsi="Calibri"/>
+                <w:b/>
+                <w:bCs/>
+                <w:color w:val="B2182B"/>
+                <w:sz w:val="26"/>
+                <w:szCs w:val="26"/>
+              </w:rPr>
+              <w:t xml:space="preserve">4   </w:t>
+            </w:r>
             <w:r>
               <w:rPr>
                 <w:rFonts w:ascii="Calibri" w:cs="Calibri" w:eastAsia="Calibri" w:hAnsi="Calibri"/>
                 <w:b/>
                 <w:bCs/>
                 <w:color w:val="1E3A5F"/>
-                <w:spacing w:val="15"/>
-                <w:sz w:val="14"/>
-                <w:szCs w:val="14"/>
-              </w:rPr>
-              <w:t xml:space="preserve">VOLUME ET INTENSITÉ : DEUX DÉPARTEMENTS, DEUX LECTURES</w:t>
-            </w:r>
-          </w:p>
-          <w:p>
-            <w:pPr>
-              <w:spacing w:after="40" w:before="0" w:line="235"/>
+                <w:spacing w:val="14"/>
+                <w:sz w:val="21"/>
+                <w:szCs w:val="21"/>
+              </w:rPr>
+              <w:t xml:space="preserve">LA STRUCTURE DE L’EMPLOI</w:t>
+            </w:r>
+          </w:p>
+          <w:p>
+            <w:pPr>
+              <w:spacing w:after="60" w:before="0" w:line="250"/>
             </w:pPr>
             <w:r>
               <w:rPr>
@@ -932,10 +631,10 @@
                 <w:b/>
                 <w:bCs/>
                 <w:color w:val="1F2933"/>
-                <w:sz w:val="18"/>
-                <w:szCs w:val="18"/>
-              </w:rPr>
-              <w:t xml:space="preserve">A compte deux fois plus de départs. Pourtant, B est proportionnellement cinq fois plus concerné.</w:t>
+                <w:sz w:val="23"/>
+                <w:szCs w:val="23"/>
+              </w:rPr>
+              <w:t xml:space="preserve">Quels salariés sont les plus représentés aujourd’hui ?</w:t>
             </w:r>
           </w:p>
           <w:p>
@@ -945,9 +644,9 @@
             <w:r>
               <w:drawing>
                 <wp:inline distT="0" distB="0" distL="0" distR="0">
-                  <wp:extent cx="5048250" cy="2085975"/>
+                  <wp:extent cx="3143250" cy="1362075"/>
                   <wp:effectExtent t="0" r="0" b="0" l="0"/>
-                  <wp:docPr id="6" name="" descr="" title=""/>
+                  <wp:docPr id="4" name="" descr="" title=""/>
                   <wp:cNvGraphicFramePr>
                     <a:graphicFrameLocks xmlns:a="http://schemas.openxmlformats.org/drawingml/2006/main" noChangeAspect="1"/>
                   </wp:cNvGraphicFramePr>
@@ -970,7 +669,7 @@
                         <pic:spPr bwMode="auto">
                           <a:xfrm>
                             <a:off x="0" y="0"/>
-                            <a:ext cx="5048250" cy="2085975"/>
+                            <a:ext cx="3143250" cy="1362075"/>
                           </a:xfrm>
                           <a:prstGeom prst="rect">
                             <a:avLst/>
@@ -990,11 +689,11 @@
             <w:r>
               <w:rPr>
                 <w:rFonts w:ascii="Calibri" w:cs="Calibri" w:eastAsia="Calibri" w:hAnsi="Calibri"/>
-                <w:color w:val="3E4C59"/>
-                <w:sz w:val="15"/>
-                <w:szCs w:val="15"/>
-              </w:rPr>
-              <w:t xml:space="preserve">Volume : combien de départs ? Intensité : quelle part de l’emploi actuel représentent-ils ? Exemples entièrement fictifs : ces taux illustrent une ampleur de renouvellement, pas une pénurie démontrée.</w:t>
+                <w:color w:val="1F2933"/>
+                <w:sz w:val="23"/>
+                <w:szCs w:val="23"/>
+              </w:rPr>
+              <w:t xml:space="preserve">Une catégorie est « dominante » si elle atteint une part suffisante de l’emploi, sinon la structure est « mixte ». Ici, les ouvriers : 55 % de l’emploi. La structure décrit le département ; elle n’entre pas dans le choix du profil.</w:t>
             </w:r>
           </w:p>
         </w:tc>
@@ -1032,7 +731,7 @@
         </w:tc>
         <w:tc>
           <w:tcPr>
-            <w:tcW w:type="dxa" w:w="7200"/>
+            <w:tcW w:type="dxa" w:w="7639"/>
             <w:tcBorders>
               <w:top w:val="none" w:color="FFFFFF" w:sz="0"/>
               <w:left w:val="none" w:color="FFFFFF" w:sz="0"/>
@@ -1041,47 +740,425 @@
             </w:tcBorders>
             <w:shd w:fill="F5F7FA" w:color="auto" w:val="clear"/>
             <w:tcMar>
-              <w:top w:type="dxa" w:w="110"/>
-              <w:left w:type="dxa" w:w="130"/>
-              <w:bottom w:type="dxa" w:w="110"/>
-              <w:right w:type="dxa" w:w="130"/>
+              <w:top w:type="dxa" w:w="150"/>
+              <w:left w:type="dxa" w:w="170"/>
+              <w:bottom w:type="dxa" w:w="150"/>
+              <w:right w:type="dxa" w:w="170"/>
             </w:tcMar>
             <w:vAlign w:val="top"/>
           </w:tcPr>
           <w:p>
             <w:pPr>
-              <w:spacing w:after="20" w:before="50" w:line="250"/>
-            </w:pPr>
+              <w:spacing w:after="40" w:before="0" w:line="250"/>
+            </w:pPr>
+            <w:r>
+              <w:rPr>
+                <w:rFonts w:ascii="Calibri" w:cs="Calibri" w:eastAsia="Calibri" w:hAnsi="Calibri"/>
+                <w:b/>
+                <w:bCs/>
+                <w:color w:val="B2182B"/>
+                <w:sz w:val="26"/>
+                <w:szCs w:val="26"/>
+              </w:rPr>
+              <w:t xml:space="preserve">5   </w:t>
+            </w:r>
             <w:r>
               <w:rPr>
                 <w:rFonts w:ascii="Calibri" w:cs="Calibri" w:eastAsia="Calibri" w:hAnsi="Calibri"/>
                 <w:b/>
                 <w:bCs/>
                 <w:color w:val="1E3A5F"/>
-                <w:spacing w:val="15"/>
-                <w:sz w:val="14"/>
-                <w:szCs w:val="14"/>
+                <w:spacing w:val="14"/>
+                <w:sz w:val="21"/>
+                <w:szCs w:val="21"/>
+              </w:rPr>
+              <w:t xml:space="preserve">LA CONCENTRATION DES DÉPARTS</w:t>
+            </w:r>
+          </w:p>
+          <w:p>
+            <w:pPr>
+              <w:spacing w:after="60" w:before="0" w:line="250"/>
+            </w:pPr>
+            <w:r>
+              <w:rPr>
+                <w:rFonts w:ascii="Calibri" w:cs="Calibri" w:eastAsia="Calibri" w:hAnsi="Calibri"/>
+                <w:b/>
+                <w:bCs/>
+                <w:color w:val="1F2933"/>
+                <w:sz w:val="23"/>
+                <w:szCs w:val="23"/>
+              </w:rPr>
+              <w:t xml:space="preserve">Les départs concernent-ils surtout une catégorie de salariés ?</w:t>
+            </w:r>
+          </w:p>
+          <w:p>
+            <w:pPr>
+              <w:spacing w:after="40" w:before="40"/>
+            </w:pPr>
+            <w:r>
+              <w:drawing>
+                <wp:inline distT="0" distB="0" distL="0" distR="0">
+                  <wp:extent cx="3143250" cy="1362075"/>
+                  <wp:effectExtent t="0" r="0" b="0" l="0"/>
+                  <wp:docPr id="5" name="" descr="" title=""/>
+                  <wp:cNvGraphicFramePr>
+                    <a:graphicFrameLocks xmlns:a="http://schemas.openxmlformats.org/drawingml/2006/main" noChangeAspect="1"/>
+                  </wp:cNvGraphicFramePr>
+                  <a:graphic xmlns:a="http://schemas.openxmlformats.org/drawingml/2006/main">
+                    <a:graphicData uri="http://schemas.openxmlformats.org/drawingml/2006/picture">
+                      <pic:pic xmlns:pic="http://schemas.openxmlformats.org/drawingml/2006/picture">
+                        <pic:nvPicPr>
+                          <pic:cNvPr id="0" name="" descr=""/>
+                          <pic:cNvPicPr>
+                            <a:picLocks noChangeAspect="1" noChangeArrowheads="1"/>
+                          </pic:cNvPicPr>
+                        </pic:nvPicPr>
+                        <pic:blipFill>
+                          <a:blip r:embed="rId15" cstate="none"/>
+                          <a:srcRect/>
+                          <a:stretch>
+                            <a:fillRect/>
+                          </a:stretch>
+                        </pic:blipFill>
+                        <pic:spPr bwMode="auto">
+                          <a:xfrm>
+                            <a:off x="0" y="0"/>
+                            <a:ext cx="3143250" cy="1362075"/>
+                          </a:xfrm>
+                          <a:prstGeom prst="rect">
+                            <a:avLst/>
+                          </a:prstGeom>
+                        </pic:spPr>
+                      </pic:pic>
+                    </a:graphicData>
+                  </a:graphic>
+                </wp:inline>
+              </w:drawing>
+            </w:r>
+          </w:p>
+          <w:p>
+            <w:pPr>
+              <w:spacing w:after="0" w:before="0" w:line="240"/>
+            </w:pPr>
+            <w:r>
+              <w:rPr>
+                <w:rFonts w:ascii="Calibri" w:cs="Calibri" w:eastAsia="Calibri" w:hAnsi="Calibri"/>
+                <w:color w:val="1F2933"/>
+                <w:sz w:val="23"/>
+                <w:szCs w:val="23"/>
+              </w:rPr>
+              <w:t xml:space="preserve">Ici, 70 départs sur 100 concernent les ouvriers. À ne pas confondre avec la structure : une catégorie peut dominer l’emploi sans dominer les départs. La concentration peut décider du profil.</w:t>
+            </w:r>
+          </w:p>
+        </w:tc>
+      </w:tr>
+    </w:tbl>
+    <w:p>
+      <w:pPr>
+        <w:sectPr>
+          <w:footerReference w:type="default" r:id="rId6"/>
+          <w:pgSz w:w="16838" w:h="11906" w:orient="landscape"/>
+          <w:pgMar w:top="480" w:right="680" w:bottom="400" w:left="680" w:header="708" w:footer="708" w:gutter="0"/>
+          <w:pgNumType/>
+          <w:docGrid w:linePitch="360"/>
+        </w:sectPr>
+      </w:pPr>
+    </w:p>
+    <w:p>
+      <w:pPr>
+        <w:spacing w:after="60" w:before="0" w:line="240"/>
+      </w:pPr>
+      <w:r>
+        <w:rPr>
+          <w:rFonts w:ascii="Calibri" w:cs="Calibri" w:eastAsia="Calibri" w:hAnsi="Calibri"/>
+          <w:b/>
+          <w:bCs/>
+          <w:color w:val="3E4C59"/>
+          <w:spacing w:val="25"/>
+          <w:sz w:val="17"/>
+          <w:szCs w:val="17"/>
+        </w:rPr>
+        <w:t xml:space="preserve">Typologie des territoires BITD  ·  fiche de lecture  ·  2 / 4</w:t>
+      </w:r>
+    </w:p>
+    <w:p>
+      <w:pPr>
+        <w:spacing w:after="40" w:before="0" w:line="300"/>
+      </w:pPr>
+      <w:r>
+        <w:rPr>
+          <w:rFonts w:ascii="Calibri" w:cs="Calibri" w:eastAsia="Calibri" w:hAnsi="Calibri"/>
+          <w:b/>
+          <w:bCs/>
+          <w:color w:val="1E3A5F"/>
+          <w:sz w:val="46"/>
+          <w:szCs w:val="46"/>
+        </w:rPr>
+        <w:t xml:space="preserve">Pourquoi un profil plutôt qu’un autre ?</w:t>
+      </w:r>
+    </w:p>
+    <w:p>
+      <w:pPr>
+        <w:spacing w:after="60" w:before="0" w:line="255"/>
+      </w:pPr>
+      <w:r>
+        <w:rPr>
+          <w:rFonts w:ascii="Calibri" w:cs="Calibri" w:eastAsia="Calibri" w:hAnsi="Calibri"/>
+          <w:color w:val="1F2933"/>
+          <w:sz w:val="24"/>
+          <w:szCs w:val="24"/>
+        </w:rPr>
+        <w:t xml:space="preserve">Deux départements peuvent compter des volumes de départs très différents et rencontrer des enjeux de renouvellement inverses. Le profil est ensuite attribué par des règles ordonnées, jamais par un score.</w:t>
+      </w:r>
+    </w:p>
+    <w:p>
+      <w:pPr>
+        <w:pBdr>
+          <w:bottom w:val="single" w:color="D9DEE5" w:sz="6" w:space="1"/>
+        </w:pBdr>
+        <w:spacing w:after="60" w:before="20"/>
+      </w:pPr>
+      <w:r>
+        <w:rPr>
+          <w:rFonts w:ascii="Calibri" w:cs="Calibri" w:eastAsia="Calibri" w:hAnsi="Calibri"/>
+          <w:color w:val="1F2933"/>
+          <w:sz w:val="2"/>
+          <w:szCs w:val="2"/>
+        </w:rPr>
+        <w:t xml:space="preserve"/>
+      </w:r>
+    </w:p>
+    <w:tbl>
+      <w:tblPr>
+        <w:tblW w:type="dxa" w:w="15478"/>
+        <w:tblBorders>
+          <w:top w:val="single" w:color="auto" w:sz="4"/>
+          <w:left w:val="single" w:color="auto" w:sz="4"/>
+          <w:bottom w:val="single" w:color="auto" w:sz="4"/>
+          <w:right w:val="single" w:color="auto" w:sz="4"/>
+          <w:insideH w:val="single" w:color="auto" w:sz="4"/>
+          <w:insideV w:val="single" w:color="auto" w:sz="4"/>
+        </w:tblBorders>
+        <w:tblLayout w:type="fixed"/>
+      </w:tblPr>
+      <w:tblGrid>
+        <w:gridCol w:w="7800"/>
+        <w:gridCol w:w="200"/>
+        <w:gridCol w:w="7478"/>
+      </w:tblGrid>
+      <w:tr>
+        <w:trPr>
+          <w:cantSplit/>
+        </w:trPr>
+        <w:tc>
+          <w:tcPr>
+            <w:tcW w:type="dxa" w:w="7800"/>
+            <w:tcBorders>
+              <w:top w:val="none" w:color="FFFFFF" w:sz="0"/>
+              <w:left w:val="none" w:color="FFFFFF" w:sz="0"/>
+              <w:bottom w:val="none" w:color="FFFFFF" w:sz="0"/>
+              <w:right w:val="none" w:color="FFFFFF" w:sz="0"/>
+            </w:tcBorders>
+            <w:shd w:fill="F5F7FA" w:color="auto" w:val="clear"/>
+            <w:tcMar>
+              <w:top w:type="dxa" w:w="150"/>
+              <w:left w:type="dxa" w:w="170"/>
+              <w:bottom w:type="dxa" w:w="150"/>
+              <w:right w:type="dxa" w:w="170"/>
+            </w:tcMar>
+            <w:vAlign w:val="top"/>
+          </w:tcPr>
+          <w:p>
+            <w:pPr>
+              <w:spacing w:after="50" w:before="60" w:line="250"/>
+            </w:pPr>
+            <w:r>
+              <w:rPr>
+                <w:rFonts w:ascii="Calibri" w:cs="Calibri" w:eastAsia="Calibri" w:hAnsi="Calibri"/>
+                <w:b/>
+                <w:bCs/>
+                <w:color w:val="1E3A5F"/>
+                <w:spacing w:val="16"/>
+                <w:sz w:val="17"/>
+                <w:szCs w:val="17"/>
+              </w:rPr>
+              <w:t xml:space="preserve">VOLUME ET INTENSITÉ : DEUX DÉPARTEMENTS, DEUX LECTURES</w:t>
+            </w:r>
+          </w:p>
+          <w:p>
+            <w:pPr>
+              <w:spacing w:after="80" w:before="0" w:line="260"/>
+            </w:pPr>
+            <w:r>
+              <w:rPr>
+                <w:rFonts w:ascii="Calibri" w:cs="Calibri" w:eastAsia="Calibri" w:hAnsi="Calibri"/>
+                <w:b/>
+                <w:bCs/>
+                <w:color w:val="1F2933"/>
+                <w:sz w:val="23"/>
+                <w:szCs w:val="23"/>
+              </w:rPr>
+              <w:t xml:space="preserve">Le département A compte deux fois plus de départs. Pourtant, le département B est proportionnellement cinq fois plus concerné.</w:t>
+            </w:r>
+          </w:p>
+          <w:p>
+            <w:pPr>
+              <w:spacing w:after="40" w:before="40"/>
+            </w:pPr>
+            <w:r>
+              <w:drawing>
+                <wp:inline distT="0" distB="0" distL="0" distR="0">
+                  <wp:extent cx="5143500" cy="2124075"/>
+                  <wp:effectExtent t="0" r="0" b="0" l="0"/>
+                  <wp:docPr id="6" name="" descr="" title=""/>
+                  <wp:cNvGraphicFramePr>
+                    <a:graphicFrameLocks xmlns:a="http://schemas.openxmlformats.org/drawingml/2006/main" noChangeAspect="1"/>
+                  </wp:cNvGraphicFramePr>
+                  <a:graphic xmlns:a="http://schemas.openxmlformats.org/drawingml/2006/main">
+                    <a:graphicData uri="http://schemas.openxmlformats.org/drawingml/2006/picture">
+                      <pic:pic xmlns:pic="http://schemas.openxmlformats.org/drawingml/2006/picture">
+                        <pic:nvPicPr>
+                          <pic:cNvPr id="0" name="" descr=""/>
+                          <pic:cNvPicPr>
+                            <a:picLocks noChangeAspect="1" noChangeArrowheads="1"/>
+                          </pic:cNvPicPr>
+                        </pic:nvPicPr>
+                        <pic:blipFill>
+                          <a:blip r:embed="rId16" cstate="none"/>
+                          <a:srcRect/>
+                          <a:stretch>
+                            <a:fillRect/>
+                          </a:stretch>
+                        </pic:blipFill>
+                        <pic:spPr bwMode="auto">
+                          <a:xfrm>
+                            <a:off x="0" y="0"/>
+                            <a:ext cx="5143500" cy="2124075"/>
+                          </a:xfrm>
+                          <a:prstGeom prst="rect">
+                            <a:avLst/>
+                          </a:prstGeom>
+                        </pic:spPr>
+                      </pic:pic>
+                    </a:graphicData>
+                  </a:graphic>
+                </wp:inline>
+              </w:drawing>
+            </w:r>
+          </w:p>
+          <w:p>
+            <w:pPr>
+              <w:spacing w:after="60" w:before="0" w:line="240"/>
+            </w:pPr>
+            <w:r>
+              <w:rPr>
+                <w:rFonts w:ascii="Calibri" w:cs="Calibri" w:eastAsia="Calibri" w:hAnsi="Calibri"/>
+                <w:color w:val="1F2933"/>
+                <w:sz w:val="21"/>
+                <w:szCs w:val="21"/>
+              </w:rPr>
+              <w:t xml:space="preserve">Volume : combien de départs ? Intensité : quelle part de l’emploi actuel représentent-ils ?</w:t>
+            </w:r>
+          </w:p>
+          <w:p>
+            <w:pPr>
+              <w:spacing w:after="0" w:before="0" w:line="240"/>
+            </w:pPr>
+            <w:r>
+              <w:rPr>
+                <w:rFonts w:ascii="Calibri" w:cs="Calibri" w:eastAsia="Calibri" w:hAnsi="Calibri"/>
+                <w:color w:val="3E4C59"/>
+                <w:sz w:val="19"/>
+                <w:szCs w:val="19"/>
+              </w:rPr>
+              <w:t xml:space="preserve">Exemples entièrement fictifs. Ces taux illustrent une ampleur de renouvellement, pas une pénurie démontrée.</w:t>
+            </w:r>
+          </w:p>
+        </w:tc>
+        <w:tc>
+          <w:tcPr>
+            <w:tcW w:type="dxa" w:w="200"/>
+            <w:tcBorders>
+              <w:top w:val="none" w:color="FFFFFF" w:sz="0"/>
+              <w:left w:val="none" w:color="FFFFFF" w:sz="0"/>
+              <w:bottom w:val="none" w:color="FFFFFF" w:sz="0"/>
+              <w:right w:val="none" w:color="FFFFFF" w:sz="0"/>
+            </w:tcBorders>
+            <w:tcMar>
+              <w:top w:type="dxa" w:w="0"/>
+              <w:left w:type="dxa" w:w="0"/>
+              <w:bottom w:type="dxa" w:w="0"/>
+              <w:right w:type="dxa" w:w="0"/>
+            </w:tcMar>
+            <w:vAlign w:val="top"/>
+          </w:tcPr>
+          <w:p>
+            <w:pPr>
+              <w:spacing w:after="0" w:before="0" w:line="20" w:lineRule="exact"/>
+            </w:pPr>
+            <w:r>
+              <w:rPr>
+                <w:rFonts w:ascii="Calibri" w:cs="Calibri" w:eastAsia="Calibri" w:hAnsi="Calibri"/>
+                <w:color w:val="1F2933"/>
+                <w:sz w:val="4"/>
+                <w:szCs w:val="4"/>
+              </w:rPr>
+              <w:t xml:space="preserve"/>
+            </w:r>
+          </w:p>
+        </w:tc>
+        <w:tc>
+          <w:tcPr>
+            <w:tcW w:type="dxa" w:w="7478"/>
+            <w:tcBorders>
+              <w:top w:val="none" w:color="FFFFFF" w:sz="0"/>
+              <w:left w:val="none" w:color="FFFFFF" w:sz="0"/>
+              <w:bottom w:val="none" w:color="FFFFFF" w:sz="0"/>
+              <w:right w:val="none" w:color="FFFFFF" w:sz="0"/>
+            </w:tcBorders>
+            <w:shd w:fill="F5F7FA" w:color="auto" w:val="clear"/>
+            <w:tcMar>
+              <w:top w:type="dxa" w:w="150"/>
+              <w:left w:type="dxa" w:w="170"/>
+              <w:bottom w:type="dxa" w:w="150"/>
+              <w:right w:type="dxa" w:w="170"/>
+            </w:tcMar>
+            <w:vAlign w:val="top"/>
+          </w:tcPr>
+          <w:p>
+            <w:pPr>
+              <w:spacing w:after="50" w:before="60" w:line="250"/>
+            </w:pPr>
+            <w:r>
+              <w:rPr>
+                <w:rFonts w:ascii="Calibri" w:cs="Calibri" w:eastAsia="Calibri" w:hAnsi="Calibri"/>
+                <w:b/>
+                <w:bCs/>
+                <w:color w:val="1E3A5F"/>
+                <w:spacing w:val="16"/>
+                <w:sz w:val="17"/>
+                <w:szCs w:val="17"/>
               </w:rPr>
               <w:t xml:space="preserve">DES INDICATEURS AU PROFIL : LA PREMIÈRE RÈGLE QUI S’APPLIQUE L’EMPORTE</w:t>
             </w:r>
           </w:p>
           <w:p>
             <w:pPr>
-              <w:spacing w:after="40" w:before="0" w:line="240"/>
-            </w:pPr>
-            <w:r>
-              <w:rPr>
-                <w:rFonts w:ascii="Calibri" w:cs="Calibri" w:eastAsia="Calibri" w:hAnsi="Calibri"/>
-                <w:color w:val="3E4C59"/>
-                <w:sz w:val="15"/>
-                <w:szCs w:val="15"/>
-              </w:rPr>
-              <w:t xml:space="preserve">Règles examinées dans l’ordre : situations à expertiser et petites implantations d’abord, puis le premier profil dont la condition est remplie. Aucun score, aucune addition d’indicateurs.</w:t>
+              <w:spacing w:after="60" w:before="0" w:line="240"/>
+            </w:pPr>
+            <w:r>
+              <w:rPr>
+                <w:rFonts w:ascii="Calibri" w:cs="Calibri" w:eastAsia="Calibri" w:hAnsi="Calibri"/>
+                <w:color w:val="1F2933"/>
+                <w:sz w:val="20"/>
+                <w:szCs w:val="20"/>
+              </w:rPr>
+              <w:t xml:space="preserve">Les règles sont examinées dans l’ordre : situations à expertiser et petites implantations d’abord, puis le premier profil dont la condition est remplie. Aucun score, aucune addition d’indicateurs.</w:t>
             </w:r>
           </w:p>
           <w:tbl>
             <w:tblPr>
-              <w:tblW w:type="dxa" w:w="6940"/>
+              <w:tblW w:type="dxa" w:w="7138"/>
               <w:tblBorders>
                 <w:top w:val="single" w:color="auto" w:sz="4"/>
                 <w:left w:val="single" w:color="auto" w:sz="4"/>
@@ -1093,14 +1170,14 @@
               <w:tblLayout w:type="fixed"/>
             </w:tblPr>
             <w:tblGrid>
-              <w:gridCol w:w="330"/>
-              <w:gridCol w:w="3510"/>
-              <w:gridCol w:w="3100"/>
+              <w:gridCol w:w="380"/>
+              <w:gridCol w:w="3379"/>
+              <w:gridCol w:w="3379"/>
             </w:tblGrid>
             <w:tr>
               <w:tc>
                 <w:tcPr>
-                  <w:tcW w:type="dxa" w:w="330"/>
+                  <w:tcW w:type="dxa" w:w="380"/>
                   <w:tcBorders>
                     <w:top w:val="none" w:color="FFFFFF" w:sz="0"/>
                     <w:left w:val="none" w:color="FFFFFF" w:sz="0"/>
@@ -1132,7 +1209,7 @@
               </w:tc>
               <w:tc>
                 <w:tcPr>
-                  <w:tcW w:type="dxa" w:w="3510"/>
+                  <w:tcW w:type="dxa" w:w="3379"/>
                   <w:tcBorders>
                     <w:top w:val="none" w:color="FFFFFF" w:sz="0"/>
                     <w:left w:val="none" w:color="FFFFFF" w:sz="0"/>
@@ -1140,9 +1217,9 @@
                     <w:right w:val="none" w:color="FFFFFF" w:sz="0"/>
                   </w:tcBorders>
                   <w:tcMar>
-                    <w:top w:type="dxa" w:w="6"/>
+                    <w:top w:type="dxa" w:w="10"/>
                     <w:left w:type="dxa" w:w="60"/>
-                    <w:bottom w:type="dxa" w:w="6"/>
+                    <w:bottom w:type="dxa" w:w="10"/>
                     <w:right w:type="dxa" w:w="60"/>
                   </w:tcMar>
                   <w:vAlign w:val="top"/>
@@ -1157,9 +1234,9 @@
                       <w:b/>
                       <w:bCs/>
                       <w:color w:val="3E4C59"/>
-                      <w:spacing w:val="12"/>
-                      <w:sz w:val="13"/>
-                      <w:szCs w:val="13"/>
+                      <w:spacing w:val="14"/>
+                      <w:sz w:val="16"/>
+                      <w:szCs w:val="16"/>
                     </w:rPr>
                     <w:t xml:space="preserve">SI…</w:t>
                   </w:r>
@@ -1167,7 +1244,7 @@
               </w:tc>
               <w:tc>
                 <w:tcPr>
-                  <w:tcW w:type="dxa" w:w="3100"/>
+                  <w:tcW w:type="dxa" w:w="3379"/>
                   <w:tcBorders>
                     <w:top w:val="none" w:color="FFFFFF" w:sz="0"/>
                     <w:left w:val="none" w:color="FFFFFF" w:sz="0"/>
@@ -1175,9 +1252,9 @@
                     <w:right w:val="none" w:color="FFFFFF" w:sz="0"/>
                   </w:tcBorders>
                   <w:tcMar>
-                    <w:top w:type="dxa" w:w="6"/>
+                    <w:top w:type="dxa" w:w="10"/>
                     <w:left w:type="dxa" w:w="60"/>
-                    <w:bottom w:type="dxa" w:w="6"/>
+                    <w:bottom w:type="dxa" w:w="10"/>
                     <w:right w:type="dxa" w:w="60"/>
                   </w:tcMar>
                   <w:vAlign w:val="top"/>
@@ -1192,9 +1269,9 @@
                       <w:b/>
                       <w:bCs/>
                       <w:color w:val="3E4C59"/>
-                      <w:spacing w:val="12"/>
-                      <w:sz w:val="13"/>
-                      <w:szCs w:val="13"/>
+                      <w:spacing w:val="14"/>
+                      <w:sz w:val="16"/>
+                      <w:szCs w:val="16"/>
                     </w:rPr>
                     <w:t xml:space="preserve">ALORS LE PROFIL EST…</w:t>
                   </w:r>
@@ -1207,7 +1284,7 @@
               </w:trPr>
               <w:tc>
                 <w:tcPr>
-                  <w:tcW w:type="dxa" w:w="330"/>
+                  <w:tcW w:type="dxa" w:w="380"/>
                   <w:tcBorders>
                     <w:top w:val="none" w:color="FFFFFF" w:sz="0"/>
                     <w:left w:val="none" w:color="FFFFFF" w:sz="0"/>
@@ -1215,9 +1292,9 @@
                     <w:right w:val="none" w:color="FFFFFF" w:sz="0"/>
                   </w:tcBorders>
                   <w:tcMar>
-                    <w:top w:type="dxa" w:w="8"/>
+                    <w:top w:type="dxa" w:w="12"/>
                     <w:left w:type="dxa" w:w="40"/>
-                    <w:bottom w:type="dxa" w:w="8"/>
+                    <w:bottom w:type="dxa" w:w="12"/>
                     <w:right w:type="dxa" w:w="40"/>
                   </w:tcMar>
                   <w:vAlign w:val="top"/>
@@ -1232,8 +1309,8 @@
                       <w:b/>
                       <w:bCs/>
                       <w:color w:val="3E4C59"/>
-                      <w:sz w:val="15"/>
-                      <w:szCs w:val="15"/>
+                      <w:sz w:val="19"/>
+                      <w:szCs w:val="19"/>
                     </w:rPr>
                     <w:t xml:space="preserve">1</w:t>
                   </w:r>
@@ -1241,7 +1318,7 @@
               </w:tc>
               <w:tc>
                 <w:tcPr>
-                  <w:tcW w:type="dxa" w:w="3510"/>
+                  <w:tcW w:type="dxa" w:w="3379"/>
                   <w:tcBorders>
                     <w:top w:val="none" w:color="FFFFFF" w:sz="0"/>
                     <w:left w:val="none" w:color="FFFFFF" w:sz="0"/>
@@ -1249,23 +1326,23 @@
                     <w:right w:val="none" w:color="FFFFFF" w:sz="0"/>
                   </w:tcBorders>
                   <w:tcMar>
-                    <w:top w:type="dxa" w:w="8"/>
+                    <w:top w:type="dxa" w:w="12"/>
                     <w:left w:type="dxa" w:w="60"/>
-                    <w:bottom w:type="dxa" w:w="8"/>
+                    <w:bottom w:type="dxa" w:w="12"/>
                     <w:right w:type="dxa" w:w="60"/>
                   </w:tcMar>
                   <w:vAlign w:val="top"/>
                 </w:tcPr>
                 <w:p>
                   <w:pPr>
-                    <w:spacing w:after="0" w:before="0" w:line="215"/>
+                    <w:spacing w:after="0" w:before="0" w:line="230"/>
                   </w:pPr>
                   <w:r>
                     <w:rPr>
                       <w:rFonts w:ascii="Calibri" w:cs="Calibri" w:eastAsia="Calibri" w:hAnsi="Calibri"/>
                       <w:color w:val="1F2933"/>
-                      <w:sz w:val="15"/>
-                      <w:szCs w:val="15"/>
+                      <w:sz w:val="19"/>
+                      <w:szCs w:val="19"/>
                     </w:rPr>
                     <w:t xml:space="preserve">un indicateur de classement manque</w:t>
                   </w:r>
@@ -1273,7 +1350,7 @@
               </w:tc>
               <w:tc>
                 <w:tcPr>
-                  <w:tcW w:type="dxa" w:w="3100"/>
+                  <w:tcW w:type="dxa" w:w="3379"/>
                   <w:tcBorders>
                     <w:top w:val="none" w:color="FFFFFF" w:sz="0"/>
                     <w:left w:val="none" w:color="FFFFFF" w:sz="0"/>
@@ -1281,23 +1358,23 @@
                     <w:right w:val="none" w:color="FFFFFF" w:sz="0"/>
                   </w:tcBorders>
                   <w:tcMar>
-                    <w:top w:type="dxa" w:w="8"/>
+                    <w:top w:type="dxa" w:w="12"/>
                     <w:left w:type="dxa" w:w="60"/>
-                    <w:bottom w:type="dxa" w:w="8"/>
+                    <w:bottom w:type="dxa" w:w="12"/>
                     <w:right w:type="dxa" w:w="60"/>
                   </w:tcMar>
                   <w:vAlign w:val="top"/>
                 </w:tcPr>
                 <w:p>
                   <w:pPr>
-                    <w:spacing w:after="0" w:before="0" w:line="215"/>
+                    <w:spacing w:after="0" w:before="0" w:line="230"/>
                   </w:pPr>
                   <w:r>
                     <w:rPr>
                       <w:rFonts w:ascii="Calibri" w:cs="Calibri" w:eastAsia="Calibri" w:hAnsi="Calibri"/>
                       <w:color w:val="F2C744"/>
-                      <w:sz w:val="18"/>
-                      <w:szCs w:val="18"/>
+                      <w:sz w:val="22"/>
+                      <w:szCs w:val="22"/>
                     </w:rPr>
                     <w:t xml:space="preserve">■ </w:t>
                   </w:r>
@@ -1307,8 +1384,8 @@
                       <w:b/>
                       <w:bCs/>
                       <w:color w:val="1F2933"/>
-                      <w:sz w:val="14"/>
-                      <w:szCs w:val="14"/>
+                      <w:sz w:val="18"/>
+                      <w:szCs w:val="18"/>
                     </w:rPr>
                     <w:t xml:space="preserve">Situation à expertiser</w:t>
                   </w:r>
@@ -1321,7 +1398,7 @@
               </w:trPr>
               <w:tc>
                 <w:tcPr>
-                  <w:tcW w:type="dxa" w:w="330"/>
+                  <w:tcW w:type="dxa" w:w="380"/>
                   <w:tcBorders>
                     <w:top w:val="none" w:color="FFFFFF" w:sz="0"/>
                     <w:left w:val="none" w:color="FFFFFF" w:sz="0"/>
@@ -1329,9 +1406,9 @@
                     <w:right w:val="none" w:color="FFFFFF" w:sz="0"/>
                   </w:tcBorders>
                   <w:tcMar>
-                    <w:top w:type="dxa" w:w="8"/>
+                    <w:top w:type="dxa" w:w="12"/>
                     <w:left w:type="dxa" w:w="40"/>
-                    <w:bottom w:type="dxa" w:w="8"/>
+                    <w:bottom w:type="dxa" w:w="12"/>
                     <w:right w:type="dxa" w:w="40"/>
                   </w:tcMar>
                   <w:vAlign w:val="top"/>
@@ -1346,8 +1423,8 @@
                       <w:b/>
                       <w:bCs/>
                       <w:color w:val="3E4C59"/>
-                      <w:sz w:val="15"/>
-                      <w:szCs w:val="15"/>
+                      <w:sz w:val="19"/>
+                      <w:szCs w:val="19"/>
                     </w:rPr>
                     <w:t xml:space="preserve">2</w:t>
                   </w:r>
@@ -1355,7 +1432,7 @@
               </w:tc>
               <w:tc>
                 <w:tcPr>
-                  <w:tcW w:type="dxa" w:w="3510"/>
+                  <w:tcW w:type="dxa" w:w="3379"/>
                   <w:tcBorders>
                     <w:top w:val="none" w:color="FFFFFF" w:sz="0"/>
                     <w:left w:val="none" w:color="FFFFFF" w:sz="0"/>
@@ -1363,31 +1440,31 @@
                     <w:right w:val="none" w:color="FFFFFF" w:sz="0"/>
                   </w:tcBorders>
                   <w:tcMar>
-                    <w:top w:type="dxa" w:w="8"/>
+                    <w:top w:type="dxa" w:w="12"/>
                     <w:left w:type="dxa" w:w="60"/>
-                    <w:bottom w:type="dxa" w:w="8"/>
+                    <w:bottom w:type="dxa" w:w="12"/>
                     <w:right w:type="dxa" w:w="60"/>
                   </w:tcMar>
                   <w:vAlign w:val="top"/>
                 </w:tcPr>
                 <w:p>
                   <w:pPr>
-                    <w:spacing w:after="0" w:before="0" w:line="215"/>
+                    <w:spacing w:after="0" w:before="0" w:line="230"/>
                   </w:pPr>
                   <w:r>
                     <w:rPr>
                       <w:rFonts w:ascii="Calibri" w:cs="Calibri" w:eastAsia="Calibri" w:hAnsi="Calibri"/>
                       <w:color w:val="1F2933"/>
-                      <w:sz w:val="15"/>
-                      <w:szCs w:val="15"/>
-                    </w:rPr>
-                    <w:t xml:space="preserve">poids faible et intensité extrême (petit effectif)</w:t>
+                      <w:sz w:val="19"/>
+                      <w:szCs w:val="19"/>
+                    </w:rPr>
+                    <w:t xml:space="preserve">poids faible et intensité extrême</w:t>
                   </w:r>
                 </w:p>
               </w:tc>
               <w:tc>
                 <w:tcPr>
-                  <w:tcW w:type="dxa" w:w="3100"/>
+                  <w:tcW w:type="dxa" w:w="3379"/>
                   <w:tcBorders>
                     <w:top w:val="none" w:color="FFFFFF" w:sz="0"/>
                     <w:left w:val="none" w:color="FFFFFF" w:sz="0"/>
@@ -1395,23 +1472,23 @@
                     <w:right w:val="none" w:color="FFFFFF" w:sz="0"/>
                   </w:tcBorders>
                   <w:tcMar>
-                    <w:top w:type="dxa" w:w="8"/>
+                    <w:top w:type="dxa" w:w="12"/>
                     <w:left w:type="dxa" w:w="60"/>
-                    <w:bottom w:type="dxa" w:w="8"/>
+                    <w:bottom w:type="dxa" w:w="12"/>
                     <w:right w:type="dxa" w:w="60"/>
                   </w:tcMar>
                   <w:vAlign w:val="top"/>
                 </w:tcPr>
                 <w:p>
                   <w:pPr>
-                    <w:spacing w:after="0" w:before="0" w:line="215"/>
+                    <w:spacing w:after="0" w:before="0" w:line="230"/>
                   </w:pPr>
                   <w:r>
                     <w:rPr>
                       <w:rFonts w:ascii="Calibri" w:cs="Calibri" w:eastAsia="Calibri" w:hAnsi="Calibri"/>
                       <w:color w:val="F2C744"/>
-                      <w:sz w:val="18"/>
-                      <w:szCs w:val="18"/>
+                      <w:sz w:val="22"/>
+                      <w:szCs w:val="22"/>
                     </w:rPr>
                     <w:t xml:space="preserve">■ </w:t>
                   </w:r>
@@ -1421,8 +1498,8 @@
                       <w:b/>
                       <w:bCs/>
                       <w:color w:val="1F2933"/>
-                      <w:sz w:val="14"/>
-                      <w:szCs w:val="14"/>
+                      <w:sz w:val="18"/>
+                      <w:szCs w:val="18"/>
                     </w:rPr>
                     <w:t xml:space="preserve">Situation à expertiser</w:t>
                   </w:r>
@@ -1435,7 +1512,7 @@
               </w:trPr>
               <w:tc>
                 <w:tcPr>
-                  <w:tcW w:type="dxa" w:w="330"/>
+                  <w:tcW w:type="dxa" w:w="380"/>
                   <w:tcBorders>
                     <w:top w:val="none" w:color="FFFFFF" w:sz="0"/>
                     <w:left w:val="none" w:color="FFFFFF" w:sz="0"/>
@@ -1443,9 +1520,9 @@
                     <w:right w:val="none" w:color="FFFFFF" w:sz="0"/>
                   </w:tcBorders>
                   <w:tcMar>
-                    <w:top w:type="dxa" w:w="8"/>
+                    <w:top w:type="dxa" w:w="12"/>
                     <w:left w:type="dxa" w:w="40"/>
-                    <w:bottom w:type="dxa" w:w="8"/>
+                    <w:bottom w:type="dxa" w:w="12"/>
                     <w:right w:type="dxa" w:w="40"/>
                   </w:tcMar>
                   <w:vAlign w:val="top"/>
@@ -1460,8 +1537,8 @@
                       <w:b/>
                       <w:bCs/>
                       <w:color w:val="3E4C59"/>
-                      <w:sz w:val="15"/>
-                      <w:szCs w:val="15"/>
+                      <w:sz w:val="19"/>
+                      <w:szCs w:val="19"/>
                     </w:rPr>
                     <w:t xml:space="preserve">3</w:t>
                   </w:r>
@@ -1469,7 +1546,7 @@
               </w:tc>
               <w:tc>
                 <w:tcPr>
-                  <w:tcW w:type="dxa" w:w="3510"/>
+                  <w:tcW w:type="dxa" w:w="3379"/>
                   <w:tcBorders>
                     <w:top w:val="none" w:color="FFFFFF" w:sz="0"/>
                     <w:left w:val="none" w:color="FFFFFF" w:sz="0"/>
@@ -1477,23 +1554,23 @@
                     <w:right w:val="none" w:color="FFFFFF" w:sz="0"/>
                   </w:tcBorders>
                   <w:tcMar>
-                    <w:top w:type="dxa" w:w="8"/>
+                    <w:top w:type="dxa" w:w="12"/>
                     <w:left w:type="dxa" w:w="60"/>
-                    <w:bottom w:type="dxa" w:w="8"/>
+                    <w:bottom w:type="dxa" w:w="12"/>
                     <w:right w:type="dxa" w:w="60"/>
                   </w:tcMar>
                   <w:vAlign w:val="top"/>
                 </w:tcPr>
                 <w:p>
                   <w:pPr>
-                    <w:spacing w:after="0" w:before="0" w:line="215"/>
+                    <w:spacing w:after="0" w:before="0" w:line="230"/>
                   </w:pPr>
                   <w:r>
                     <w:rPr>
                       <w:rFonts w:ascii="Calibri" w:cs="Calibri" w:eastAsia="Calibri" w:hAnsi="Calibri"/>
                       <w:color w:val="1F2933"/>
-                      <w:sz w:val="15"/>
-                      <w:szCs w:val="15"/>
+                      <w:sz w:val="19"/>
+                      <w:szCs w:val="19"/>
                     </w:rPr>
                     <w:t xml:space="preserve">poids faible</w:t>
                   </w:r>
@@ -1501,7 +1578,7 @@
               </w:tc>
               <w:tc>
                 <w:tcPr>
-                  <w:tcW w:type="dxa" w:w="3100"/>
+                  <w:tcW w:type="dxa" w:w="3379"/>
                   <w:tcBorders>
                     <w:top w:val="none" w:color="FFFFFF" w:sz="0"/>
                     <w:left w:val="none" w:color="FFFFFF" w:sz="0"/>
@@ -1509,23 +1586,23 @@
                     <w:right w:val="none" w:color="FFFFFF" w:sz="0"/>
                   </w:tcBorders>
                   <w:tcMar>
-                    <w:top w:type="dxa" w:w="8"/>
+                    <w:top w:type="dxa" w:w="12"/>
                     <w:left w:type="dxa" w:w="60"/>
-                    <w:bottom w:type="dxa" w:w="8"/>
+                    <w:bottom w:type="dxa" w:w="12"/>
                     <w:right w:type="dxa" w:w="60"/>
                   </w:tcMar>
                   <w:vAlign w:val="top"/>
                 </w:tcPr>
                 <w:p>
                   <w:pPr>
-                    <w:spacing w:after="0" w:before="0" w:line="215"/>
+                    <w:spacing w:after="0" w:before="0" w:line="230"/>
                   </w:pPr>
                   <w:r>
                     <w:rPr>
                       <w:rFonts w:ascii="Calibri" w:cs="Calibri" w:eastAsia="Calibri" w:hAnsi="Calibri"/>
                       <w:color w:val="B8C4D2"/>
-                      <w:sz w:val="18"/>
-                      <w:szCs w:val="18"/>
+                      <w:sz w:val="22"/>
+                      <w:szCs w:val="22"/>
                     </w:rPr>
                     <w:t xml:space="preserve">■ </w:t>
                   </w:r>
@@ -1535,8 +1612,8 @@
                       <w:b/>
                       <w:bCs/>
                       <w:color w:val="1F2933"/>
-                      <w:sz w:val="14"/>
-                      <w:szCs w:val="14"/>
+                      <w:sz w:val="18"/>
+                      <w:szCs w:val="18"/>
                     </w:rPr>
                     <w:t xml:space="preserve">Implantation réduite</w:t>
                   </w:r>
@@ -1549,7 +1626,7 @@
               </w:trPr>
               <w:tc>
                 <w:tcPr>
-                  <w:tcW w:type="dxa" w:w="330"/>
+                  <w:tcW w:type="dxa" w:w="380"/>
                   <w:tcBorders>
                     <w:top w:val="none" w:color="FFFFFF" w:sz="0"/>
                     <w:left w:val="none" w:color="FFFFFF" w:sz="0"/>
@@ -1557,9 +1634,9 @@
                     <w:right w:val="none" w:color="FFFFFF" w:sz="0"/>
                   </w:tcBorders>
                   <w:tcMar>
-                    <w:top w:type="dxa" w:w="8"/>
+                    <w:top w:type="dxa" w:w="12"/>
                     <w:left w:type="dxa" w:w="40"/>
-                    <w:bottom w:type="dxa" w:w="8"/>
+                    <w:bottom w:type="dxa" w:w="12"/>
                     <w:right w:type="dxa" w:w="40"/>
                   </w:tcMar>
                   <w:vAlign w:val="top"/>
@@ -1574,8 +1651,8 @@
                       <w:b/>
                       <w:bCs/>
                       <w:color w:val="3E4C59"/>
-                      <w:sz w:val="15"/>
-                      <w:szCs w:val="15"/>
+                      <w:sz w:val="19"/>
+                      <w:szCs w:val="19"/>
                     </w:rPr>
                     <w:t xml:space="preserve">4</w:t>
                   </w:r>
@@ -1583,7 +1660,7 @@
               </w:tc>
               <w:tc>
                 <w:tcPr>
-                  <w:tcW w:type="dxa" w:w="3510"/>
+                  <w:tcW w:type="dxa" w:w="3379"/>
                   <w:tcBorders>
                     <w:top w:val="none" w:color="FFFFFF" w:sz="0"/>
                     <w:left w:val="none" w:color="FFFFFF" w:sz="0"/>
@@ -1591,31 +1668,31 @@
                     <w:right w:val="none" w:color="FFFFFF" w:sz="0"/>
                   </w:tcBorders>
                   <w:tcMar>
-                    <w:top w:type="dxa" w:w="8"/>
+                    <w:top w:type="dxa" w:w="12"/>
                     <w:left w:type="dxa" w:w="60"/>
-                    <w:bottom w:type="dxa" w:w="8"/>
+                    <w:bottom w:type="dxa" w:w="12"/>
                     <w:right w:type="dxa" w:w="60"/>
                   </w:tcMar>
                   <w:vAlign w:val="top"/>
                 </w:tcPr>
                 <w:p>
                   <w:pPr>
-                    <w:spacing w:after="0" w:before="0" w:line="215"/>
+                    <w:spacing w:after="0" w:before="0" w:line="230"/>
                   </w:pPr>
                   <w:r>
                     <w:rPr>
                       <w:rFonts w:ascii="Calibri" w:cs="Calibri" w:eastAsia="Calibri" w:hAnsi="Calibri"/>
                       <w:color w:val="1F2933"/>
-                      <w:sz w:val="15"/>
-                      <w:szCs w:val="15"/>
-                    </w:rPr>
-                    <w:t xml:space="preserve">au moins deux indicateurs tout près d’un seuil</w:t>
+                      <w:sz w:val="19"/>
+                      <w:szCs w:val="19"/>
+                    </w:rPr>
+                    <w:t xml:space="preserve">deux indicateurs tout près d’un seuil</w:t>
                   </w:r>
                 </w:p>
               </w:tc>
               <w:tc>
                 <w:tcPr>
-                  <w:tcW w:type="dxa" w:w="3100"/>
+                  <w:tcW w:type="dxa" w:w="3379"/>
                   <w:tcBorders>
                     <w:top w:val="none" w:color="FFFFFF" w:sz="0"/>
                     <w:left w:val="none" w:color="FFFFFF" w:sz="0"/>
@@ -1623,23 +1700,23 @@
                     <w:right w:val="none" w:color="FFFFFF" w:sz="0"/>
                   </w:tcBorders>
                   <w:tcMar>
-                    <w:top w:type="dxa" w:w="8"/>
+                    <w:top w:type="dxa" w:w="12"/>
                     <w:left w:type="dxa" w:w="60"/>
-                    <w:bottom w:type="dxa" w:w="8"/>
+                    <w:bottom w:type="dxa" w:w="12"/>
                     <w:right w:type="dxa" w:w="60"/>
                   </w:tcMar>
                   <w:vAlign w:val="top"/>
                 </w:tcPr>
                 <w:p>
                   <w:pPr>
-                    <w:spacing w:after="0" w:before="0" w:line="215"/>
+                    <w:spacing w:after="0" w:before="0" w:line="230"/>
                   </w:pPr>
                   <w:r>
                     <w:rPr>
                       <w:rFonts w:ascii="Calibri" w:cs="Calibri" w:eastAsia="Calibri" w:hAnsi="Calibri"/>
                       <w:color w:val="F2C744"/>
-                      <w:sz w:val="18"/>
-                      <w:szCs w:val="18"/>
+                      <w:sz w:val="22"/>
+                      <w:szCs w:val="22"/>
                     </w:rPr>
                     <w:t xml:space="preserve">■ </w:t>
                   </w:r>
@@ -1649,8 +1726,8 @@
                       <w:b/>
                       <w:bCs/>
                       <w:color w:val="1F2933"/>
-                      <w:sz w:val="14"/>
-                      <w:szCs w:val="14"/>
+                      <w:sz w:val="18"/>
+                      <w:szCs w:val="18"/>
                     </w:rPr>
                     <w:t xml:space="preserve">Situation à expertiser</w:t>
                   </w:r>
@@ -1663,7 +1740,7 @@
               </w:trPr>
               <w:tc>
                 <w:tcPr>
-                  <w:tcW w:type="dxa" w:w="330"/>
+                  <w:tcW w:type="dxa" w:w="380"/>
                   <w:tcBorders>
                     <w:top w:val="none" w:color="FFFFFF" w:sz="0"/>
                     <w:left w:val="none" w:color="FFFFFF" w:sz="0"/>
@@ -1671,9 +1748,9 @@
                     <w:right w:val="none" w:color="FFFFFF" w:sz="0"/>
                   </w:tcBorders>
                   <w:tcMar>
-                    <w:top w:type="dxa" w:w="8"/>
+                    <w:top w:type="dxa" w:w="12"/>
                     <w:left w:type="dxa" w:w="40"/>
-                    <w:bottom w:type="dxa" w:w="8"/>
+                    <w:bottom w:type="dxa" w:w="12"/>
                     <w:right w:type="dxa" w:w="40"/>
                   </w:tcMar>
                   <w:vAlign w:val="top"/>
@@ -1688,8 +1765,8 @@
                       <w:b/>
                       <w:bCs/>
                       <w:color w:val="3E4C59"/>
-                      <w:sz w:val="15"/>
-                      <w:szCs w:val="15"/>
+                      <w:sz w:val="19"/>
+                      <w:szCs w:val="19"/>
                     </w:rPr>
                     <w:t xml:space="preserve">5</w:t>
                   </w:r>
@@ -1697,7 +1774,7 @@
               </w:tc>
               <w:tc>
                 <w:tcPr>
-                  <w:tcW w:type="dxa" w:w="3510"/>
+                  <w:tcW w:type="dxa" w:w="3379"/>
                   <w:tcBorders>
                     <w:top w:val="none" w:color="FFFFFF" w:sz="0"/>
                     <w:left w:val="none" w:color="FFFFFF" w:sz="0"/>
@@ -1705,31 +1782,31 @@
                     <w:right w:val="none" w:color="FFFFFF" w:sz="0"/>
                   </w:tcBorders>
                   <w:tcMar>
-                    <w:top w:type="dxa" w:w="8"/>
+                    <w:top w:type="dxa" w:w="12"/>
                     <w:left w:type="dxa" w:w="60"/>
-                    <w:bottom w:type="dxa" w:w="8"/>
+                    <w:bottom w:type="dxa" w:w="12"/>
                     <w:right w:type="dxa" w:w="60"/>
                   </w:tcMar>
                   <w:vAlign w:val="top"/>
                 </w:tcPr>
                 <w:p>
                   <w:pPr>
-                    <w:spacing w:after="0" w:before="0" w:line="215"/>
+                    <w:spacing w:after="0" w:before="0" w:line="230"/>
                   </w:pPr>
                   <w:r>
                     <w:rPr>
                       <w:rFonts w:ascii="Calibri" w:cs="Calibri" w:eastAsia="Calibri" w:hAnsi="Calibri"/>
                       <w:color w:val="1F2933"/>
-                      <w:sz w:val="15"/>
-                      <w:szCs w:val="15"/>
-                    </w:rPr>
-                    <w:t xml:space="preserve">volume élevé mais intensité faible (contradiction)</w:t>
+                      <w:sz w:val="19"/>
+                      <w:szCs w:val="19"/>
+                    </w:rPr>
+                    <w:t xml:space="preserve">volume élevé mais intensité faible</w:t>
                   </w:r>
                 </w:p>
               </w:tc>
               <w:tc>
                 <w:tcPr>
-                  <w:tcW w:type="dxa" w:w="3100"/>
+                  <w:tcW w:type="dxa" w:w="3379"/>
                   <w:tcBorders>
                     <w:top w:val="none" w:color="FFFFFF" w:sz="0"/>
                     <w:left w:val="none" w:color="FFFFFF" w:sz="0"/>
@@ -1737,23 +1814,23 @@
                     <w:right w:val="none" w:color="FFFFFF" w:sz="0"/>
                   </w:tcBorders>
                   <w:tcMar>
-                    <w:top w:type="dxa" w:w="8"/>
+                    <w:top w:type="dxa" w:w="12"/>
                     <w:left w:type="dxa" w:w="60"/>
-                    <w:bottom w:type="dxa" w:w="8"/>
+                    <w:bottom w:type="dxa" w:w="12"/>
                     <w:right w:type="dxa" w:w="60"/>
                   </w:tcMar>
                   <w:vAlign w:val="top"/>
                 </w:tcPr>
                 <w:p>
                   <w:pPr>
-                    <w:spacing w:after="0" w:before="0" w:line="215"/>
+                    <w:spacing w:after="0" w:before="0" w:line="230"/>
                   </w:pPr>
                   <w:r>
                     <w:rPr>
                       <w:rFonts w:ascii="Calibri" w:cs="Calibri" w:eastAsia="Calibri" w:hAnsi="Calibri"/>
                       <w:color w:val="F2C744"/>
-                      <w:sz w:val="18"/>
-                      <w:szCs w:val="18"/>
+                      <w:sz w:val="22"/>
+                      <w:szCs w:val="22"/>
                     </w:rPr>
                     <w:t xml:space="preserve">■ </w:t>
                   </w:r>
@@ -1763,8 +1840,8 @@
                       <w:b/>
                       <w:bCs/>
                       <w:color w:val="1F2933"/>
-                      <w:sz w:val="14"/>
-                      <w:szCs w:val="14"/>
+                      <w:sz w:val="18"/>
+                      <w:szCs w:val="18"/>
                     </w:rPr>
                     <w:t xml:space="preserve">Situation à expertiser</w:t>
                   </w:r>
@@ -1777,7 +1854,7 @@
               </w:trPr>
               <w:tc>
                 <w:tcPr>
-                  <w:tcW w:type="dxa" w:w="330"/>
+                  <w:tcW w:type="dxa" w:w="380"/>
                   <w:tcBorders>
                     <w:top w:val="none" w:color="FFFFFF" w:sz="0"/>
                     <w:left w:val="none" w:color="FFFFFF" w:sz="0"/>
@@ -1785,9 +1862,9 @@
                     <w:right w:val="none" w:color="FFFFFF" w:sz="0"/>
                   </w:tcBorders>
                   <w:tcMar>
-                    <w:top w:type="dxa" w:w="8"/>
+                    <w:top w:type="dxa" w:w="12"/>
                     <w:left w:type="dxa" w:w="40"/>
-                    <w:bottom w:type="dxa" w:w="8"/>
+                    <w:bottom w:type="dxa" w:w="12"/>
                     <w:right w:type="dxa" w:w="40"/>
                   </w:tcMar>
                   <w:vAlign w:val="top"/>
@@ -1802,8 +1879,8 @@
                       <w:b/>
                       <w:bCs/>
                       <w:color w:val="3E4C59"/>
-                      <w:sz w:val="15"/>
-                      <w:szCs w:val="15"/>
+                      <w:sz w:val="19"/>
+                      <w:szCs w:val="19"/>
                     </w:rPr>
                     <w:t xml:space="preserve">6</w:t>
                   </w:r>
@@ -1811,7 +1888,7 @@
               </w:tc>
               <w:tc>
                 <w:tcPr>
-                  <w:tcW w:type="dxa" w:w="3510"/>
+                  <w:tcW w:type="dxa" w:w="3379"/>
                   <w:tcBorders>
                     <w:top w:val="none" w:color="FFFFFF" w:sz="0"/>
                     <w:left w:val="none" w:color="FFFFFF" w:sz="0"/>
@@ -1819,31 +1896,31 @@
                     <w:right w:val="none" w:color="FFFFFF" w:sz="0"/>
                   </w:tcBorders>
                   <w:tcMar>
-                    <w:top w:type="dxa" w:w="8"/>
+                    <w:top w:type="dxa" w:w="12"/>
                     <w:left w:type="dxa" w:w="60"/>
-                    <w:bottom w:type="dxa" w:w="8"/>
+                    <w:bottom w:type="dxa" w:w="12"/>
                     <w:right w:type="dxa" w:w="60"/>
                   </w:tcMar>
                   <w:vAlign w:val="top"/>
                 </w:tcPr>
                 <w:p>
                   <w:pPr>
-                    <w:spacing w:after="0" w:before="0" w:line="215"/>
+                    <w:spacing w:after="0" w:before="0" w:line="230"/>
                   </w:pPr>
                   <w:r>
                     <w:rPr>
                       <w:rFonts w:ascii="Calibri" w:cs="Calibri" w:eastAsia="Calibri" w:hAnsi="Calibri"/>
                       <w:color w:val="1F2933"/>
-                      <w:sz w:val="15"/>
-                      <w:szCs w:val="15"/>
-                    </w:rPr>
-                    <w:t xml:space="preserve">poids fort, volume élevé et intensité élevée</w:t>
+                      <w:sz w:val="19"/>
+                      <w:szCs w:val="19"/>
+                    </w:rPr>
+                    <w:t xml:space="preserve">poids fort, volume élevé, intensité élevée</w:t>
                   </w:r>
                 </w:p>
               </w:tc>
               <w:tc>
                 <w:tcPr>
-                  <w:tcW w:type="dxa" w:w="3100"/>
+                  <w:tcW w:type="dxa" w:w="3379"/>
                   <w:tcBorders>
                     <w:top w:val="none" w:color="FFFFFF" w:sz="0"/>
                     <w:left w:val="none" w:color="FFFFFF" w:sz="0"/>
@@ -1851,23 +1928,23 @@
                     <w:right w:val="none" w:color="FFFFFF" w:sz="0"/>
                   </w:tcBorders>
                   <w:tcMar>
-                    <w:top w:type="dxa" w:w="8"/>
+                    <w:top w:type="dxa" w:w="12"/>
                     <w:left w:type="dxa" w:w="60"/>
-                    <w:bottom w:type="dxa" w:w="8"/>
+                    <w:bottom w:type="dxa" w:w="12"/>
                     <w:right w:type="dxa" w:w="60"/>
                   </w:tcMar>
                   <w:vAlign w:val="top"/>
                 </w:tcPr>
                 <w:p>
                   <w:pPr>
-                    <w:spacing w:after="0" w:before="0" w:line="215"/>
+                    <w:spacing w:after="0" w:before="0" w:line="230"/>
                   </w:pPr>
                   <w:r>
                     <w:rPr>
                       <w:rFonts w:ascii="Calibri" w:cs="Calibri" w:eastAsia="Calibri" w:hAnsi="Calibri"/>
                       <w:color w:val="B2182B"/>
-                      <w:sz w:val="18"/>
-                      <w:szCs w:val="18"/>
+                      <w:sz w:val="22"/>
+                      <w:szCs w:val="22"/>
                     </w:rPr>
                     <w:t xml:space="preserve">■ </w:t>
                   </w:r>
@@ -1877,8 +1954,8 @@
                       <w:b/>
                       <w:bCs/>
                       <w:color w:val="1F2933"/>
-                      <w:sz w:val="14"/>
-                      <w:szCs w:val="14"/>
+                      <w:sz w:val="18"/>
+                      <w:szCs w:val="18"/>
                     </w:rPr>
                     <w:t xml:space="preserve">Pôle majeur à renouveler rapidement</w:t>
                   </w:r>
@@ -1891,7 +1968,7 @@
               </w:trPr>
               <w:tc>
                 <w:tcPr>
-                  <w:tcW w:type="dxa" w:w="330"/>
+                  <w:tcW w:type="dxa" w:w="380"/>
                   <w:tcBorders>
                     <w:top w:val="none" w:color="FFFFFF" w:sz="0"/>
                     <w:left w:val="none" w:color="FFFFFF" w:sz="0"/>
@@ -1899,9 +1976,9 @@
                     <w:right w:val="none" w:color="FFFFFF" w:sz="0"/>
                   </w:tcBorders>
                   <w:tcMar>
-                    <w:top w:type="dxa" w:w="8"/>
+                    <w:top w:type="dxa" w:w="12"/>
                     <w:left w:type="dxa" w:w="40"/>
-                    <w:bottom w:type="dxa" w:w="8"/>
+                    <w:bottom w:type="dxa" w:w="12"/>
                     <w:right w:type="dxa" w:w="40"/>
                   </w:tcMar>
                   <w:vAlign w:val="top"/>
@@ -1916,8 +1993,8 @@
                       <w:b/>
                       <w:bCs/>
                       <w:color w:val="3E4C59"/>
-                      <w:sz w:val="15"/>
-                      <w:szCs w:val="15"/>
+                      <w:sz w:val="19"/>
+                      <w:szCs w:val="19"/>
                     </w:rPr>
                     <w:t xml:space="preserve">7</w:t>
                   </w:r>
@@ -1925,7 +2002,7 @@
               </w:tc>
               <w:tc>
                 <w:tcPr>
-                  <w:tcW w:type="dxa" w:w="3510"/>
+                  <w:tcW w:type="dxa" w:w="3379"/>
                   <w:tcBorders>
                     <w:top w:val="none" w:color="FFFFFF" w:sz="0"/>
                     <w:left w:val="none" w:color="FFFFFF" w:sz="0"/>
@@ -1933,23 +2010,23 @@
                     <w:right w:val="none" w:color="FFFFFF" w:sz="0"/>
                   </w:tcBorders>
                   <w:tcMar>
-                    <w:top w:type="dxa" w:w="8"/>
+                    <w:top w:type="dxa" w:w="12"/>
                     <w:left w:type="dxa" w:w="60"/>
-                    <w:bottom w:type="dxa" w:w="8"/>
+                    <w:bottom w:type="dxa" w:w="12"/>
                     <w:right w:type="dxa" w:w="60"/>
                   </w:tcMar>
                   <w:vAlign w:val="top"/>
                 </w:tcPr>
                 <w:p>
                   <w:pPr>
-                    <w:spacing w:after="0" w:before="0" w:line="215"/>
+                    <w:spacing w:after="0" w:before="0" w:line="230"/>
                   </w:pPr>
                   <w:r>
                     <w:rPr>
                       <w:rFonts w:ascii="Calibri" w:cs="Calibri" w:eastAsia="Calibri" w:hAnsi="Calibri"/>
                       <w:color w:val="1F2933"/>
-                      <w:sz w:val="15"/>
-                      <w:szCs w:val="15"/>
+                      <w:sz w:val="19"/>
+                      <w:szCs w:val="19"/>
                     </w:rPr>
                     <w:t xml:space="preserve">intensité élevée</w:t>
                   </w:r>
@@ -1957,7 +2034,7 @@
               </w:tc>
               <w:tc>
                 <w:tcPr>
-                  <w:tcW w:type="dxa" w:w="3100"/>
+                  <w:tcW w:type="dxa" w:w="3379"/>
                   <w:tcBorders>
                     <w:top w:val="none" w:color="FFFFFF" w:sz="0"/>
                     <w:left w:val="none" w:color="FFFFFF" w:sz="0"/>
@@ -1965,23 +2042,23 @@
                     <w:right w:val="none" w:color="FFFFFF" w:sz="0"/>
                   </w:tcBorders>
                   <w:tcMar>
-                    <w:top w:type="dxa" w:w="8"/>
+                    <w:top w:type="dxa" w:w="12"/>
                     <w:left w:type="dxa" w:w="60"/>
-                    <w:bottom w:type="dxa" w:w="8"/>
+                    <w:bottom w:type="dxa" w:w="12"/>
                     <w:right w:type="dxa" w:w="60"/>
                   </w:tcMar>
                   <w:vAlign w:val="top"/>
                 </w:tcPr>
                 <w:p>
                   <w:pPr>
-                    <w:spacing w:after="0" w:before="0" w:line="215"/>
+                    <w:spacing w:after="0" w:before="0" w:line="230"/>
                   </w:pPr>
                   <w:r>
                     <w:rPr>
                       <w:rFonts w:ascii="Calibri" w:cs="Calibri" w:eastAsia="Calibri" w:hAnsi="Calibri"/>
                       <w:color w:val="EF8A62"/>
-                      <w:sz w:val="18"/>
-                      <w:szCs w:val="18"/>
+                      <w:sz w:val="22"/>
+                      <w:szCs w:val="22"/>
                     </w:rPr>
                     <w:t xml:space="preserve">■ </w:t>
                   </w:r>
@@ -1991,8 +2068,8 @@
                       <w:b/>
                       <w:bCs/>
                       <w:color w:val="1F2933"/>
-                      <w:sz w:val="14"/>
-                      <w:szCs w:val="14"/>
+                      <w:sz w:val="18"/>
+                      <w:szCs w:val="18"/>
                     </w:rPr>
                     <w:t xml:space="preserve">Renouvellement rapide à surveiller</w:t>
                   </w:r>
@@ -2005,7 +2082,7 @@
               </w:trPr>
               <w:tc>
                 <w:tcPr>
-                  <w:tcW w:type="dxa" w:w="330"/>
+                  <w:tcW w:type="dxa" w:w="380"/>
                   <w:tcBorders>
                     <w:top w:val="none" w:color="FFFFFF" w:sz="0"/>
                     <w:left w:val="none" w:color="FFFFFF" w:sz="0"/>
@@ -2013,9 +2090,9 @@
                     <w:right w:val="none" w:color="FFFFFF" w:sz="0"/>
                   </w:tcBorders>
                   <w:tcMar>
-                    <w:top w:type="dxa" w:w="8"/>
+                    <w:top w:type="dxa" w:w="12"/>
                     <w:left w:type="dxa" w:w="40"/>
-                    <w:bottom w:type="dxa" w:w="8"/>
+                    <w:bottom w:type="dxa" w:w="12"/>
                     <w:right w:type="dxa" w:w="40"/>
                   </w:tcMar>
                   <w:vAlign w:val="top"/>
@@ -2030,8 +2107,8 @@
                       <w:b/>
                       <w:bCs/>
                       <w:color w:val="3E4C59"/>
-                      <w:sz w:val="15"/>
-                      <w:szCs w:val="15"/>
+                      <w:sz w:val="19"/>
+                      <w:szCs w:val="19"/>
                     </w:rPr>
                     <w:t xml:space="preserve">8</w:t>
                   </w:r>
@@ -2039,7 +2116,7 @@
               </w:tc>
               <w:tc>
                 <w:tcPr>
-                  <w:tcW w:type="dxa" w:w="3510"/>
+                  <w:tcW w:type="dxa" w:w="3379"/>
                   <w:tcBorders>
                     <w:top w:val="none" w:color="FFFFFF" w:sz="0"/>
                     <w:left w:val="none" w:color="FFFFFF" w:sz="0"/>
@@ -2047,23 +2124,23 @@
                     <w:right w:val="none" w:color="FFFFFF" w:sz="0"/>
                   </w:tcBorders>
                   <w:tcMar>
-                    <w:top w:type="dxa" w:w="8"/>
+                    <w:top w:type="dxa" w:w="12"/>
                     <w:left w:type="dxa" w:w="60"/>
-                    <w:bottom w:type="dxa" w:w="8"/>
+                    <w:bottom w:type="dxa" w:w="12"/>
                     <w:right w:type="dxa" w:w="60"/>
                   </w:tcMar>
                   <w:vAlign w:val="top"/>
                 </w:tcPr>
                 <w:p>
                   <w:pPr>
-                    <w:spacing w:after="0" w:before="0" w:line="215"/>
+                    <w:spacing w:after="0" w:before="0" w:line="230"/>
                   </w:pPr>
                   <w:r>
                     <w:rPr>
                       <w:rFonts w:ascii="Calibri" w:cs="Calibri" w:eastAsia="Calibri" w:hAnsi="Calibri"/>
                       <w:color w:val="1F2933"/>
-                      <w:sz w:val="15"/>
-                      <w:szCs w:val="15"/>
+                      <w:sz w:val="19"/>
+                      <w:szCs w:val="19"/>
                     </w:rPr>
                     <w:t xml:space="preserve">volume élevé (intensité modérée)</w:t>
                   </w:r>
@@ -2071,7 +2148,7 @@
               </w:tc>
               <w:tc>
                 <w:tcPr>
-                  <w:tcW w:type="dxa" w:w="3100"/>
+                  <w:tcW w:type="dxa" w:w="3379"/>
                   <w:tcBorders>
                     <w:top w:val="none" w:color="FFFFFF" w:sz="0"/>
                     <w:left w:val="none" w:color="FFFFFF" w:sz="0"/>
@@ -2079,23 +2156,23 @@
                     <w:right w:val="none" w:color="FFFFFF" w:sz="0"/>
                   </w:tcBorders>
                   <w:tcMar>
-                    <w:top w:type="dxa" w:w="8"/>
+                    <w:top w:type="dxa" w:w="12"/>
                     <w:left w:type="dxa" w:w="60"/>
-                    <w:bottom w:type="dxa" w:w="8"/>
+                    <w:bottom w:type="dxa" w:w="12"/>
                     <w:right w:type="dxa" w:w="60"/>
                   </w:tcMar>
                   <w:vAlign w:val="top"/>
                 </w:tcPr>
                 <w:p>
                   <w:pPr>
-                    <w:spacing w:after="0" w:before="0" w:line="215"/>
+                    <w:spacing w:after="0" w:before="0" w:line="230"/>
                   </w:pPr>
                   <w:r>
                     <w:rPr>
                       <w:rFonts w:ascii="Calibri" w:cs="Calibri" w:eastAsia="Calibri" w:hAnsi="Calibri"/>
                       <w:color w:val="2166AC"/>
-                      <w:sz w:val="18"/>
-                      <w:szCs w:val="18"/>
+                      <w:sz w:val="22"/>
+                      <w:szCs w:val="22"/>
                     </w:rPr>
                     <w:t xml:space="preserve">■ </w:t>
                   </w:r>
@@ -2105,8 +2182,8 @@
                       <w:b/>
                       <w:bCs/>
                       <w:color w:val="1F2933"/>
-                      <w:sz w:val="14"/>
-                      <w:szCs w:val="14"/>
+                      <w:sz w:val="18"/>
+                      <w:szCs w:val="18"/>
                     </w:rPr>
                     <w:t xml:space="preserve">Pôle majeur au renouvellement modéré</w:t>
                   </w:r>
@@ -2119,7 +2196,7 @@
               </w:trPr>
               <w:tc>
                 <w:tcPr>
-                  <w:tcW w:type="dxa" w:w="330"/>
+                  <w:tcW w:type="dxa" w:w="380"/>
                   <w:tcBorders>
                     <w:top w:val="none" w:color="FFFFFF" w:sz="0"/>
                     <w:left w:val="none" w:color="FFFFFF" w:sz="0"/>
@@ -2127,9 +2204,9 @@
                     <w:right w:val="none" w:color="FFFFFF" w:sz="0"/>
                   </w:tcBorders>
                   <w:tcMar>
-                    <w:top w:type="dxa" w:w="8"/>
+                    <w:top w:type="dxa" w:w="12"/>
                     <w:left w:type="dxa" w:w="40"/>
-                    <w:bottom w:type="dxa" w:w="8"/>
+                    <w:bottom w:type="dxa" w:w="12"/>
                     <w:right w:type="dxa" w:w="40"/>
                   </w:tcMar>
                   <w:vAlign w:val="top"/>
@@ -2144,8 +2221,8 @@
                       <w:b/>
                       <w:bCs/>
                       <w:color w:val="3E4C59"/>
-                      <w:sz w:val="15"/>
-                      <w:szCs w:val="15"/>
+                      <w:sz w:val="19"/>
+                      <w:szCs w:val="19"/>
                     </w:rPr>
                     <w:t xml:space="preserve">9</w:t>
                   </w:r>
@@ -2153,7 +2230,7 @@
               </w:tc>
               <w:tc>
                 <w:tcPr>
-                  <w:tcW w:type="dxa" w:w="3510"/>
+                  <w:tcW w:type="dxa" w:w="3379"/>
                   <w:tcBorders>
                     <w:top w:val="none" w:color="FFFFFF" w:sz="0"/>
                     <w:left w:val="none" w:color="FFFFFF" w:sz="0"/>
@@ -2161,31 +2238,31 @@
                     <w:right w:val="none" w:color="FFFFFF" w:sz="0"/>
                   </w:tcBorders>
                   <w:tcMar>
-                    <w:top w:type="dxa" w:w="8"/>
+                    <w:top w:type="dxa" w:w="12"/>
                     <w:left w:type="dxa" w:w="60"/>
-                    <w:bottom w:type="dxa" w:w="8"/>
+                    <w:bottom w:type="dxa" w:w="12"/>
                     <w:right w:type="dxa" w:w="60"/>
                   </w:tcMar>
                   <w:vAlign w:val="top"/>
                 </w:tcPr>
                 <w:p>
                   <w:pPr>
-                    <w:spacing w:after="0" w:before="0" w:line="215"/>
+                    <w:spacing w:after="0" w:before="0" w:line="230"/>
                   </w:pPr>
                   <w:r>
                     <w:rPr>
                       <w:rFonts w:ascii="Calibri" w:cs="Calibri" w:eastAsia="Calibri" w:hAnsi="Calibri"/>
                       <w:color w:val="1F2933"/>
-                      <w:sz w:val="15"/>
-                      <w:szCs w:val="15"/>
-                    </w:rPr>
-                    <w:t xml:space="preserve">une catégorie porte au moins la moitié des départs</w:t>
+                      <w:sz w:val="19"/>
+                      <w:szCs w:val="19"/>
+                    </w:rPr>
+                    <w:t xml:space="preserve">une catégorie porte la moitié des départs</w:t>
                   </w:r>
                 </w:p>
               </w:tc>
               <w:tc>
                 <w:tcPr>
-                  <w:tcW w:type="dxa" w:w="3100"/>
+                  <w:tcW w:type="dxa" w:w="3379"/>
                   <w:tcBorders>
                     <w:top w:val="none" w:color="FFFFFF" w:sz="0"/>
                     <w:left w:val="none" w:color="FFFFFF" w:sz="0"/>
@@ -2193,23 +2270,23 @@
                     <w:right w:val="none" w:color="FFFFFF" w:sz="0"/>
                   </w:tcBorders>
                   <w:tcMar>
-                    <w:top w:type="dxa" w:w="8"/>
+                    <w:top w:type="dxa" w:w="12"/>
                     <w:left w:type="dxa" w:w="60"/>
-                    <w:bottom w:type="dxa" w:w="8"/>
+                    <w:bottom w:type="dxa" w:w="12"/>
                     <w:right w:type="dxa" w:w="60"/>
                   </w:tcMar>
                   <w:vAlign w:val="top"/>
                 </w:tcPr>
                 <w:p>
                   <w:pPr>
-                    <w:spacing w:after="0" w:before="0" w:line="215"/>
+                    <w:spacing w:after="0" w:before="0" w:line="230"/>
                   </w:pPr>
                   <w:r>
                     <w:rPr>
                       <w:rFonts w:ascii="Calibri" w:cs="Calibri" w:eastAsia="Calibri" w:hAnsi="Calibri"/>
                       <w:color w:val="8C6BB1"/>
-                      <w:sz w:val="18"/>
-                      <w:szCs w:val="18"/>
+                      <w:sz w:val="22"/>
+                      <w:szCs w:val="22"/>
                     </w:rPr>
                     <w:t xml:space="preserve">■ </w:t>
                   </w:r>
@@ -2219,8 +2296,8 @@
                       <w:b/>
                       <w:bCs/>
                       <w:color w:val="1F2933"/>
-                      <w:sz w:val="14"/>
-                      <w:szCs w:val="14"/>
+                      <w:sz w:val="18"/>
+                      <w:szCs w:val="18"/>
                     </w:rPr>
                     <w:t xml:space="preserve">Renouvellement porté par une catégorie</w:t>
                   </w:r>
@@ -2233,7 +2310,7 @@
               </w:trPr>
               <w:tc>
                 <w:tcPr>
-                  <w:tcW w:type="dxa" w:w="330"/>
+                  <w:tcW w:type="dxa" w:w="380"/>
                   <w:tcBorders>
                     <w:top w:val="none" w:color="FFFFFF" w:sz="0"/>
                     <w:left w:val="none" w:color="FFFFFF" w:sz="0"/>
@@ -2241,9 +2318,9 @@
                     <w:right w:val="none" w:color="FFFFFF" w:sz="0"/>
                   </w:tcBorders>
                   <w:tcMar>
-                    <w:top w:type="dxa" w:w="8"/>
+                    <w:top w:type="dxa" w:w="12"/>
                     <w:left w:type="dxa" w:w="40"/>
-                    <w:bottom w:type="dxa" w:w="8"/>
+                    <w:bottom w:type="dxa" w:w="12"/>
                     <w:right w:type="dxa" w:w="40"/>
                   </w:tcMar>
                   <w:vAlign w:val="top"/>
@@ -2258,8 +2335,8 @@
                       <w:b/>
                       <w:bCs/>
                       <w:color w:val="3E4C59"/>
-                      <w:sz w:val="15"/>
-                      <w:szCs w:val="15"/>
+                      <w:sz w:val="19"/>
+                      <w:szCs w:val="19"/>
                     </w:rPr>
                     <w:t xml:space="preserve">10</w:t>
                   </w:r>
@@ -2267,7 +2344,7 @@
               </w:tc>
               <w:tc>
                 <w:tcPr>
-                  <w:tcW w:type="dxa" w:w="3510"/>
+                  <w:tcW w:type="dxa" w:w="3379"/>
                   <w:tcBorders>
                     <w:top w:val="none" w:color="FFFFFF" w:sz="0"/>
                     <w:left w:val="none" w:color="FFFFFF" w:sz="0"/>
@@ -2275,23 +2352,23 @@
                     <w:right w:val="none" w:color="FFFFFF" w:sz="0"/>
                   </w:tcBorders>
                   <w:tcMar>
-                    <w:top w:type="dxa" w:w="8"/>
+                    <w:top w:type="dxa" w:w="12"/>
                     <w:left w:type="dxa" w:w="60"/>
-                    <w:bottom w:type="dxa" w:w="8"/>
+                    <w:bottom w:type="dxa" w:w="12"/>
                     <w:right w:type="dxa" w:w="60"/>
                   </w:tcMar>
                   <w:vAlign w:val="top"/>
                 </w:tcPr>
                 <w:p>
                   <w:pPr>
-                    <w:spacing w:after="0" w:before="0" w:line="215"/>
+                    <w:spacing w:after="0" w:before="0" w:line="230"/>
                   </w:pPr>
                   <w:r>
                     <w:rPr>
                       <w:rFonts w:ascii="Calibri" w:cs="Calibri" w:eastAsia="Calibri" w:hAnsi="Calibri"/>
                       <w:color w:val="1F2933"/>
-                      <w:sz w:val="15"/>
-                      <w:szCs w:val="15"/>
+                      <w:sz w:val="19"/>
+                      <w:szCs w:val="19"/>
                     </w:rPr>
                     <w:t xml:space="preserve">aucune des règles précédentes</w:t>
                   </w:r>
@@ -2299,7 +2376,7 @@
               </w:tc>
               <w:tc>
                 <w:tcPr>
-                  <w:tcW w:type="dxa" w:w="3100"/>
+                  <w:tcW w:type="dxa" w:w="3379"/>
                   <w:tcBorders>
                     <w:top w:val="none" w:color="FFFFFF" w:sz="0"/>
                     <w:left w:val="none" w:color="FFFFFF" w:sz="0"/>
@@ -2307,23 +2384,23 @@
                     <w:right w:val="none" w:color="FFFFFF" w:sz="0"/>
                   </w:tcBorders>
                   <w:tcMar>
-                    <w:top w:type="dxa" w:w="8"/>
+                    <w:top w:type="dxa" w:w="12"/>
                     <w:left w:type="dxa" w:w="60"/>
-                    <w:bottom w:type="dxa" w:w="8"/>
+                    <w:bottom w:type="dxa" w:w="12"/>
                     <w:right w:type="dxa" w:w="60"/>
                   </w:tcMar>
                   <w:vAlign w:val="top"/>
                 </w:tcPr>
                 <w:p>
                   <w:pPr>
-                    <w:spacing w:after="0" w:before="0" w:line="215"/>
+                    <w:spacing w:after="0" w:before="0" w:line="230"/>
                   </w:pPr>
                   <w:r>
                     <w:rPr>
                       <w:rFonts w:ascii="Calibri" w:cs="Calibri" w:eastAsia="Calibri" w:hAnsi="Calibri"/>
                       <w:color w:val="74C476"/>
-                      <w:sz w:val="18"/>
-                      <w:szCs w:val="18"/>
+                      <w:sz w:val="22"/>
+                      <w:szCs w:val="22"/>
                     </w:rPr>
                     <w:t xml:space="preserve">■ </w:t>
                   </w:r>
@@ -2333,8 +2410,8 @@
                       <w:b/>
                       <w:bCs/>
                       <w:color w:val="1F2933"/>
-                      <w:sz w:val="14"/>
-                      <w:szCs w:val="14"/>
+                      <w:sz w:val="18"/>
+                      <w:szCs w:val="18"/>
                     </w:rPr>
                     <w:t xml:space="preserve">Implantation stable</w:t>
                   </w:r>
@@ -2344,7 +2421,7 @@
           </w:tbl>
           <w:p>
             <w:pPr>
-              <w:spacing w:after="20" w:before="50" w:line="250"/>
+              <w:spacing w:after="50" w:before="60" w:line="250"/>
             </w:pPr>
             <w:r>
               <w:rPr>
@@ -2352,16 +2429,30 @@
                 <w:b/>
                 <w:bCs/>
                 <w:color w:val="1E3A5F"/>
-                <w:spacing w:val="15"/>
-                <w:sz w:val="14"/>
-                <w:szCs w:val="14"/>
+                <w:spacing w:val="16"/>
+                <w:sz w:val="17"/>
+                <w:szCs w:val="17"/>
               </w:rPr>
               <w:t xml:space="preserve">UN SEUL INDICATEUR CHANGE LA LECTURE</w:t>
+            </w:r>
+          </w:p>
+          <w:p>
+            <w:pPr>
+              <w:spacing w:after="60" w:before="0" w:line="240"/>
+            </w:pPr>
+            <w:r>
+              <w:rPr>
+                <w:rFonts w:ascii="Calibri" w:cs="Calibri" w:eastAsia="Calibri" w:hAnsi="Calibri"/>
+                <w:color w:val="1F2933"/>
+                <w:sz w:val="20"/>
+                <w:szCs w:val="20"/>
+              </w:rPr>
+              <w:t xml:space="preserve">Mêmes poids et volume : une intensité modérée au lieu d’élevée change le profil.</w:t>
             </w:r>
           </w:p>
           <w:tbl>
             <w:tblPr>
-              <w:tblW w:type="dxa" w:w="6940"/>
+              <w:tblW w:type="dxa" w:w="7138"/>
               <w:tblBorders>
                 <w:top w:val="single" w:color="auto" w:sz="4"/>
                 <w:left w:val="single" w:color="auto" w:sz="4"/>
@@ -2373,14 +2464,14 @@
               <w:tblLayout w:type="fixed"/>
             </w:tblPr>
             <w:tblGrid>
-              <w:gridCol w:w="560"/>
-              <w:gridCol w:w="1200"/>
+              <w:gridCol w:w="640"/>
+              <w:gridCol w:w="1250"/>
               <w:gridCol w:w="80"/>
-              <w:gridCol w:w="1200"/>
+              <w:gridCol w:w="1350"/>
               <w:gridCol w:w="80"/>
-              <w:gridCol w:w="1300"/>
+              <w:gridCol w:w="1520"/>
               <w:gridCol w:w="360"/>
-              <w:gridCol w:w="2160"/>
+              <w:gridCol w:w="1858"/>
             </w:tblGrid>
             <w:tr>
               <w:trPr>
@@ -2388,7 +2479,7 @@
               </w:trPr>
               <w:tc>
                 <w:tcPr>
-                  <w:tcW w:type="dxa" w:w="560"/>
+                  <w:tcW w:type="dxa" w:w="640"/>
                   <w:tcBorders>
                     <w:top w:val="none" w:color="FFFFFF" w:sz="0"/>
                     <w:left w:val="none" w:color="FFFFFF" w:sz="0"/>
@@ -2413,9 +2504,9 @@
                       <w:b/>
                       <w:bCs/>
                       <w:color w:val="3E4C59"/>
-                      <w:spacing w:val="12"/>
-                      <w:sz w:val="13"/>
-                      <w:szCs w:val="13"/>
+                      <w:spacing w:val="14"/>
+                      <w:sz w:val="16"/>
+                      <w:szCs w:val="16"/>
                     </w:rPr>
                     <w:t xml:space="preserve">AVANT</w:t>
                   </w:r>
@@ -2423,7 +2514,7 @@
               </w:tc>
               <w:tc>
                 <w:tcPr>
-                  <w:tcW w:type="dxa" w:w="1200"/>
+                  <w:tcW w:type="dxa" w:w="1250"/>
                   <w:tcBorders>
                     <w:top w:val="single" w:color="D9DEE5" w:sz="4"/>
                     <w:left w:val="single" w:color="D9DEE5" w:sz="4"/>
@@ -2432,16 +2523,16 @@
                   </w:tcBorders>
                   <w:shd w:fill="FFFFFF" w:color="auto" w:val="clear"/>
                   <w:tcMar>
-                    <w:top w:type="dxa" w:w="24"/>
+                    <w:top w:type="dxa" w:w="30"/>
                     <w:left w:type="dxa" w:w="40"/>
-                    <w:bottom w:type="dxa" w:w="24"/>
+                    <w:bottom w:type="dxa" w:w="30"/>
                     <w:right w:type="dxa" w:w="40"/>
                   </w:tcMar>
                   <w:vAlign w:val="center"/>
                 </w:tcPr>
                 <w:p>
                   <w:pPr>
-                    <w:spacing w:after="0" w:before="0" w:line="215"/>
+                    <w:spacing w:after="0" w:before="0" w:line="230"/>
                     <w:jc w:val="center"/>
                   </w:pPr>
                   <w:r>
@@ -2450,8 +2541,8 @@
                       <w:b/>
                       <w:bCs/>
                       <w:color w:val="1F2933"/>
-                      <w:sz w:val="15"/>
-                      <w:szCs w:val="15"/>
+                      <w:sz w:val="19"/>
+                      <w:szCs w:val="19"/>
                     </w:rPr>
                     <w:t xml:space="preserve">Poids fort</w:t>
                   </w:r>
@@ -2491,7 +2582,7 @@
               </w:tc>
               <w:tc>
                 <w:tcPr>
-                  <w:tcW w:type="dxa" w:w="1200"/>
+                  <w:tcW w:type="dxa" w:w="1350"/>
                   <w:tcBorders>
                     <w:top w:val="single" w:color="D9DEE5" w:sz="4"/>
                     <w:left w:val="single" w:color="D9DEE5" w:sz="4"/>
@@ -2500,16 +2591,16 @@
                   </w:tcBorders>
                   <w:shd w:fill="FFFFFF" w:color="auto" w:val="clear"/>
                   <w:tcMar>
-                    <w:top w:type="dxa" w:w="24"/>
+                    <w:top w:type="dxa" w:w="30"/>
                     <w:left w:type="dxa" w:w="40"/>
-                    <w:bottom w:type="dxa" w:w="24"/>
+                    <w:bottom w:type="dxa" w:w="30"/>
                     <w:right w:type="dxa" w:w="40"/>
                   </w:tcMar>
                   <w:vAlign w:val="center"/>
                 </w:tcPr>
                 <w:p>
                   <w:pPr>
-                    <w:spacing w:after="0" w:before="0" w:line="215"/>
+                    <w:spacing w:after="0" w:before="0" w:line="230"/>
                     <w:jc w:val="center"/>
                   </w:pPr>
                   <w:r>
@@ -2518,8 +2609,8 @@
                       <w:b/>
                       <w:bCs/>
                       <w:color w:val="1F2933"/>
-                      <w:sz w:val="15"/>
-                      <w:szCs w:val="15"/>
+                      <w:sz w:val="19"/>
+                      <w:szCs w:val="19"/>
                     </w:rPr>
                     <w:t xml:space="preserve">Volume élevé</w:t>
                   </w:r>
@@ -2559,7 +2650,7 @@
               </w:tc>
               <w:tc>
                 <w:tcPr>
-                  <w:tcW w:type="dxa" w:w="1300"/>
+                  <w:tcW w:type="dxa" w:w="1520"/>
                   <w:tcBorders>
                     <w:top w:val="single" w:color="D9DEE5" w:sz="4"/>
                     <w:left w:val="single" w:color="D9DEE5" w:sz="4"/>
@@ -2568,16 +2659,16 @@
                   </w:tcBorders>
                   <w:shd w:fill="FFFFFF" w:color="auto" w:val="clear"/>
                   <w:tcMar>
-                    <w:top w:type="dxa" w:w="24"/>
+                    <w:top w:type="dxa" w:w="30"/>
                     <w:left w:type="dxa" w:w="40"/>
-                    <w:bottom w:type="dxa" w:w="24"/>
+                    <w:bottom w:type="dxa" w:w="30"/>
                     <w:right w:type="dxa" w:w="40"/>
                   </w:tcMar>
                   <w:vAlign w:val="center"/>
                 </w:tcPr>
                 <w:p>
                   <w:pPr>
-                    <w:spacing w:after="0" w:before="0" w:line="215"/>
+                    <w:spacing w:after="0" w:before="0" w:line="230"/>
                     <w:jc w:val="center"/>
                   </w:pPr>
                   <w:r>
@@ -2586,8 +2677,8 @@
                       <w:b/>
                       <w:bCs/>
                       <w:color w:val="1F2933"/>
-                      <w:sz w:val="15"/>
-                      <w:szCs w:val="15"/>
+                      <w:sz w:val="19"/>
+                      <w:szCs w:val="19"/>
                     </w:rPr>
                     <w:t xml:space="preserve">Intensité élevée</w:t>
                   </w:r>
@@ -2621,8 +2712,8 @@
                       <w:b/>
                       <w:bCs/>
                       <w:color w:val="3E4C59"/>
-                      <w:sz w:val="24"/>
-                      <w:szCs w:val="24"/>
+                      <w:sz w:val="30"/>
+                      <w:szCs w:val="30"/>
                     </w:rPr>
                     <w:t xml:space="preserve">→</w:t>
                   </w:r>
@@ -2630,7 +2721,7 @@
               </w:tc>
               <w:tc>
                 <w:tcPr>
-                  <w:tcW w:type="dxa" w:w="2160"/>
+                  <w:tcW w:type="dxa" w:w="1858"/>
                   <w:tcBorders>
                     <w:top w:val="none" w:color="FFFFFF" w:sz="0"/>
                     <w:left w:val="none" w:color="FFFFFF" w:sz="0"/>
@@ -2647,14 +2738,14 @@
                 </w:tcPr>
                 <w:p>
                   <w:pPr>
-                    <w:spacing w:after="0" w:before="0" w:line="215"/>
+                    <w:spacing w:after="0" w:before="0" w:line="235"/>
                   </w:pPr>
                   <w:r>
                     <w:rPr>
                       <w:rFonts w:ascii="Calibri" w:cs="Calibri" w:eastAsia="Calibri" w:hAnsi="Calibri"/>
                       <w:color w:val="B2182B"/>
-                      <w:sz w:val="18"/>
-                      <w:szCs w:val="18"/>
+                      <w:sz w:val="22"/>
+                      <w:szCs w:val="22"/>
                     </w:rPr>
                     <w:t xml:space="preserve">■ </w:t>
                   </w:r>
@@ -2664,8 +2755,8 @@
                       <w:b/>
                       <w:bCs/>
                       <w:color w:val="1F2933"/>
-                      <w:sz w:val="16"/>
-                      <w:szCs w:val="16"/>
+                      <w:sz w:val="20"/>
+                      <w:szCs w:val="20"/>
                     </w:rPr>
                     <w:t xml:space="preserve">Pôle majeur à renouveler rapidement</w:t>
                   </w:r>
@@ -2674,11 +2765,11 @@
             </w:tr>
             <w:tr>
               <w:trPr>
-                <w:trHeight w:val="40" w:hRule="exact"/>
+                <w:trHeight w:val="50" w:hRule="exact"/>
               </w:trPr>
               <w:tc>
                 <w:tcPr>
-                  <w:tcW w:type="dxa" w:w="560"/>
+                  <w:tcW w:type="dxa" w:w="640"/>
                   <w:tcBorders>
                     <w:top w:val="none" w:color="FFFFFF" w:sz="0"/>
                     <w:left w:val="none" w:color="FFFFFF" w:sz="0"/>
@@ -2710,7 +2801,7 @@
               </w:tc>
               <w:tc>
                 <w:tcPr>
-                  <w:tcW w:type="dxa" w:w="1200"/>
+                  <w:tcW w:type="dxa" w:w="1250"/>
                   <w:tcBorders>
                     <w:top w:val="none" w:color="FFFFFF" w:sz="0"/>
                     <w:left w:val="none" w:color="FFFFFF" w:sz="0"/>
@@ -2774,7 +2865,7 @@
               </w:tc>
               <w:tc>
                 <w:tcPr>
-                  <w:tcW w:type="dxa" w:w="1200"/>
+                  <w:tcW w:type="dxa" w:w="1350"/>
                   <w:tcBorders>
                     <w:top w:val="none" w:color="FFFFFF" w:sz="0"/>
                     <w:left w:val="none" w:color="FFFFFF" w:sz="0"/>
@@ -2838,7 +2929,7 @@
               </w:tc>
               <w:tc>
                 <w:tcPr>
-                  <w:tcW w:type="dxa" w:w="1300"/>
+                  <w:tcW w:type="dxa" w:w="1520"/>
                   <w:tcBorders>
                     <w:top w:val="none" w:color="FFFFFF" w:sz="0"/>
                     <w:left w:val="none" w:color="FFFFFF" w:sz="0"/>
@@ -2902,7 +2993,7 @@
               </w:tc>
               <w:tc>
                 <w:tcPr>
-                  <w:tcW w:type="dxa" w:w="2160"/>
+                  <w:tcW w:type="dxa" w:w="1858"/>
                   <w:tcBorders>
                     <w:top w:val="none" w:color="FFFFFF" w:sz="0"/>
                     <w:left w:val="none" w:color="FFFFFF" w:sz="0"/>
@@ -2939,7 +3030,7 @@
               </w:trPr>
               <w:tc>
                 <w:tcPr>
-                  <w:tcW w:type="dxa" w:w="560"/>
+                  <w:tcW w:type="dxa" w:w="640"/>
                   <w:tcBorders>
                     <w:top w:val="none" w:color="FFFFFF" w:sz="0"/>
                     <w:left w:val="none" w:color="FFFFFF" w:sz="0"/>
@@ -2964,9 +3055,9 @@
                       <w:b/>
                       <w:bCs/>
                       <w:color w:val="3E4C59"/>
-                      <w:spacing w:val="12"/>
-                      <w:sz w:val="13"/>
-                      <w:szCs w:val="13"/>
+                      <w:spacing w:val="14"/>
+                      <w:sz w:val="16"/>
+                      <w:szCs w:val="16"/>
                     </w:rPr>
                     <w:t xml:space="preserve">APRÈS</w:t>
                   </w:r>
@@ -2974,7 +3065,7 @@
               </w:tc>
               <w:tc>
                 <w:tcPr>
-                  <w:tcW w:type="dxa" w:w="1200"/>
+                  <w:tcW w:type="dxa" w:w="1250"/>
                   <w:tcBorders>
                     <w:top w:val="single" w:color="D9DEE5" w:sz="4"/>
                     <w:left w:val="single" w:color="D9DEE5" w:sz="4"/>
@@ -2983,16 +3074,16 @@
                   </w:tcBorders>
                   <w:shd w:fill="FFFFFF" w:color="auto" w:val="clear"/>
                   <w:tcMar>
-                    <w:top w:type="dxa" w:w="24"/>
+                    <w:top w:type="dxa" w:w="30"/>
                     <w:left w:type="dxa" w:w="40"/>
-                    <w:bottom w:type="dxa" w:w="24"/>
+                    <w:bottom w:type="dxa" w:w="30"/>
                     <w:right w:type="dxa" w:w="40"/>
                   </w:tcMar>
                   <w:vAlign w:val="center"/>
                 </w:tcPr>
                 <w:p>
                   <w:pPr>
-                    <w:spacing w:after="0" w:before="0" w:line="215"/>
+                    <w:spacing w:after="0" w:before="0" w:line="230"/>
                     <w:jc w:val="center"/>
                   </w:pPr>
                   <w:r>
@@ -3001,8 +3092,8 @@
                       <w:b/>
                       <w:bCs/>
                       <w:color w:val="1F2933"/>
-                      <w:sz w:val="15"/>
-                      <w:szCs w:val="15"/>
+                      <w:sz w:val="19"/>
+                      <w:szCs w:val="19"/>
                     </w:rPr>
                     <w:t xml:space="preserve">Poids fort</w:t>
                   </w:r>
@@ -3042,7 +3133,7 @@
               </w:tc>
               <w:tc>
                 <w:tcPr>
-                  <w:tcW w:type="dxa" w:w="1200"/>
+                  <w:tcW w:type="dxa" w:w="1350"/>
                   <w:tcBorders>
                     <w:top w:val="single" w:color="D9DEE5" w:sz="4"/>
                     <w:left w:val="single" w:color="D9DEE5" w:sz="4"/>
@@ -3051,16 +3142,16 @@
                   </w:tcBorders>
                   <w:shd w:fill="FFFFFF" w:color="auto" w:val="clear"/>
                   <w:tcMar>
-                    <w:top w:type="dxa" w:w="24"/>
+                    <w:top w:type="dxa" w:w="30"/>
                     <w:left w:type="dxa" w:w="40"/>
-                    <w:bottom w:type="dxa" w:w="24"/>
+                    <w:bottom w:type="dxa" w:w="30"/>
                     <w:right w:type="dxa" w:w="40"/>
                   </w:tcMar>
                   <w:vAlign w:val="center"/>
                 </w:tcPr>
                 <w:p>
                   <w:pPr>
-                    <w:spacing w:after="0" w:before="0" w:line="215"/>
+                    <w:spacing w:after="0" w:before="0" w:line="230"/>
                     <w:jc w:val="center"/>
                   </w:pPr>
                   <w:r>
@@ -3069,8 +3160,8 @@
                       <w:b/>
                       <w:bCs/>
                       <w:color w:val="1F2933"/>
-                      <w:sz w:val="15"/>
-                      <w:szCs w:val="15"/>
+                      <w:sz w:val="19"/>
+                      <w:szCs w:val="19"/>
                     </w:rPr>
                     <w:t xml:space="preserve">Volume élevé</w:t>
                   </w:r>
@@ -3110,7 +3201,7 @@
               </w:tc>
               <w:tc>
                 <w:tcPr>
-                  <w:tcW w:type="dxa" w:w="1300"/>
+                  <w:tcW w:type="dxa" w:w="1520"/>
                   <w:tcBorders>
                     <w:top w:val="none" w:color="FFFFFF" w:sz="0"/>
                     <w:left w:val="none" w:color="FFFFFF" w:sz="0"/>
@@ -3119,16 +3210,16 @@
                   </w:tcBorders>
                   <w:shd w:fill="B2182B" w:color="auto" w:val="clear"/>
                   <w:tcMar>
-                    <w:top w:type="dxa" w:w="24"/>
+                    <w:top w:type="dxa" w:w="30"/>
                     <w:left w:type="dxa" w:w="40"/>
-                    <w:bottom w:type="dxa" w:w="24"/>
+                    <w:bottom w:type="dxa" w:w="30"/>
                     <w:right w:type="dxa" w:w="40"/>
                   </w:tcMar>
                   <w:vAlign w:val="center"/>
                 </w:tcPr>
                 <w:p>
                   <w:pPr>
-                    <w:spacing w:after="0" w:before="0" w:line="215"/>
+                    <w:spacing w:after="0" w:before="0" w:line="230"/>
                     <w:jc w:val="center"/>
                   </w:pPr>
                   <w:r>
@@ -3137,8 +3228,8 @@
                       <w:b/>
                       <w:bCs/>
                       <w:color w:val="FFFFFF"/>
-                      <w:sz w:val="15"/>
-                      <w:szCs w:val="15"/>
+                      <w:sz w:val="19"/>
+                      <w:szCs w:val="19"/>
                     </w:rPr>
                     <w:t xml:space="preserve">Intensité modérée</w:t>
                   </w:r>
@@ -3172,8 +3263,8 @@
                       <w:b/>
                       <w:bCs/>
                       <w:color w:val="3E4C59"/>
-                      <w:sz w:val="24"/>
-                      <w:szCs w:val="24"/>
+                      <w:sz w:val="30"/>
+                      <w:szCs w:val="30"/>
                     </w:rPr>
                     <w:t xml:space="preserve">→</w:t>
                   </w:r>
@@ -3181,7 +3272,7 @@
               </w:tc>
               <w:tc>
                 <w:tcPr>
-                  <w:tcW w:type="dxa" w:w="2160"/>
+                  <w:tcW w:type="dxa" w:w="1858"/>
                   <w:tcBorders>
                     <w:top w:val="none" w:color="FFFFFF" w:sz="0"/>
                     <w:left w:val="none" w:color="FFFFFF" w:sz="0"/>
@@ -3198,14 +3289,14 @@
                 </w:tcPr>
                 <w:p>
                   <w:pPr>
-                    <w:spacing w:after="0" w:before="0" w:line="215"/>
+                    <w:spacing w:after="0" w:before="0" w:line="235"/>
                   </w:pPr>
                   <w:r>
                     <w:rPr>
                       <w:rFonts w:ascii="Calibri" w:cs="Calibri" w:eastAsia="Calibri" w:hAnsi="Calibri"/>
                       <w:color w:val="2166AC"/>
-                      <w:sz w:val="18"/>
-                      <w:szCs w:val="18"/>
+                      <w:sz w:val="22"/>
+                      <w:szCs w:val="22"/>
                     </w:rPr>
                     <w:t xml:space="preserve">■ </w:t>
                   </w:r>
@@ -3215,8 +3306,8 @@
                       <w:b/>
                       <w:bCs/>
                       <w:color w:val="1F2933"/>
-                      <w:sz w:val="16"/>
-                      <w:szCs w:val="16"/>
+                      <w:sz w:val="20"/>
+                      <w:szCs w:val="20"/>
                     </w:rPr>
                     <w:t xml:space="preserve">Pôle majeur au renouvellement modéré</w:t>
                   </w:r>
@@ -3224,29 +3315,16 @@
               </w:tc>
             </w:tr>
           </w:tbl>
-          <w:p>
-            <w:pPr>
-              <w:spacing w:after="0" w:before="0" w:line="30" w:lineRule="exact"/>
-            </w:pPr>
-            <w:r>
-              <w:rPr>
-                <w:rFonts w:ascii="Calibri" w:cs="Calibri" w:eastAsia="Calibri" w:hAnsi="Calibri"/>
-                <w:color w:val="1F2933"/>
-                <w:sz w:val="4"/>
-                <w:szCs w:val="4"/>
-              </w:rPr>
-              <w:t xml:space="preserve"/>
-            </w:r>
-          </w:p>
+          <w:p/>
         </w:tc>
       </w:tr>
     </w:tbl>
     <w:p>
       <w:pPr>
         <w:sectPr>
-          <w:footerReference w:type="default" r:id="rId6"/>
+          <w:footerReference w:type="default" r:id="rId7"/>
           <w:pgSz w:w="16838" w:h="11906" w:orient="landscape"/>
-          <w:pgMar w:top="400" w:right="569" w:bottom="340" w:left="569" w:header="708" w:footer="708" w:gutter="0"/>
+          <w:pgMar w:top="480" w:right="680" w:bottom="400" w:left="680" w:header="708" w:footer="708" w:gutter="0"/>
           <w:pgNumType/>
           <w:docGrid w:linePitch="360"/>
         </w:sectPr>
@@ -3254,7 +3332,7 @@
     </w:p>
     <w:p>
       <w:pPr>
-        <w:spacing w:after="0" w:before="0" w:line="240"/>
+        <w:spacing w:after="60" w:before="0" w:line="240"/>
       </w:pPr>
       <w:r>
         <w:rPr>
@@ -3263,15 +3341,15 @@
           <w:bCs/>
           <w:color w:val="3E4C59"/>
           <w:spacing w:val="25"/>
-          <w:sz w:val="15"/>
-          <w:szCs w:val="15"/>
+          <w:sz w:val="17"/>
+          <w:szCs w:val="17"/>
         </w:rPr>
-        <w:t xml:space="preserve">Typologie des territoires BITD  ·  fiche de lecture  ·  page 2</w:t>
+        <w:t xml:space="preserve">Typologie des territoires BITD  ·  fiche de lecture  ·  3 / 4</w:t>
       </w:r>
     </w:p>
     <w:p>
       <w:pPr>
-        <w:spacing w:after="20" w:before="60" w:line="276"/>
+        <w:spacing w:after="40" w:before="0" w:line="300"/>
       </w:pPr>
       <w:r>
         <w:rPr>
@@ -3279,22 +3357,22 @@
           <w:b/>
           <w:bCs/>
           <w:color w:val="1E3A5F"/>
-          <w:sz w:val="38"/>
-          <w:szCs w:val="38"/>
+          <w:sz w:val="46"/>
+          <w:szCs w:val="46"/>
         </w:rPr>
-        <w:t xml:space="preserve">Les sept situations territoriales</w:t>
+        <w:t xml:space="preserve">Les sept situations territoriales (1 à 4)</w:t>
       </w:r>
     </w:p>
     <w:p>
       <w:pPr>
-        <w:spacing w:after="40" w:before="0" w:line="235"/>
+        <w:spacing w:after="60" w:before="0" w:line="255"/>
       </w:pPr>
       <w:r>
         <w:rPr>
           <w:rFonts w:ascii="Calibri" w:cs="Calibri" w:eastAsia="Calibri" w:hAnsi="Calibri"/>
           <w:color w:val="1F2933"/>
-          <w:sz w:val="19"/>
-          <w:szCs w:val="19"/>
+          <w:sz w:val="24"/>
+          <w:szCs w:val="24"/>
         </w:rPr>
         <w:t xml:space="preserve">Sept profils, sans échelle unique de gravité : chacun décrit une situation de renouvellement différente. Exemples fictifs ; les classes (faible, moyen, fort…) dépendent des seuils en vigueur.</w:t>
       </w:r>
@@ -3318,7 +3396,7 @@
     </w:p>
     <w:tbl>
       <w:tblPr>
-        <w:tblW w:type="dxa" w:w="15700"/>
+        <w:tblW w:type="dxa" w:w="15476"/>
         <w:tblBorders>
           <w:top w:val="single" w:color="auto" w:sz="4"/>
           <w:left w:val="single" w:color="auto" w:sz="4"/>
@@ -3330,13 +3408,13 @@
         <w:tblLayout w:type="fixed"/>
       </w:tblPr>
       <w:tblGrid>
-        <w:gridCol w:w="3790"/>
+        <w:gridCol w:w="3734"/>
         <w:gridCol w:w="180"/>
-        <w:gridCol w:w="3790"/>
+        <w:gridCol w:w="3734"/>
         <w:gridCol w:w="180"/>
-        <w:gridCol w:w="3790"/>
+        <w:gridCol w:w="3734"/>
         <w:gridCol w:w="180"/>
-        <w:gridCol w:w="3790"/>
+        <w:gridCol w:w="3734"/>
       </w:tblGrid>
       <w:tr>
         <w:trPr>
@@ -3344,7 +3422,7 @@
         </w:trPr>
         <w:tc>
           <w:tcPr>
-            <w:tcW w:type="dxa" w:w="3790"/>
+            <w:tcW w:type="dxa" w:w="3734"/>
             <w:tcBorders>
               <w:top w:val="none" w:color="FFFFFF" w:sz="0"/>
               <w:left w:val="none" w:color="FFFFFF" w:sz="0"/>
@@ -3362,7 +3440,7 @@
           </w:tcPr>
           <w:tbl>
             <w:tblPr>
-              <w:tblW w:type="dxa" w:w="3790"/>
+              <w:tblW w:type="dxa" w:w="3734"/>
               <w:tblBorders>
                 <w:top w:val="single" w:color="auto" w:sz="4"/>
                 <w:left w:val="single" w:color="auto" w:sz="4"/>
@@ -3374,12 +3452,12 @@
               <w:tblLayout w:type="fixed"/>
             </w:tblPr>
             <w:tblGrid>
-              <w:gridCol w:w="3790"/>
+              <w:gridCol w:w="3734"/>
             </w:tblGrid>
             <w:tr>
               <w:tc>
                 <w:tcPr>
-                  <w:tcW w:type="dxa" w:w="3790"/>
+                  <w:tcW w:type="dxa" w:w="3734"/>
                   <w:tcBorders>
                     <w:top w:val="none" w:color="FFFFFF" w:sz="0"/>
                     <w:left w:val="none" w:color="FFFFFF" w:sz="0"/>
@@ -3388,16 +3466,16 @@
                   </w:tcBorders>
                   <w:shd w:fill="B2182B" w:color="auto" w:val="clear"/>
                   <w:tcMar>
-                    <w:top w:type="dxa" w:w="70"/>
-                    <w:left w:type="dxa" w:w="130"/>
-                    <w:bottom w:type="dxa" w:w="70"/>
-                    <w:right w:type="dxa" w:w="130"/>
+                    <w:top w:type="dxa" w:w="120"/>
+                    <w:left w:type="dxa" w:w="170"/>
+                    <w:bottom w:type="dxa" w:w="120"/>
+                    <w:right w:type="dxa" w:w="170"/>
                   </w:tcMar>
                   <w:vAlign w:val="center"/>
                 </w:tcPr>
                 <w:p>
                   <w:pPr>
-                    <w:spacing w:after="0" w:before="0" w:line="230"/>
+                    <w:spacing w:after="0" w:before="0" w:line="250"/>
                   </w:pPr>
                   <w:r>
                     <w:rPr>
@@ -3405,8 +3483,8 @@
                       <w:b/>
                       <w:bCs/>
                       <w:color w:val="FFFFFF"/>
-                      <w:sz w:val="20"/>
-                      <w:szCs w:val="20"/>
+                      <w:sz w:val="28"/>
+                      <w:szCs w:val="28"/>
                     </w:rPr>
                     <w:t xml:space="preserve">Pôle majeur à renouveler rapidement</w:t>
                   </w:r>
@@ -3416,8 +3494,8 @@
           </w:tbl>
           <w:p>
             <w:pPr>
-              <w:spacing w:after="15" w:before="50" w:line="240"/>
-              <w:ind w:left="130" w:right="130"/>
+              <w:spacing w:after="30" w:before="130" w:line="250"/>
+              <w:ind w:left="170" w:right="170"/>
             </w:pPr>
             <w:r>
               <w:rPr>
@@ -3425,32 +3503,32 @@
                 <w:b/>
                 <w:bCs/>
                 <w:color w:val="1E3A5F"/>
-                <w:spacing w:val="15"/>
-                <w:sz w:val="14"/>
-                <w:szCs w:val="14"/>
-              </w:rPr>
-              <w:t xml:space="preserve">CE QUE CELA VEUT DIRE</w:t>
-            </w:r>
-          </w:p>
-          <w:p>
-            <w:pPr>
-              <w:spacing w:after="25" w:before="0" w:line="235"/>
-              <w:ind w:left="130" w:right="130"/>
-            </w:pPr>
-            <w:r>
-              <w:rPr>
-                <w:rFonts w:ascii="Calibri" w:cs="Calibri" w:eastAsia="Calibri" w:hAnsi="Calibri"/>
-                <w:color w:val="1F2933"/>
+                <w:spacing w:val="14"/>
                 <w:sz w:val="17"/>
                 <w:szCs w:val="17"/>
               </w:rPr>
+              <w:t xml:space="preserve">CE QUE CELA VEUT DIRE</w:t>
+            </w:r>
+          </w:p>
+          <w:p>
+            <w:pPr>
+              <w:spacing w:after="50" w:before="0" w:line="270"/>
+              <w:ind w:left="170" w:right="170"/>
+            </w:pPr>
+            <w:r>
+              <w:rPr>
+                <w:rFonts w:ascii="Calibri" w:cs="Calibri" w:eastAsia="Calibri" w:hAnsi="Calibri"/>
+                <w:color w:val="1F2933"/>
+                <w:sz w:val="24"/>
+                <w:szCs w:val="24"/>
+              </w:rPr>
               <w:t xml:space="preserve">Un grand pôle de la BITD où beaucoup de salariés pourraient partir, et où ces départs représentent une part importante des effectifs actuels.</w:t>
             </w:r>
           </w:p>
           <w:p>
             <w:pPr>
-              <w:spacing w:after="15" w:before="50" w:line="240"/>
-              <w:ind w:left="130" w:right="130"/>
+              <w:spacing w:after="30" w:before="130" w:line="250"/>
+              <w:ind w:left="170" w:right="170"/>
             </w:pPr>
             <w:r>
               <w:rPr>
@@ -3458,32 +3536,32 @@
                 <w:b/>
                 <w:bCs/>
                 <w:color w:val="1E3A5F"/>
-                <w:spacing w:val="15"/>
-                <w:sz w:val="14"/>
-                <w:szCs w:val="14"/>
-              </w:rPr>
-              <w:t xml:space="preserve">POURQUOI CE CLASSEMENT ?</w:t>
-            </w:r>
-          </w:p>
-          <w:p>
-            <w:pPr>
-              <w:spacing w:after="25" w:before="0" w:line="235"/>
-              <w:ind w:left="130" w:right="130"/>
-            </w:pPr>
-            <w:r>
-              <w:rPr>
-                <w:rFonts w:ascii="Calibri" w:cs="Calibri" w:eastAsia="Calibri" w:hAnsi="Calibri"/>
-                <w:color w:val="1F2933"/>
+                <w:spacing w:val="14"/>
                 <w:sz w:val="17"/>
                 <w:szCs w:val="17"/>
               </w:rPr>
+              <w:t xml:space="preserve">POURQUOI CE CLASSEMENT ?</w:t>
+            </w:r>
+          </w:p>
+          <w:p>
+            <w:pPr>
+              <w:spacing w:after="50" w:before="0" w:line="270"/>
+              <w:ind w:left="170" w:right="170"/>
+            </w:pPr>
+            <w:r>
+              <w:rPr>
+                <w:rFonts w:ascii="Calibri" w:cs="Calibri" w:eastAsia="Calibri" w:hAnsi="Calibri"/>
+                <w:color w:val="1F2933"/>
+                <w:sz w:val="24"/>
+                <w:szCs w:val="24"/>
+              </w:rPr>
               <w:t xml:space="preserve">Les trois voyants sont au plus haut : poids fort, volume de départs élevé, intensité élevée (règle 6).</w:t>
             </w:r>
           </w:p>
           <w:p>
             <w:pPr>
-              <w:spacing w:after="15" w:before="50" w:line="240"/>
-              <w:ind w:left="130" w:right="130"/>
+              <w:spacing w:after="30" w:before="130" w:line="250"/>
+              <w:ind w:left="170" w:right="170"/>
             </w:pPr>
             <w:r>
               <w:rPr>
@@ -3491,32 +3569,32 @@
                 <w:b/>
                 <w:bCs/>
                 <w:color w:val="1E3A5F"/>
-                <w:spacing w:val="15"/>
-                <w:sz w:val="14"/>
-                <w:szCs w:val="14"/>
-              </w:rPr>
-              <w:t xml:space="preserve">EXEMPLE FICTIF</w:t>
-            </w:r>
-          </w:p>
-          <w:p>
-            <w:pPr>
-              <w:spacing w:after="25" w:before="0" w:line="235"/>
-              <w:ind w:left="130" w:right="130"/>
-            </w:pPr>
-            <w:r>
-              <w:rPr>
-                <w:rFonts w:ascii="Calibri" w:cs="Calibri" w:eastAsia="Calibri" w:hAnsi="Calibri"/>
-                <w:color w:val="1F2933"/>
+                <w:spacing w:val="14"/>
                 <w:sz w:val="17"/>
                 <w:szCs w:val="17"/>
               </w:rPr>
+              <w:t xml:space="preserve">EXEMPLE FICTIF</w:t>
+            </w:r>
+          </w:p>
+          <w:p>
+            <w:pPr>
+              <w:spacing w:after="50" w:before="0" w:line="270"/>
+              <w:ind w:left="170" w:right="170"/>
+            </w:pPr>
+            <w:r>
+              <w:rPr>
+                <w:rFonts w:ascii="Calibri" w:cs="Calibri" w:eastAsia="Calibri" w:hAnsi="Calibri"/>
+                <w:color w:val="1F2933"/>
+                <w:sz w:val="24"/>
+                <w:szCs w:val="24"/>
+              </w:rPr>
               <w:t xml:space="preserve">8 % de l’emploi BITD national · 900 départs estimés · 14 % de l’emploi actuel à remplacer.</w:t>
             </w:r>
           </w:p>
           <w:p>
             <w:pPr>
-              <w:spacing w:after="15" w:before="50" w:line="240"/>
-              <w:ind w:left="130" w:right="130"/>
+              <w:spacing w:after="30" w:before="130" w:line="250"/>
+              <w:ind w:left="170" w:right="170"/>
             </w:pPr>
             <w:r>
               <w:rPr>
@@ -3524,31 +3602,31 @@
                 <w:b/>
                 <w:bCs/>
                 <w:color w:val="B2182B"/>
-                <w:spacing w:val="15"/>
-                <w:sz w:val="14"/>
-                <w:szCs w:val="14"/>
-              </w:rPr>
-              <w:t xml:space="preserve">CE QU’IL FAUT RETENIR</w:t>
-            </w:r>
-          </w:p>
-          <w:p>
-            <w:pPr>
-              <w:spacing w:after="25" w:before="0" w:line="235"/>
-              <w:ind w:left="130" w:right="130"/>
-            </w:pPr>
-            <w:r>
-              <w:rPr>
-                <w:rFonts w:ascii="Calibri" w:cs="Calibri" w:eastAsia="Calibri" w:hAnsi="Calibri"/>
-                <w:color w:val="1F2933"/>
+                <w:spacing w:val="14"/>
                 <w:sz w:val="17"/>
                 <w:szCs w:val="17"/>
               </w:rPr>
+              <w:t xml:space="preserve">CE QU’IL FAUT RETENIR</w:t>
+            </w:r>
+          </w:p>
+          <w:p>
+            <w:pPr>
+              <w:spacing w:after="50" w:before="0" w:line="270"/>
+              <w:ind w:left="170" w:right="170"/>
+            </w:pPr>
+            <w:r>
+              <w:rPr>
+                <w:rFonts w:ascii="Calibri" w:cs="Calibri" w:eastAsia="Calibri" w:hAnsi="Calibri"/>
+                <w:color w:val="1F2933"/>
+                <w:sz w:val="24"/>
+                <w:szCs w:val="24"/>
+              </w:rPr>
               <w:t xml:space="preserve">Priorité : anticiper les recrutements et la transmission des savoir-faire sur plusieurs années.</w:t>
             </w:r>
           </w:p>
           <w:p>
             <w:pPr>
-              <w:spacing w:after="0" w:before="0" w:line="40" w:lineRule="exact"/>
+              <w:spacing w:after="0" w:before="0" w:line="80" w:lineRule="exact"/>
             </w:pPr>
             <w:r>
               <w:rPr>
@@ -3595,7 +3673,7 @@
         </w:tc>
         <w:tc>
           <w:tcPr>
-            <w:tcW w:type="dxa" w:w="3790"/>
+            <w:tcW w:type="dxa" w:w="3734"/>
             <w:tcBorders>
               <w:top w:val="none" w:color="FFFFFF" w:sz="0"/>
               <w:left w:val="none" w:color="FFFFFF" w:sz="0"/>
@@ -3613,7 +3691,7 @@
           </w:tcPr>
           <w:tbl>
             <w:tblPr>
-              <w:tblW w:type="dxa" w:w="3790"/>
+              <w:tblW w:type="dxa" w:w="3734"/>
               <w:tblBorders>
                 <w:top w:val="single" w:color="auto" w:sz="4"/>
                 <w:left w:val="single" w:color="auto" w:sz="4"/>
@@ -3625,12 +3703,12 @@
               <w:tblLayout w:type="fixed"/>
             </w:tblPr>
             <w:tblGrid>
-              <w:gridCol w:w="3790"/>
+              <w:gridCol w:w="3734"/>
             </w:tblGrid>
             <w:tr>
               <w:tc>
                 <w:tcPr>
-                  <w:tcW w:type="dxa" w:w="3790"/>
+                  <w:tcW w:type="dxa" w:w="3734"/>
                   <w:tcBorders>
                     <w:top w:val="none" w:color="FFFFFF" w:sz="0"/>
                     <w:left w:val="none" w:color="FFFFFF" w:sz="0"/>
@@ -3639,16 +3717,16 @@
                   </w:tcBorders>
                   <w:shd w:fill="EF8A62" w:color="auto" w:val="clear"/>
                   <w:tcMar>
-                    <w:top w:type="dxa" w:w="70"/>
-                    <w:left w:type="dxa" w:w="130"/>
-                    <w:bottom w:type="dxa" w:w="70"/>
-                    <w:right w:type="dxa" w:w="130"/>
+                    <w:top w:type="dxa" w:w="120"/>
+                    <w:left w:type="dxa" w:w="170"/>
+                    <w:bottom w:type="dxa" w:w="120"/>
+                    <w:right w:type="dxa" w:w="170"/>
                   </w:tcMar>
                   <w:vAlign w:val="center"/>
                 </w:tcPr>
                 <w:p>
                   <w:pPr>
-                    <w:spacing w:after="0" w:before="0" w:line="230"/>
+                    <w:spacing w:after="0" w:before="0" w:line="250"/>
                   </w:pPr>
                   <w:r>
                     <w:rPr>
@@ -3656,8 +3734,8 @@
                       <w:b/>
                       <w:bCs/>
                       <w:color w:val="FFFFFF"/>
-                      <w:sz w:val="20"/>
-                      <w:szCs w:val="20"/>
+                      <w:sz w:val="28"/>
+                      <w:szCs w:val="28"/>
                     </w:rPr>
                     <w:t xml:space="preserve">Renouvellement rapide à surveiller</w:t>
                   </w:r>
@@ -3667,8 +3745,8 @@
           </w:tbl>
           <w:p>
             <w:pPr>
-              <w:spacing w:after="15" w:before="50" w:line="240"/>
-              <w:ind w:left="130" w:right="130"/>
+              <w:spacing w:after="30" w:before="130" w:line="250"/>
+              <w:ind w:left="170" w:right="170"/>
             </w:pPr>
             <w:r>
               <w:rPr>
@@ -3676,32 +3754,32 @@
                 <w:b/>
                 <w:bCs/>
                 <w:color w:val="1E3A5F"/>
-                <w:spacing w:val="15"/>
-                <w:sz w:val="14"/>
-                <w:szCs w:val="14"/>
-              </w:rPr>
-              <w:t xml:space="preserve">CE QUE CELA VEUT DIRE</w:t>
-            </w:r>
-          </w:p>
-          <w:p>
-            <w:pPr>
-              <w:spacing w:after="25" w:before="0" w:line="235"/>
-              <w:ind w:left="130" w:right="130"/>
-            </w:pPr>
-            <w:r>
-              <w:rPr>
-                <w:rFonts w:ascii="Calibri" w:cs="Calibri" w:eastAsia="Calibri" w:hAnsi="Calibri"/>
-                <w:color w:val="1F2933"/>
+                <w:spacing w:val="14"/>
                 <w:sz w:val="17"/>
                 <w:szCs w:val="17"/>
               </w:rPr>
+              <w:t xml:space="preserve">CE QUE CELA VEUT DIRE</w:t>
+            </w:r>
+          </w:p>
+          <w:p>
+            <w:pPr>
+              <w:spacing w:after="50" w:before="0" w:line="270"/>
+              <w:ind w:left="170" w:right="170"/>
+            </w:pPr>
+            <w:r>
+              <w:rPr>
+                <w:rFonts w:ascii="Calibri" w:cs="Calibri" w:eastAsia="Calibri" w:hAnsi="Calibri"/>
+                <w:color w:val="1F2933"/>
+                <w:sz w:val="24"/>
+                <w:szCs w:val="24"/>
+              </w:rPr>
               <w:t xml:space="preserve">Une part importante des salariés pourrait partir d’ici 2030, même si le département n’est pas un très grand pôle ou si le nombre de départs reste limité.</w:t>
             </w:r>
           </w:p>
           <w:p>
             <w:pPr>
-              <w:spacing w:after="15" w:before="50" w:line="240"/>
-              <w:ind w:left="130" w:right="130"/>
+              <w:spacing w:after="30" w:before="130" w:line="250"/>
+              <w:ind w:left="170" w:right="170"/>
             </w:pPr>
             <w:r>
               <w:rPr>
@@ -3709,32 +3787,32 @@
                 <w:b/>
                 <w:bCs/>
                 <w:color w:val="1E3A5F"/>
-                <w:spacing w:val="15"/>
-                <w:sz w:val="14"/>
-                <w:szCs w:val="14"/>
-              </w:rPr>
-              <w:t xml:space="preserve">POURQUOI CE CLASSEMENT ?</w:t>
-            </w:r>
-          </w:p>
-          <w:p>
-            <w:pPr>
-              <w:spacing w:after="25" w:before="0" w:line="235"/>
-              <w:ind w:left="130" w:right="130"/>
-            </w:pPr>
-            <w:r>
-              <w:rPr>
-                <w:rFonts w:ascii="Calibri" w:cs="Calibri" w:eastAsia="Calibri" w:hAnsi="Calibri"/>
-                <w:color w:val="1F2933"/>
+                <w:spacing w:val="14"/>
                 <w:sz w:val="17"/>
                 <w:szCs w:val="17"/>
               </w:rPr>
+              <w:t xml:space="preserve">POURQUOI CE CLASSEMENT ?</w:t>
+            </w:r>
+          </w:p>
+          <w:p>
+            <w:pPr>
+              <w:spacing w:after="50" w:before="0" w:line="270"/>
+              <w:ind w:left="170" w:right="170"/>
+            </w:pPr>
+            <w:r>
+              <w:rPr>
+                <w:rFonts w:ascii="Calibri" w:cs="Calibri" w:eastAsia="Calibri" w:hAnsi="Calibri"/>
+                <w:color w:val="1F2933"/>
+                <w:sz w:val="24"/>
+                <w:szCs w:val="24"/>
+              </w:rPr>
               <w:t xml:space="preserve">L’intensité est élevée, mais le poids ou le volume ne sont pas au plus haut (règle 7).</w:t>
             </w:r>
           </w:p>
           <w:p>
             <w:pPr>
-              <w:spacing w:after="15" w:before="50" w:line="240"/>
-              <w:ind w:left="130" w:right="130"/>
+              <w:spacing w:after="30" w:before="130" w:line="250"/>
+              <w:ind w:left="170" w:right="170"/>
             </w:pPr>
             <w:r>
               <w:rPr>
@@ -3742,32 +3820,32 @@
                 <w:b/>
                 <w:bCs/>
                 <w:color w:val="1E3A5F"/>
-                <w:spacing w:val="15"/>
-                <w:sz w:val="14"/>
-                <w:szCs w:val="14"/>
-              </w:rPr>
-              <w:t xml:space="preserve">EXEMPLE FICTIF</w:t>
-            </w:r>
-          </w:p>
-          <w:p>
-            <w:pPr>
-              <w:spacing w:after="25" w:before="0" w:line="235"/>
-              <w:ind w:left="130" w:right="130"/>
-            </w:pPr>
-            <w:r>
-              <w:rPr>
-                <w:rFonts w:ascii="Calibri" w:cs="Calibri" w:eastAsia="Calibri" w:hAnsi="Calibri"/>
-                <w:color w:val="1F2933"/>
+                <w:spacing w:val="14"/>
                 <w:sz w:val="17"/>
                 <w:szCs w:val="17"/>
               </w:rPr>
+              <w:t xml:space="preserve">EXEMPLE FICTIF</w:t>
+            </w:r>
+          </w:p>
+          <w:p>
+            <w:pPr>
+              <w:spacing w:after="50" w:before="0" w:line="270"/>
+              <w:ind w:left="170" w:right="170"/>
+            </w:pPr>
+            <w:r>
+              <w:rPr>
+                <w:rFonts w:ascii="Calibri" w:cs="Calibri" w:eastAsia="Calibri" w:hAnsi="Calibri"/>
+                <w:color w:val="1F2933"/>
+                <w:sz w:val="24"/>
+                <w:szCs w:val="24"/>
+              </w:rPr>
               <w:t xml:space="preserve">1,5 % de l’emploi national · 180 départs · 16 % de l’emploi actuel.</w:t>
             </w:r>
           </w:p>
           <w:p>
             <w:pPr>
-              <w:spacing w:after="15" w:before="50" w:line="240"/>
-              <w:ind w:left="130" w:right="130"/>
+              <w:spacing w:after="30" w:before="130" w:line="250"/>
+              <w:ind w:left="170" w:right="170"/>
             </w:pPr>
             <w:r>
               <w:rPr>
@@ -3775,31 +3853,31 @@
                 <w:b/>
                 <w:bCs/>
                 <w:color w:val="B2182B"/>
-                <w:spacing w:val="15"/>
-                <w:sz w:val="14"/>
-                <w:szCs w:val="14"/>
-              </w:rPr>
-              <w:t xml:space="preserve">CE QU’IL FAUT RETENIR</w:t>
-            </w:r>
-          </w:p>
-          <w:p>
-            <w:pPr>
-              <w:spacing w:after="25" w:before="0" w:line="235"/>
-              <w:ind w:left="130" w:right="130"/>
-            </w:pPr>
-            <w:r>
-              <w:rPr>
-                <w:rFonts w:ascii="Calibri" w:cs="Calibri" w:eastAsia="Calibri" w:hAnsi="Calibri"/>
-                <w:color w:val="1F2933"/>
+                <w:spacing w:val="14"/>
                 <w:sz w:val="17"/>
                 <w:szCs w:val="17"/>
               </w:rPr>
+              <w:t xml:space="preserve">CE QU’IL FAUT RETENIR</w:t>
+            </w:r>
+          </w:p>
+          <w:p>
+            <w:pPr>
+              <w:spacing w:after="50" w:before="0" w:line="270"/>
+              <w:ind w:left="170" w:right="170"/>
+            </w:pPr>
+            <w:r>
+              <w:rPr>
+                <w:rFonts w:ascii="Calibri" w:cs="Calibri" w:eastAsia="Calibri" w:hAnsi="Calibri"/>
+                <w:color w:val="1F2933"/>
+                <w:sz w:val="24"/>
+                <w:szCs w:val="24"/>
+              </w:rPr>
               <w:t xml:space="preserve">Un signal de vigilance, pas une pénurie annoncée : vérifier la capacité locale à recruter avant d’en faire une priorité.</w:t>
             </w:r>
           </w:p>
           <w:p>
             <w:pPr>
-              <w:spacing w:after="0" w:before="0" w:line="40" w:lineRule="exact"/>
+              <w:spacing w:after="0" w:before="0" w:line="80" w:lineRule="exact"/>
             </w:pPr>
             <w:r>
               <w:rPr>
@@ -3846,7 +3924,7 @@
         </w:tc>
         <w:tc>
           <w:tcPr>
-            <w:tcW w:type="dxa" w:w="3790"/>
+            <w:tcW w:type="dxa" w:w="3734"/>
             <w:tcBorders>
               <w:top w:val="none" w:color="FFFFFF" w:sz="0"/>
               <w:left w:val="none" w:color="FFFFFF" w:sz="0"/>
@@ -3864,7 +3942,7 @@
           </w:tcPr>
           <w:tbl>
             <w:tblPr>
-              <w:tblW w:type="dxa" w:w="3790"/>
+              <w:tblW w:type="dxa" w:w="3734"/>
               <w:tblBorders>
                 <w:top w:val="single" w:color="auto" w:sz="4"/>
                 <w:left w:val="single" w:color="auto" w:sz="4"/>
@@ -3876,12 +3954,12 @@
               <w:tblLayout w:type="fixed"/>
             </w:tblPr>
             <w:tblGrid>
-              <w:gridCol w:w="3790"/>
+              <w:gridCol w:w="3734"/>
             </w:tblGrid>
             <w:tr>
               <w:tc>
                 <w:tcPr>
-                  <w:tcW w:type="dxa" w:w="3790"/>
+                  <w:tcW w:type="dxa" w:w="3734"/>
                   <w:tcBorders>
                     <w:top w:val="none" w:color="FFFFFF" w:sz="0"/>
                     <w:left w:val="none" w:color="FFFFFF" w:sz="0"/>
@@ -3890,16 +3968,16 @@
                   </w:tcBorders>
                   <w:shd w:fill="2166AC" w:color="auto" w:val="clear"/>
                   <w:tcMar>
-                    <w:top w:type="dxa" w:w="70"/>
-                    <w:left w:type="dxa" w:w="130"/>
-                    <w:bottom w:type="dxa" w:w="70"/>
-                    <w:right w:type="dxa" w:w="130"/>
+                    <w:top w:type="dxa" w:w="120"/>
+                    <w:left w:type="dxa" w:w="170"/>
+                    <w:bottom w:type="dxa" w:w="120"/>
+                    <w:right w:type="dxa" w:w="170"/>
                   </w:tcMar>
                   <w:vAlign w:val="center"/>
                 </w:tcPr>
                 <w:p>
                   <w:pPr>
-                    <w:spacing w:after="0" w:before="0" w:line="230"/>
+                    <w:spacing w:after="0" w:before="0" w:line="250"/>
                   </w:pPr>
                   <w:r>
                     <w:rPr>
@@ -3907,8 +3985,8 @@
                       <w:b/>
                       <w:bCs/>
                       <w:color w:val="FFFFFF"/>
-                      <w:sz w:val="20"/>
-                      <w:szCs w:val="20"/>
+                      <w:sz w:val="28"/>
+                      <w:szCs w:val="28"/>
                     </w:rPr>
                     <w:t xml:space="preserve">Pôle majeur au renouvellement modéré</w:t>
                   </w:r>
@@ -3918,8 +3996,8 @@
           </w:tbl>
           <w:p>
             <w:pPr>
-              <w:spacing w:after="15" w:before="50" w:line="240"/>
-              <w:ind w:left="130" w:right="130"/>
+              <w:spacing w:after="30" w:before="130" w:line="250"/>
+              <w:ind w:left="170" w:right="170"/>
             </w:pPr>
             <w:r>
               <w:rPr>
@@ -3927,32 +4005,32 @@
                 <w:b/>
                 <w:bCs/>
                 <w:color w:val="1E3A5F"/>
-                <w:spacing w:val="15"/>
-                <w:sz w:val="14"/>
-                <w:szCs w:val="14"/>
-              </w:rPr>
-              <w:t xml:space="preserve">CE QUE CELA VEUT DIRE</w:t>
-            </w:r>
-          </w:p>
-          <w:p>
-            <w:pPr>
-              <w:spacing w:after="25" w:before="0" w:line="235"/>
-              <w:ind w:left="130" w:right="130"/>
-            </w:pPr>
-            <w:r>
-              <w:rPr>
-                <w:rFonts w:ascii="Calibri" w:cs="Calibri" w:eastAsia="Calibri" w:hAnsi="Calibri"/>
-                <w:color w:val="1F2933"/>
+                <w:spacing w:val="14"/>
                 <w:sz w:val="17"/>
                 <w:szCs w:val="17"/>
               </w:rPr>
+              <w:t xml:space="preserve">CE QUE CELA VEUT DIRE</w:t>
+            </w:r>
+          </w:p>
+          <w:p>
+            <w:pPr>
+              <w:spacing w:after="50" w:before="0" w:line="270"/>
+              <w:ind w:left="170" w:right="170"/>
+            </w:pPr>
+            <w:r>
+              <w:rPr>
+                <w:rFonts w:ascii="Calibri" w:cs="Calibri" w:eastAsia="Calibri" w:hAnsi="Calibri"/>
+                <w:color w:val="1F2933"/>
+                <w:sz w:val="24"/>
+                <w:szCs w:val="24"/>
+              </w:rPr>
               <w:t xml:space="preserve">Un grand pôle avec beaucoup de départs en nombre, mais à un rythme ordinaire par rapport à ses effectifs.</w:t>
             </w:r>
           </w:p>
           <w:p>
             <w:pPr>
-              <w:spacing w:after="15" w:before="50" w:line="240"/>
-              <w:ind w:left="130" w:right="130"/>
+              <w:spacing w:after="30" w:before="130" w:line="250"/>
+              <w:ind w:left="170" w:right="170"/>
             </w:pPr>
             <w:r>
               <w:rPr>
@@ -3960,32 +4038,32 @@
                 <w:b/>
                 <w:bCs/>
                 <w:color w:val="1E3A5F"/>
-                <w:spacing w:val="15"/>
-                <w:sz w:val="14"/>
-                <w:szCs w:val="14"/>
-              </w:rPr>
-              <w:t xml:space="preserve">POURQUOI CE CLASSEMENT ?</w:t>
-            </w:r>
-          </w:p>
-          <w:p>
-            <w:pPr>
-              <w:spacing w:after="25" w:before="0" w:line="235"/>
-              <w:ind w:left="130" w:right="130"/>
-            </w:pPr>
-            <w:r>
-              <w:rPr>
-                <w:rFonts w:ascii="Calibri" w:cs="Calibri" w:eastAsia="Calibri" w:hAnsi="Calibri"/>
-                <w:color w:val="1F2933"/>
+                <w:spacing w:val="14"/>
                 <w:sz w:val="17"/>
                 <w:szCs w:val="17"/>
               </w:rPr>
+              <w:t xml:space="preserve">POURQUOI CE CLASSEMENT ?</w:t>
+            </w:r>
+          </w:p>
+          <w:p>
+            <w:pPr>
+              <w:spacing w:after="50" w:before="0" w:line="270"/>
+              <w:ind w:left="170" w:right="170"/>
+            </w:pPr>
+            <w:r>
+              <w:rPr>
+                <w:rFonts w:ascii="Calibri" w:cs="Calibri" w:eastAsia="Calibri" w:hAnsi="Calibri"/>
+                <w:color w:val="1F2933"/>
+                <w:sz w:val="24"/>
+                <w:szCs w:val="24"/>
+              </w:rPr>
               <w:t xml:space="preserve">Volume élevé et intensité modérée, ni élevée ni faible (règle 8).</w:t>
             </w:r>
           </w:p>
           <w:p>
             <w:pPr>
-              <w:spacing w:after="15" w:before="50" w:line="240"/>
-              <w:ind w:left="130" w:right="130"/>
+              <w:spacing w:after="30" w:before="130" w:line="250"/>
+              <w:ind w:left="170" w:right="170"/>
             </w:pPr>
             <w:r>
               <w:rPr>
@@ -3993,32 +4071,32 @@
                 <w:b/>
                 <w:bCs/>
                 <w:color w:val="1E3A5F"/>
-                <w:spacing w:val="15"/>
-                <w:sz w:val="14"/>
-                <w:szCs w:val="14"/>
-              </w:rPr>
-              <w:t xml:space="preserve">EXEMPLE FICTIF</w:t>
-            </w:r>
-          </w:p>
-          <w:p>
-            <w:pPr>
-              <w:spacing w:after="25" w:before="0" w:line="235"/>
-              <w:ind w:left="130" w:right="130"/>
-            </w:pPr>
-            <w:r>
-              <w:rPr>
-                <w:rFonts w:ascii="Calibri" w:cs="Calibri" w:eastAsia="Calibri" w:hAnsi="Calibri"/>
-                <w:color w:val="1F2933"/>
+                <w:spacing w:val="14"/>
                 <w:sz w:val="17"/>
                 <w:szCs w:val="17"/>
               </w:rPr>
+              <w:t xml:space="preserve">EXEMPLE FICTIF</w:t>
+            </w:r>
+          </w:p>
+          <w:p>
+            <w:pPr>
+              <w:spacing w:after="50" w:before="0" w:line="270"/>
+              <w:ind w:left="170" w:right="170"/>
+            </w:pPr>
+            <w:r>
+              <w:rPr>
+                <w:rFonts w:ascii="Calibri" w:cs="Calibri" w:eastAsia="Calibri" w:hAnsi="Calibri"/>
+                <w:color w:val="1F2933"/>
+                <w:sz w:val="24"/>
+                <w:szCs w:val="24"/>
+              </w:rPr>
               <w:t xml:space="preserve">9 % de l’emploi national · 1 000 départs · 9 % de l’emploi actuel.</w:t>
             </w:r>
           </w:p>
           <w:p>
             <w:pPr>
-              <w:spacing w:after="15" w:before="50" w:line="240"/>
-              <w:ind w:left="130" w:right="130"/>
+              <w:spacing w:after="30" w:before="130" w:line="250"/>
+              <w:ind w:left="170" w:right="170"/>
             </w:pPr>
             <w:r>
               <w:rPr>
@@ -4026,31 +4104,31 @@
                 <w:b/>
                 <w:bCs/>
                 <w:color w:val="B2182B"/>
-                <w:spacing w:val="15"/>
-                <w:sz w:val="14"/>
-                <w:szCs w:val="14"/>
-              </w:rPr>
-              <w:t xml:space="preserve">CE QU’IL FAUT RETENIR</w:t>
-            </w:r>
-          </w:p>
-          <w:p>
-            <w:pPr>
-              <w:spacing w:after="25" w:before="0" w:line="235"/>
-              <w:ind w:left="130" w:right="130"/>
-            </w:pPr>
-            <w:r>
-              <w:rPr>
-                <w:rFonts w:ascii="Calibri" w:cs="Calibri" w:eastAsia="Calibri" w:hAnsi="Calibri"/>
-                <w:color w:val="1F2933"/>
+                <w:spacing w:val="14"/>
                 <w:sz w:val="17"/>
                 <w:szCs w:val="17"/>
               </w:rPr>
-              <w:t xml:space="preserve">Lire le nombre : les postes à pourvoir sont nombreux même si le rythme n’a rien d’exceptionnel.</w:t>
-            </w:r>
-          </w:p>
-          <w:p>
-            <w:pPr>
-              <w:spacing w:after="0" w:before="0" w:line="40" w:lineRule="exact"/>
+              <w:t xml:space="preserve">CE QU’IL FAUT RETENIR</w:t>
+            </w:r>
+          </w:p>
+          <w:p>
+            <w:pPr>
+              <w:spacing w:after="50" w:before="0" w:line="270"/>
+              <w:ind w:left="170" w:right="170"/>
+            </w:pPr>
+            <w:r>
+              <w:rPr>
+                <w:rFonts w:ascii="Calibri" w:cs="Calibri" w:eastAsia="Calibri" w:hAnsi="Calibri"/>
+                <w:color w:val="1F2933"/>
+                <w:sz w:val="24"/>
+                <w:szCs w:val="24"/>
+              </w:rPr>
+              <w:t xml:space="preserve">Lire le nombre : les postes à pourvoir sont nombreux, même si le rythme n’a rien d’exceptionnel.</w:t>
+            </w:r>
+          </w:p>
+          <w:p>
+            <w:pPr>
+              <w:spacing w:after="0" w:before="0" w:line="80" w:lineRule="exact"/>
             </w:pPr>
             <w:r>
               <w:rPr>
@@ -4097,7 +4175,7 @@
         </w:tc>
         <w:tc>
           <w:tcPr>
-            <w:tcW w:type="dxa" w:w="3790"/>
+            <w:tcW w:type="dxa" w:w="3734"/>
             <w:tcBorders>
               <w:top w:val="none" w:color="FFFFFF" w:sz="0"/>
               <w:left w:val="none" w:color="FFFFFF" w:sz="0"/>
@@ -4115,7 +4193,7 @@
           </w:tcPr>
           <w:tbl>
             <w:tblPr>
-              <w:tblW w:type="dxa" w:w="3790"/>
+              <w:tblW w:type="dxa" w:w="3734"/>
               <w:tblBorders>
                 <w:top w:val="single" w:color="auto" w:sz="4"/>
                 <w:left w:val="single" w:color="auto" w:sz="4"/>
@@ -4127,12 +4205,12 @@
               <w:tblLayout w:type="fixed"/>
             </w:tblPr>
             <w:tblGrid>
-              <w:gridCol w:w="3790"/>
+              <w:gridCol w:w="3734"/>
             </w:tblGrid>
             <w:tr>
               <w:tc>
                 <w:tcPr>
-                  <w:tcW w:type="dxa" w:w="3790"/>
+                  <w:tcW w:type="dxa" w:w="3734"/>
                   <w:tcBorders>
                     <w:top w:val="none" w:color="FFFFFF" w:sz="0"/>
                     <w:left w:val="none" w:color="FFFFFF" w:sz="0"/>
@@ -4141,16 +4219,16 @@
                   </w:tcBorders>
                   <w:shd w:fill="8C6BB1" w:color="auto" w:val="clear"/>
                   <w:tcMar>
-                    <w:top w:type="dxa" w:w="70"/>
-                    <w:left w:type="dxa" w:w="130"/>
-                    <w:bottom w:type="dxa" w:w="70"/>
-                    <w:right w:type="dxa" w:w="130"/>
+                    <w:top w:type="dxa" w:w="120"/>
+                    <w:left w:type="dxa" w:w="170"/>
+                    <w:bottom w:type="dxa" w:w="120"/>
+                    <w:right w:type="dxa" w:w="170"/>
                   </w:tcMar>
                   <w:vAlign w:val="center"/>
                 </w:tcPr>
                 <w:p>
                   <w:pPr>
-                    <w:spacing w:after="0" w:before="0" w:line="230"/>
+                    <w:spacing w:after="0" w:before="0" w:line="250"/>
                   </w:pPr>
                   <w:r>
                     <w:rPr>
@@ -4158,8 +4236,8 @@
                       <w:b/>
                       <w:bCs/>
                       <w:color w:val="FFFFFF"/>
-                      <w:sz w:val="20"/>
-                      <w:szCs w:val="20"/>
+                      <w:sz w:val="28"/>
+                      <w:szCs w:val="28"/>
                     </w:rPr>
                     <w:t xml:space="preserve">Renouvellement porté par une catégorie</w:t>
                   </w:r>
@@ -4169,8 +4247,8 @@
           </w:tbl>
           <w:p>
             <w:pPr>
-              <w:spacing w:after="15" w:before="50" w:line="240"/>
-              <w:ind w:left="130" w:right="130"/>
+              <w:spacing w:after="30" w:before="130" w:line="250"/>
+              <w:ind w:left="170" w:right="170"/>
             </w:pPr>
             <w:r>
               <w:rPr>
@@ -4178,32 +4256,32 @@
                 <w:b/>
                 <w:bCs/>
                 <w:color w:val="1E3A5F"/>
-                <w:spacing w:val="15"/>
-                <w:sz w:val="14"/>
-                <w:szCs w:val="14"/>
-              </w:rPr>
-              <w:t xml:space="preserve">CE QUE CELA VEUT DIRE</w:t>
-            </w:r>
-          </w:p>
-          <w:p>
-            <w:pPr>
-              <w:spacing w:after="25" w:before="0" w:line="235"/>
-              <w:ind w:left="130" w:right="130"/>
-            </w:pPr>
-            <w:r>
-              <w:rPr>
-                <w:rFonts w:ascii="Calibri" w:cs="Calibri" w:eastAsia="Calibri" w:hAnsi="Calibri"/>
-                <w:color w:val="1F2933"/>
+                <w:spacing w:val="14"/>
                 <w:sz w:val="17"/>
                 <w:szCs w:val="17"/>
               </w:rPr>
+              <w:t xml:space="preserve">CE QUE CELA VEUT DIRE</w:t>
+            </w:r>
+          </w:p>
+          <w:p>
+            <w:pPr>
+              <w:spacing w:after="50" w:before="0" w:line="270"/>
+              <w:ind w:left="170" w:right="170"/>
+            </w:pPr>
+            <w:r>
+              <w:rPr>
+                <w:rFonts w:ascii="Calibri" w:cs="Calibri" w:eastAsia="Calibri" w:hAnsi="Calibri"/>
+                <w:color w:val="1F2933"/>
+                <w:sz w:val="24"/>
+                <w:szCs w:val="24"/>
+              </w:rPr>
               <w:t xml:space="preserve">Les départs attendus concernent surtout une catégorie de salariés.</w:t>
             </w:r>
           </w:p>
           <w:p>
             <w:pPr>
-              <w:spacing w:after="15" w:before="50" w:line="240"/>
-              <w:ind w:left="130" w:right="130"/>
+              <w:spacing w:after="30" w:before="130" w:line="250"/>
+              <w:ind w:left="170" w:right="170"/>
             </w:pPr>
             <w:r>
               <w:rPr>
@@ -4211,32 +4289,32 @@
                 <w:b/>
                 <w:bCs/>
                 <w:color w:val="1E3A5F"/>
-                <w:spacing w:val="15"/>
-                <w:sz w:val="14"/>
-                <w:szCs w:val="14"/>
-              </w:rPr>
-              <w:t xml:space="preserve">POURQUOI CE CLASSEMENT ?</w:t>
-            </w:r>
-          </w:p>
-          <w:p>
-            <w:pPr>
-              <w:spacing w:after="25" w:before="0" w:line="235"/>
-              <w:ind w:left="130" w:right="130"/>
-            </w:pPr>
-            <w:r>
-              <w:rPr>
-                <w:rFonts w:ascii="Calibri" w:cs="Calibri" w:eastAsia="Calibri" w:hAnsi="Calibri"/>
-                <w:color w:val="1F2933"/>
+                <w:spacing w:val="14"/>
                 <w:sz w:val="17"/>
                 <w:szCs w:val="17"/>
               </w:rPr>
+              <w:t xml:space="preserve">POURQUOI CE CLASSEMENT ?</w:t>
+            </w:r>
+          </w:p>
+          <w:p>
+            <w:pPr>
+              <w:spacing w:after="50" w:before="0" w:line="270"/>
+              <w:ind w:left="170" w:right="170"/>
+            </w:pPr>
+            <w:r>
+              <w:rPr>
+                <w:rFonts w:ascii="Calibri" w:cs="Calibri" w:eastAsia="Calibri" w:hAnsi="Calibri"/>
+                <w:color w:val="1F2933"/>
+                <w:sz w:val="24"/>
+                <w:szCs w:val="24"/>
+              </w:rPr>
               <w:t xml:space="preserve">Une catégorie porte au moins la moitié des départs, alors que le volume et l’intensité ne sont pas élevés (règle 9, après les profils prioritaires).</w:t>
             </w:r>
           </w:p>
           <w:p>
             <w:pPr>
-              <w:spacing w:after="15" w:before="50" w:line="240"/>
-              <w:ind w:left="130" w:right="130"/>
+              <w:spacing w:after="30" w:before="130" w:line="250"/>
+              <w:ind w:left="170" w:right="170"/>
             </w:pPr>
             <w:r>
               <w:rPr>
@@ -4244,32 +4322,32 @@
                 <w:b/>
                 <w:bCs/>
                 <w:color w:val="1E3A5F"/>
-                <w:spacing w:val="15"/>
-                <w:sz w:val="14"/>
-                <w:szCs w:val="14"/>
-              </w:rPr>
-              <w:t xml:space="preserve">EXEMPLE FICTIF</w:t>
-            </w:r>
-          </w:p>
-          <w:p>
-            <w:pPr>
-              <w:spacing w:after="25" w:before="0" w:line="235"/>
-              <w:ind w:left="130" w:right="130"/>
-            </w:pPr>
-            <w:r>
-              <w:rPr>
-                <w:rFonts w:ascii="Calibri" w:cs="Calibri" w:eastAsia="Calibri" w:hAnsi="Calibri"/>
-                <w:color w:val="1F2933"/>
+                <w:spacing w:val="14"/>
                 <w:sz w:val="17"/>
                 <w:szCs w:val="17"/>
               </w:rPr>
+              <w:t xml:space="preserve">EXEMPLE FICTIF</w:t>
+            </w:r>
+          </w:p>
+          <w:p>
+            <w:pPr>
+              <w:spacing w:after="50" w:before="0" w:line="270"/>
+              <w:ind w:left="170" w:right="170"/>
+            </w:pPr>
+            <w:r>
+              <w:rPr>
+                <w:rFonts w:ascii="Calibri" w:cs="Calibri" w:eastAsia="Calibri" w:hAnsi="Calibri"/>
+                <w:color w:val="1F2933"/>
+                <w:sz w:val="24"/>
+                <w:szCs w:val="24"/>
+              </w:rPr>
               <w:t xml:space="preserve">150 départs, dont 65 chez les ouvriers · 8 % de l’emploi actuel.</w:t>
             </w:r>
           </w:p>
           <w:p>
             <w:pPr>
-              <w:spacing w:after="15" w:before="50" w:line="240"/>
-              <w:ind w:left="130" w:right="130"/>
+              <w:spacing w:after="30" w:before="130" w:line="250"/>
+              <w:ind w:left="170" w:right="170"/>
             </w:pPr>
             <w:r>
               <w:rPr>
@@ -4277,31 +4355,31 @@
                 <w:b/>
                 <w:bCs/>
                 <w:color w:val="B2182B"/>
-                <w:spacing w:val="15"/>
-                <w:sz w:val="14"/>
-                <w:szCs w:val="14"/>
-              </w:rPr>
-              <w:t xml:space="preserve">CE QU’IL FAUT RETENIR</w:t>
-            </w:r>
-          </w:p>
-          <w:p>
-            <w:pPr>
-              <w:spacing w:after="25" w:before="0" w:line="235"/>
-              <w:ind w:left="130" w:right="130"/>
-            </w:pPr>
-            <w:r>
-              <w:rPr>
-                <w:rFonts w:ascii="Calibri" w:cs="Calibri" w:eastAsia="Calibri" w:hAnsi="Calibri"/>
-                <w:color w:val="1F2933"/>
+                <w:spacing w:val="14"/>
                 <w:sz w:val="17"/>
                 <w:szCs w:val="17"/>
               </w:rPr>
-              <w:t xml:space="preserve">Regarder cette catégorie et sa part à remplacer plutôt que le total du département.</w:t>
-            </w:r>
-          </w:p>
-          <w:p>
-            <w:pPr>
-              <w:spacing w:after="0" w:before="0" w:line="40" w:lineRule="exact"/>
+              <w:t xml:space="preserve">CE QU’IL FAUT RETENIR</w:t>
+            </w:r>
+          </w:p>
+          <w:p>
+            <w:pPr>
+              <w:spacing w:after="50" w:before="0" w:line="270"/>
+              <w:ind w:left="170" w:right="170"/>
+            </w:pPr>
+            <w:r>
+              <w:rPr>
+                <w:rFonts w:ascii="Calibri" w:cs="Calibri" w:eastAsia="Calibri" w:hAnsi="Calibri"/>
+                <w:color w:val="1F2933"/>
+                <w:sz w:val="24"/>
+                <w:szCs w:val="24"/>
+              </w:rPr>
+              <w:t xml:space="preserve">Regarder cette catégorie et sa part à remplacer, plutôt que le total du département.</w:t>
+            </w:r>
+          </w:p>
+          <w:p>
+            <w:pPr>
+              <w:spacing w:after="0" w:before="0" w:line="80" w:lineRule="exact"/>
             </w:pPr>
             <w:r>
               <w:rPr>
@@ -4318,21 +4396,82 @@
     </w:tbl>
     <w:p>
       <w:pPr>
-        <w:spacing w:after="0" w:before="0" w:line="110" w:lineRule="exact"/>
+        <w:sectPr>
+          <w:footerReference w:type="default" r:id="rId8"/>
+          <w:pgSz w:w="16838" w:h="11906" w:orient="landscape"/>
+          <w:pgMar w:top="480" w:right="680" w:bottom="400" w:left="680" w:header="708" w:footer="708" w:gutter="0"/>
+          <w:pgNumType/>
+          <w:docGrid w:linePitch="360"/>
+        </w:sectPr>
+      </w:pPr>
+    </w:p>
+    <w:p>
+      <w:pPr>
+        <w:spacing w:after="60" w:before="0" w:line="240"/>
+      </w:pPr>
+      <w:r>
+        <w:rPr>
+          <w:rFonts w:ascii="Calibri" w:cs="Calibri" w:eastAsia="Calibri" w:hAnsi="Calibri"/>
+          <w:b/>
+          <w:bCs/>
+          <w:color w:val="3E4C59"/>
+          <w:spacing w:val="25"/>
+          <w:sz w:val="17"/>
+          <w:szCs w:val="17"/>
+        </w:rPr>
+        <w:t xml:space="preserve">Typologie des territoires BITD  ·  fiche de lecture  ·  4 / 4</w:t>
+      </w:r>
+    </w:p>
+    <w:p>
+      <w:pPr>
+        <w:spacing w:after="40" w:before="0" w:line="300"/>
+      </w:pPr>
+      <w:r>
+        <w:rPr>
+          <w:rFonts w:ascii="Calibri" w:cs="Calibri" w:eastAsia="Calibri" w:hAnsi="Calibri"/>
+          <w:b/>
+          <w:bCs/>
+          <w:color w:val="1E3A5F"/>
+          <w:sz w:val="46"/>
+          <w:szCs w:val="46"/>
+        </w:rPr>
+        <w:t xml:space="preserve">Les sept situations territoriales (5 à 7)</w:t>
+      </w:r>
+    </w:p>
+    <w:p>
+      <w:pPr>
+        <w:spacing w:after="60" w:before="0" w:line="255"/>
       </w:pPr>
       <w:r>
         <w:rPr>
           <w:rFonts w:ascii="Calibri" w:cs="Calibri" w:eastAsia="Calibri" w:hAnsi="Calibri"/>
           <w:color w:val="1F2933"/>
-          <w:sz w:val="4"/>
-          <w:szCs w:val="4"/>
+          <w:sz w:val="24"/>
+          <w:szCs w:val="24"/>
+        </w:rPr>
+        <w:t xml:space="preserve">Les trois derniers profils, dont la situation à expertiser, et les précautions de lecture.</w:t>
+      </w:r>
+    </w:p>
+    <w:p>
+      <w:pPr>
+        <w:pBdr>
+          <w:bottom w:val="single" w:color="D9DEE5" w:sz="6" w:space="1"/>
+        </w:pBdr>
+        <w:spacing w:after="60" w:before="20"/>
+      </w:pPr>
+      <w:r>
+        <w:rPr>
+          <w:rFonts w:ascii="Calibri" w:cs="Calibri" w:eastAsia="Calibri" w:hAnsi="Calibri"/>
+          <w:color w:val="1F2933"/>
+          <w:sz w:val="2"/>
+          <w:szCs w:val="2"/>
         </w:rPr>
         <w:t xml:space="preserve"/>
       </w:r>
     </w:p>
     <w:tbl>
       <w:tblPr>
-        <w:tblW w:type="dxa" w:w="15700"/>
+        <w:tblW w:type="dxa" w:w="15476"/>
         <w:tblBorders>
           <w:top w:val="single" w:color="auto" w:sz="4"/>
           <w:left w:val="single" w:color="auto" w:sz="4"/>
@@ -4344,13 +4483,13 @@
         <w:tblLayout w:type="fixed"/>
       </w:tblPr>
       <w:tblGrid>
-        <w:gridCol w:w="3790"/>
+        <w:gridCol w:w="3734"/>
         <w:gridCol w:w="180"/>
-        <w:gridCol w:w="3790"/>
+        <w:gridCol w:w="3734"/>
         <w:gridCol w:w="180"/>
-        <w:gridCol w:w="3790"/>
+        <w:gridCol w:w="3734"/>
         <w:gridCol w:w="180"/>
-        <w:gridCol w:w="3790"/>
+        <w:gridCol w:w="3734"/>
       </w:tblGrid>
       <w:tr>
         <w:trPr>
@@ -4358,7 +4497,7 @@
         </w:trPr>
         <w:tc>
           <w:tcPr>
-            <w:tcW w:type="dxa" w:w="3790"/>
+            <w:tcW w:type="dxa" w:w="3734"/>
             <w:tcBorders>
               <w:top w:val="none" w:color="FFFFFF" w:sz="0"/>
               <w:left w:val="none" w:color="FFFFFF" w:sz="0"/>
@@ -4376,7 +4515,7 @@
           </w:tcPr>
           <w:tbl>
             <w:tblPr>
-              <w:tblW w:type="dxa" w:w="3790"/>
+              <w:tblW w:type="dxa" w:w="3734"/>
               <w:tblBorders>
                 <w:top w:val="single" w:color="auto" w:sz="4"/>
                 <w:left w:val="single" w:color="auto" w:sz="4"/>
@@ -4388,12 +4527,12 @@
               <w:tblLayout w:type="fixed"/>
             </w:tblPr>
             <w:tblGrid>
-              <w:gridCol w:w="3790"/>
+              <w:gridCol w:w="3734"/>
             </w:tblGrid>
             <w:tr>
               <w:tc>
                 <w:tcPr>
-                  <w:tcW w:type="dxa" w:w="3790"/>
+                  <w:tcW w:type="dxa" w:w="3734"/>
                   <w:tcBorders>
                     <w:top w:val="none" w:color="FFFFFF" w:sz="0"/>
                     <w:left w:val="none" w:color="FFFFFF" w:sz="0"/>
@@ -4402,16 +4541,16 @@
                   </w:tcBorders>
                   <w:shd w:fill="74C476" w:color="auto" w:val="clear"/>
                   <w:tcMar>
-                    <w:top w:type="dxa" w:w="70"/>
-                    <w:left w:type="dxa" w:w="130"/>
-                    <w:bottom w:type="dxa" w:w="70"/>
-                    <w:right w:type="dxa" w:w="130"/>
+                    <w:top w:type="dxa" w:w="120"/>
+                    <w:left w:type="dxa" w:w="170"/>
+                    <w:bottom w:type="dxa" w:w="120"/>
+                    <w:right w:type="dxa" w:w="170"/>
                   </w:tcMar>
                   <w:vAlign w:val="center"/>
                 </w:tcPr>
                 <w:p>
                   <w:pPr>
-                    <w:spacing w:after="0" w:before="0" w:line="230"/>
+                    <w:spacing w:after="0" w:before="0" w:line="250"/>
                   </w:pPr>
                   <w:r>
                     <w:rPr>
@@ -4419,8 +4558,8 @@
                       <w:b/>
                       <w:bCs/>
                       <w:color w:val="1F2933"/>
-                      <w:sz w:val="20"/>
-                      <w:szCs w:val="20"/>
+                      <w:sz w:val="28"/>
+                      <w:szCs w:val="28"/>
                     </w:rPr>
                     <w:t xml:space="preserve">Implantation stable</w:t>
                   </w:r>
@@ -4430,8 +4569,8 @@
           </w:tbl>
           <w:p>
             <w:pPr>
-              <w:spacing w:after="15" w:before="50" w:line="240"/>
-              <w:ind w:left="130" w:right="130"/>
+              <w:spacing w:after="30" w:before="130" w:line="250"/>
+              <w:ind w:left="170" w:right="170"/>
             </w:pPr>
             <w:r>
               <w:rPr>
@@ -4439,32 +4578,32 @@
                 <w:b/>
                 <w:bCs/>
                 <w:color w:val="1E3A5F"/>
-                <w:spacing w:val="15"/>
-                <w:sz w:val="14"/>
-                <w:szCs w:val="14"/>
-              </w:rPr>
-              <w:t xml:space="preserve">CE QUE CELA VEUT DIRE</w:t>
-            </w:r>
-          </w:p>
-          <w:p>
-            <w:pPr>
-              <w:spacing w:after="25" w:before="0" w:line="235"/>
-              <w:ind w:left="130" w:right="130"/>
-            </w:pPr>
-            <w:r>
-              <w:rPr>
-                <w:rFonts w:ascii="Calibri" w:cs="Calibri" w:eastAsia="Calibri" w:hAnsi="Calibri"/>
-                <w:color w:val="1F2933"/>
+                <w:spacing w:val="14"/>
                 <w:sz w:val="17"/>
                 <w:szCs w:val="17"/>
               </w:rPr>
+              <w:t xml:space="preserve">CE QUE CELA VEUT DIRE</w:t>
+            </w:r>
+          </w:p>
+          <w:p>
+            <w:pPr>
+              <w:spacing w:after="50" w:before="0" w:line="270"/>
+              <w:ind w:left="170" w:right="170"/>
+            </w:pPr>
+            <w:r>
+              <w:rPr>
+                <w:rFonts w:ascii="Calibri" w:cs="Calibri" w:eastAsia="Calibri" w:hAnsi="Calibri"/>
+                <w:color w:val="1F2933"/>
+                <w:sz w:val="24"/>
+                <w:szCs w:val="24"/>
+              </w:rPr>
               <w:t xml:space="preserve">Une implantation installée, dont les départs se répartissent entre les catégories à un rythme ordinaire.</w:t>
             </w:r>
           </w:p>
           <w:p>
             <w:pPr>
-              <w:spacing w:after="15" w:before="50" w:line="240"/>
-              <w:ind w:left="130" w:right="130"/>
+              <w:spacing w:after="30" w:before="130" w:line="250"/>
+              <w:ind w:left="170" w:right="170"/>
             </w:pPr>
             <w:r>
               <w:rPr>
@@ -4472,32 +4611,32 @@
                 <w:b/>
                 <w:bCs/>
                 <w:color w:val="1E3A5F"/>
-                <w:spacing w:val="15"/>
-                <w:sz w:val="14"/>
-                <w:szCs w:val="14"/>
-              </w:rPr>
-              <w:t xml:space="preserve">POURQUOI CE CLASSEMENT ?</w:t>
-            </w:r>
-          </w:p>
-          <w:p>
-            <w:pPr>
-              <w:spacing w:after="25" w:before="0" w:line="235"/>
-              <w:ind w:left="130" w:right="130"/>
-            </w:pPr>
-            <w:r>
-              <w:rPr>
-                <w:rFonts w:ascii="Calibri" w:cs="Calibri" w:eastAsia="Calibri" w:hAnsi="Calibri"/>
-                <w:color w:val="1F2933"/>
+                <w:spacing w:val="14"/>
                 <w:sz w:val="17"/>
                 <w:szCs w:val="17"/>
               </w:rPr>
+              <w:t xml:space="preserve">POURQUOI CE CLASSEMENT ?</w:t>
+            </w:r>
+          </w:p>
+          <w:p>
+            <w:pPr>
+              <w:spacing w:after="50" w:before="0" w:line="270"/>
+              <w:ind w:left="170" w:right="170"/>
+            </w:pPr>
+            <w:r>
+              <w:rPr>
+                <w:rFonts w:ascii="Calibri" w:cs="Calibri" w:eastAsia="Calibri" w:hAnsi="Calibri"/>
+                <w:color w:val="1F2933"/>
+                <w:sz w:val="24"/>
+                <w:szCs w:val="24"/>
+              </w:rPr>
               <w:t xml:space="preserve">Aucune règle précédente ne s’applique : ni volume élevé, ni intensité élevée, ni départs concentrés (règle 10).</w:t>
             </w:r>
           </w:p>
           <w:p>
             <w:pPr>
-              <w:spacing w:after="15" w:before="50" w:line="240"/>
-              <w:ind w:left="130" w:right="130"/>
+              <w:spacing w:after="30" w:before="130" w:line="250"/>
+              <w:ind w:left="170" w:right="170"/>
             </w:pPr>
             <w:r>
               <w:rPr>
@@ -4505,32 +4644,32 @@
                 <w:b/>
                 <w:bCs/>
                 <w:color w:val="1E3A5F"/>
-                <w:spacing w:val="15"/>
-                <w:sz w:val="14"/>
-                <w:szCs w:val="14"/>
-              </w:rPr>
-              <w:t xml:space="preserve">EXEMPLE FICTIF</w:t>
-            </w:r>
-          </w:p>
-          <w:p>
-            <w:pPr>
-              <w:spacing w:after="25" w:before="0" w:line="235"/>
-              <w:ind w:left="130" w:right="130"/>
-            </w:pPr>
-            <w:r>
-              <w:rPr>
-                <w:rFonts w:ascii="Calibri" w:cs="Calibri" w:eastAsia="Calibri" w:hAnsi="Calibri"/>
-                <w:color w:val="1F2933"/>
+                <w:spacing w:val="14"/>
                 <w:sz w:val="17"/>
                 <w:szCs w:val="17"/>
               </w:rPr>
+              <w:t xml:space="preserve">EXEMPLE FICTIF</w:t>
+            </w:r>
+          </w:p>
+          <w:p>
+            <w:pPr>
+              <w:spacing w:after="50" w:before="0" w:line="270"/>
+              <w:ind w:left="170" w:right="170"/>
+            </w:pPr>
+            <w:r>
+              <w:rPr>
+                <w:rFonts w:ascii="Calibri" w:cs="Calibri" w:eastAsia="Calibri" w:hAnsi="Calibri"/>
+                <w:color w:val="1F2933"/>
+                <w:sz w:val="24"/>
+                <w:szCs w:val="24"/>
+              </w:rPr>
               <w:t xml:space="preserve">1 % de l’emploi national · 120 départs · 7 % de l’emploi actuel · première catégorie : 38 % des départs.</w:t>
             </w:r>
           </w:p>
           <w:p>
             <w:pPr>
-              <w:spacing w:after="15" w:before="50" w:line="240"/>
-              <w:ind w:left="130" w:right="130"/>
+              <w:spacing w:after="30" w:before="130" w:line="250"/>
+              <w:ind w:left="170" w:right="170"/>
             </w:pPr>
             <w:r>
               <w:rPr>
@@ -4538,31 +4677,31 @@
                 <w:b/>
                 <w:bCs/>
                 <w:color w:val="B2182B"/>
-                <w:spacing w:val="15"/>
-                <w:sz w:val="14"/>
-                <w:szCs w:val="14"/>
-              </w:rPr>
-              <w:t xml:space="preserve">CE QU’IL FAUT RETENIR</w:t>
-            </w:r>
-          </w:p>
-          <w:p>
-            <w:pPr>
-              <w:spacing w:after="25" w:before="0" w:line="235"/>
-              <w:ind w:left="130" w:right="130"/>
-            </w:pPr>
-            <w:r>
-              <w:rPr>
-                <w:rFonts w:ascii="Calibri" w:cs="Calibri" w:eastAsia="Calibri" w:hAnsi="Calibri"/>
-                <w:color w:val="1F2933"/>
+                <w:spacing w:val="14"/>
                 <w:sz w:val="17"/>
                 <w:szCs w:val="17"/>
               </w:rPr>
+              <w:t xml:space="preserve">CE QU’IL FAUT RETENIR</w:t>
+            </w:r>
+          </w:p>
+          <w:p>
+            <w:pPr>
+              <w:spacing w:after="50" w:before="0" w:line="270"/>
+              <w:ind w:left="170" w:right="170"/>
+            </w:pPr>
+            <w:r>
+              <w:rPr>
+                <w:rFonts w:ascii="Calibri" w:cs="Calibri" w:eastAsia="Calibri" w:hAnsi="Calibri"/>
+                <w:color w:val="1F2933"/>
+                <w:sz w:val="24"/>
+                <w:szCs w:val="24"/>
+              </w:rPr>
               <w:t xml:space="preserve">« Stable » ne veut dire ni zéro départ, ni absence de difficultés de recrutement : suivi ordinaire.</w:t>
             </w:r>
           </w:p>
           <w:p>
             <w:pPr>
-              <w:spacing w:after="0" w:before="0" w:line="40" w:lineRule="exact"/>
+              <w:spacing w:after="0" w:before="0" w:line="80" w:lineRule="exact"/>
             </w:pPr>
             <w:r>
               <w:rPr>
@@ -4609,7 +4748,7 @@
         </w:tc>
         <w:tc>
           <w:tcPr>
-            <w:tcW w:type="dxa" w:w="3790"/>
+            <w:tcW w:type="dxa" w:w="3734"/>
             <w:tcBorders>
               <w:top w:val="none" w:color="FFFFFF" w:sz="0"/>
               <w:left w:val="none" w:color="FFFFFF" w:sz="0"/>
@@ -4627,7 +4766,7 @@
           </w:tcPr>
           <w:tbl>
             <w:tblPr>
-              <w:tblW w:type="dxa" w:w="3790"/>
+              <w:tblW w:type="dxa" w:w="3734"/>
               <w:tblBorders>
                 <w:top w:val="single" w:color="auto" w:sz="4"/>
                 <w:left w:val="single" w:color="auto" w:sz="4"/>
@@ -4639,12 +4778,12 @@
               <w:tblLayout w:type="fixed"/>
             </w:tblPr>
             <w:tblGrid>
-              <w:gridCol w:w="3790"/>
+              <w:gridCol w:w="3734"/>
             </w:tblGrid>
             <w:tr>
               <w:tc>
                 <w:tcPr>
-                  <w:tcW w:type="dxa" w:w="3790"/>
+                  <w:tcW w:type="dxa" w:w="3734"/>
                   <w:tcBorders>
                     <w:top w:val="none" w:color="FFFFFF" w:sz="0"/>
                     <w:left w:val="none" w:color="FFFFFF" w:sz="0"/>
@@ -4653,16 +4792,16 @@
                   </w:tcBorders>
                   <w:shd w:fill="DFE6EE" w:color="auto" w:val="clear"/>
                   <w:tcMar>
-                    <w:top w:type="dxa" w:w="70"/>
-                    <w:left w:type="dxa" w:w="130"/>
-                    <w:bottom w:type="dxa" w:w="70"/>
-                    <w:right w:type="dxa" w:w="130"/>
+                    <w:top w:type="dxa" w:w="120"/>
+                    <w:left w:type="dxa" w:w="170"/>
+                    <w:bottom w:type="dxa" w:w="120"/>
+                    <w:right w:type="dxa" w:w="170"/>
                   </w:tcMar>
                   <w:vAlign w:val="center"/>
                 </w:tcPr>
                 <w:p>
                   <w:pPr>
-                    <w:spacing w:after="0" w:before="0" w:line="230"/>
+                    <w:spacing w:after="0" w:before="0" w:line="250"/>
                   </w:pPr>
                   <w:r>
                     <w:rPr>
@@ -4670,8 +4809,8 @@
                       <w:b/>
                       <w:bCs/>
                       <w:color w:val="1F2933"/>
-                      <w:sz w:val="20"/>
-                      <w:szCs w:val="20"/>
+                      <w:sz w:val="28"/>
+                      <w:szCs w:val="28"/>
                     </w:rPr>
                     <w:t xml:space="preserve">Implantation réduite</w:t>
                   </w:r>
@@ -4681,8 +4820,8 @@
           </w:tbl>
           <w:p>
             <w:pPr>
-              <w:spacing w:after="15" w:before="50" w:line="240"/>
-              <w:ind w:left="130" w:right="130"/>
+              <w:spacing w:after="30" w:before="130" w:line="250"/>
+              <w:ind w:left="170" w:right="170"/>
             </w:pPr>
             <w:r>
               <w:rPr>
@@ -4690,32 +4829,32 @@
                 <w:b/>
                 <w:bCs/>
                 <w:color w:val="1E3A5F"/>
-                <w:spacing w:val="15"/>
-                <w:sz w:val="14"/>
-                <w:szCs w:val="14"/>
-              </w:rPr>
-              <w:t xml:space="preserve">CE QUE CELA VEUT DIRE</w:t>
-            </w:r>
-          </w:p>
-          <w:p>
-            <w:pPr>
-              <w:spacing w:after="25" w:before="0" w:line="235"/>
-              <w:ind w:left="130" w:right="130"/>
-            </w:pPr>
-            <w:r>
-              <w:rPr>
-                <w:rFonts w:ascii="Calibri" w:cs="Calibri" w:eastAsia="Calibri" w:hAnsi="Calibri"/>
-                <w:color w:val="1F2933"/>
+                <w:spacing w:val="14"/>
                 <w:sz w:val="17"/>
                 <w:szCs w:val="17"/>
               </w:rPr>
+              <w:t xml:space="preserve">CE QUE CELA VEUT DIRE</w:t>
+            </w:r>
+          </w:p>
+          <w:p>
+            <w:pPr>
+              <w:spacing w:after="50" w:before="0" w:line="270"/>
+              <w:ind w:left="170" w:right="170"/>
+            </w:pPr>
+            <w:r>
+              <w:rPr>
+                <w:rFonts w:ascii="Calibri" w:cs="Calibri" w:eastAsia="Calibri" w:hAnsi="Calibri"/>
+                <w:color w:val="1F2933"/>
+                <w:sz w:val="24"/>
+                <w:szCs w:val="24"/>
+              </w:rPr>
               <w:t xml:space="preserve">La BITD pèse peu dans ce département, ou y repose sur très peu de salariés.</w:t>
             </w:r>
           </w:p>
           <w:p>
             <w:pPr>
-              <w:spacing w:after="15" w:before="50" w:line="240"/>
-              <w:ind w:left="130" w:right="130"/>
+              <w:spacing w:after="30" w:before="130" w:line="250"/>
+              <w:ind w:left="170" w:right="170"/>
             </w:pPr>
             <w:r>
               <w:rPr>
@@ -4723,32 +4862,32 @@
                 <w:b/>
                 <w:bCs/>
                 <w:color w:val="1E3A5F"/>
-                <w:spacing w:val="15"/>
-                <w:sz w:val="14"/>
-                <w:szCs w:val="14"/>
-              </w:rPr>
-              <w:t xml:space="preserve">POURQUOI CE CLASSEMENT ?</w:t>
-            </w:r>
-          </w:p>
-          <w:p>
-            <w:pPr>
-              <w:spacing w:after="25" w:before="0" w:line="235"/>
-              <w:ind w:left="130" w:right="130"/>
-            </w:pPr>
-            <w:r>
-              <w:rPr>
-                <w:rFonts w:ascii="Calibri" w:cs="Calibri" w:eastAsia="Calibri" w:hAnsi="Calibri"/>
-                <w:color w:val="1F2933"/>
+                <w:spacing w:val="14"/>
                 <w:sz w:val="17"/>
                 <w:szCs w:val="17"/>
               </w:rPr>
+              <w:t xml:space="preserve">POURQUOI CE CLASSEMENT ?</w:t>
+            </w:r>
+          </w:p>
+          <w:p>
+            <w:pPr>
+              <w:spacing w:after="50" w:before="0" w:line="270"/>
+              <w:ind w:left="170" w:right="170"/>
+            </w:pPr>
+            <w:r>
+              <w:rPr>
+                <w:rFonts w:ascii="Calibri" w:cs="Calibri" w:eastAsia="Calibri" w:hAnsi="Calibri"/>
+                <w:color w:val="1F2933"/>
+                <w:sz w:val="24"/>
+                <w:szCs w:val="24"/>
+              </w:rPr>
               <w:t xml:space="preserve">Le poids est faible : part nationale faible, ou effectif sous le plancher retenu pour l’analyse (règle 3).</w:t>
             </w:r>
           </w:p>
           <w:p>
             <w:pPr>
-              <w:spacing w:after="15" w:before="50" w:line="240"/>
-              <w:ind w:left="130" w:right="130"/>
+              <w:spacing w:after="30" w:before="130" w:line="250"/>
+              <w:ind w:left="170" w:right="170"/>
             </w:pPr>
             <w:r>
               <w:rPr>
@@ -4756,32 +4895,32 @@
                 <w:b/>
                 <w:bCs/>
                 <w:color w:val="1E3A5F"/>
-                <w:spacing w:val="15"/>
-                <w:sz w:val="14"/>
-                <w:szCs w:val="14"/>
-              </w:rPr>
-              <w:t xml:space="preserve">EXEMPLE FICTIF</w:t>
-            </w:r>
-          </w:p>
-          <w:p>
-            <w:pPr>
-              <w:spacing w:after="25" w:before="0" w:line="235"/>
-              <w:ind w:left="130" w:right="130"/>
-            </w:pPr>
-            <w:r>
-              <w:rPr>
-                <w:rFonts w:ascii="Calibri" w:cs="Calibri" w:eastAsia="Calibri" w:hAnsi="Calibri"/>
-                <w:color w:val="1F2933"/>
+                <w:spacing w:val="14"/>
                 <w:sz w:val="17"/>
                 <w:szCs w:val="17"/>
               </w:rPr>
+              <w:t xml:space="preserve">EXEMPLE FICTIF</w:t>
+            </w:r>
+          </w:p>
+          <w:p>
+            <w:pPr>
+              <w:spacing w:after="50" w:before="0" w:line="270"/>
+              <w:ind w:left="170" w:right="170"/>
+            </w:pPr>
+            <w:r>
+              <w:rPr>
+                <w:rFonts w:ascii="Calibri" w:cs="Calibri" w:eastAsia="Calibri" w:hAnsi="Calibri"/>
+                <w:color w:val="1F2933"/>
+                <w:sz w:val="24"/>
+                <w:szCs w:val="24"/>
+              </w:rPr>
               <w:t xml:space="preserve">0,3 % de l’emploi national · 60 salariés · 9 départs, soit 15 % de l’emploi actuel.</w:t>
             </w:r>
           </w:p>
           <w:p>
             <w:pPr>
-              <w:spacing w:after="15" w:before="50" w:line="240"/>
-              <w:ind w:left="130" w:right="130"/>
+              <w:spacing w:after="30" w:before="130" w:line="250"/>
+              <w:ind w:left="170" w:right="170"/>
             </w:pPr>
             <w:r>
               <w:rPr>
@@ -4789,31 +4928,31 @@
                 <w:b/>
                 <w:bCs/>
                 <w:color w:val="B2182B"/>
-                <w:spacing w:val="15"/>
-                <w:sz w:val="14"/>
-                <w:szCs w:val="14"/>
-              </w:rPr>
-              <w:t xml:space="preserve">CE QU’IL FAUT RETENIR</w:t>
-            </w:r>
-          </w:p>
-          <w:p>
-            <w:pPr>
-              <w:spacing w:after="25" w:before="0" w:line="235"/>
-              <w:ind w:left="130" w:right="130"/>
-            </w:pPr>
-            <w:r>
-              <w:rPr>
-                <w:rFonts w:ascii="Calibri" w:cs="Calibri" w:eastAsia="Calibri" w:hAnsi="Calibri"/>
-                <w:color w:val="1F2933"/>
+                <w:spacing w:val="14"/>
                 <w:sz w:val="17"/>
                 <w:szCs w:val="17"/>
               </w:rPr>
+              <w:t xml:space="preserve">CE QU’IL FAUT RETENIR</w:t>
+            </w:r>
+          </w:p>
+          <w:p>
+            <w:pPr>
+              <w:spacing w:after="50" w:before="0" w:line="270"/>
+              <w:ind w:left="170" w:right="170"/>
+            </w:pPr>
+            <w:r>
+              <w:rPr>
+                <w:rFonts w:ascii="Calibri" w:cs="Calibri" w:eastAsia="Calibri" w:hAnsi="Calibri"/>
+                <w:color w:val="1F2933"/>
+                <w:sz w:val="24"/>
+                <w:szCs w:val="24"/>
+              </w:rPr>
               <w:t xml:space="preserve">Un taux élevé sur un petit effectif ne se lit pas comme celui d’un grand pôle : il ne crée pas de priorité.</w:t>
             </w:r>
           </w:p>
           <w:p>
             <w:pPr>
-              <w:spacing w:after="0" w:before="0" w:line="40" w:lineRule="exact"/>
+              <w:spacing w:after="0" w:before="0" w:line="80" w:lineRule="exact"/>
             </w:pPr>
             <w:r>
               <w:rPr>
@@ -4860,7 +4999,7 @@
         </w:tc>
         <w:tc>
           <w:tcPr>
-            <w:tcW w:type="dxa" w:w="3790"/>
+            <w:tcW w:type="dxa" w:w="3734"/>
             <w:tcBorders>
               <w:top w:val="none" w:color="FFFFFF" w:sz="0"/>
               <w:left w:val="none" w:color="FFFFFF" w:sz="0"/>
@@ -4878,7 +5017,7 @@
           </w:tcPr>
           <w:tbl>
             <w:tblPr>
-              <w:tblW w:type="dxa" w:w="3790"/>
+              <w:tblW w:type="dxa" w:w="3734"/>
               <w:tblBorders>
                 <w:top w:val="single" w:color="auto" w:sz="4"/>
                 <w:left w:val="single" w:color="auto" w:sz="4"/>
@@ -4890,12 +5029,12 @@
               <w:tblLayout w:type="fixed"/>
             </w:tblPr>
             <w:tblGrid>
-              <w:gridCol w:w="3790"/>
+              <w:gridCol w:w="3734"/>
             </w:tblGrid>
             <w:tr>
               <w:tc>
                 <w:tcPr>
-                  <w:tcW w:type="dxa" w:w="3790"/>
+                  <w:tcW w:type="dxa" w:w="3734"/>
                   <w:tcBorders>
                     <w:top w:val="none" w:color="FFFFFF" w:sz="0"/>
                     <w:left w:val="none" w:color="FFFFFF" w:sz="0"/>
@@ -4904,16 +5043,16 @@
                   </w:tcBorders>
                   <w:shd w:fill="F2C744" w:color="auto" w:val="clear"/>
                   <w:tcMar>
-                    <w:top w:type="dxa" w:w="70"/>
-                    <w:left w:type="dxa" w:w="130"/>
-                    <w:bottom w:type="dxa" w:w="70"/>
-                    <w:right w:type="dxa" w:w="130"/>
+                    <w:top w:type="dxa" w:w="120"/>
+                    <w:left w:type="dxa" w:w="170"/>
+                    <w:bottom w:type="dxa" w:w="120"/>
+                    <w:right w:type="dxa" w:w="170"/>
                   </w:tcMar>
                   <w:vAlign w:val="center"/>
                 </w:tcPr>
                 <w:p>
                   <w:pPr>
-                    <w:spacing w:after="0" w:before="0" w:line="230"/>
+                    <w:spacing w:after="0" w:before="0" w:line="250"/>
                   </w:pPr>
                   <w:r>
                     <w:rPr>
@@ -4921,8 +5060,8 @@
                       <w:b/>
                       <w:bCs/>
                       <w:color w:val="1F2933"/>
-                      <w:sz w:val="20"/>
-                      <w:szCs w:val="20"/>
+                      <w:sz w:val="28"/>
+                      <w:szCs w:val="28"/>
                     </w:rPr>
                     <w:t xml:space="preserve">Situation à expertiser</w:t>
                   </w:r>
@@ -4932,8 +5071,8 @@
           </w:tbl>
           <w:p>
             <w:pPr>
-              <w:spacing w:after="15" w:before="50" w:line="240"/>
-              <w:ind w:left="130" w:right="130"/>
+              <w:spacing w:after="30" w:before="130" w:line="250"/>
+              <w:ind w:left="170" w:right="170"/>
             </w:pPr>
             <w:r>
               <w:rPr>
@@ -4941,32 +5080,32 @@
                 <w:b/>
                 <w:bCs/>
                 <w:color w:val="1E3A5F"/>
-                <w:spacing w:val="15"/>
-                <w:sz w:val="14"/>
-                <w:szCs w:val="14"/>
-              </w:rPr>
-              <w:t xml:space="preserve">CE QUE CELA VEUT DIRE</w:t>
-            </w:r>
-          </w:p>
-          <w:p>
-            <w:pPr>
-              <w:spacing w:after="25" w:before="0" w:line="235"/>
-              <w:ind w:left="130" w:right="130"/>
-            </w:pPr>
-            <w:r>
-              <w:rPr>
-                <w:rFonts w:ascii="Calibri" w:cs="Calibri" w:eastAsia="Calibri" w:hAnsi="Calibri"/>
-                <w:color w:val="1F2933"/>
+                <w:spacing w:val="14"/>
                 <w:sz w:val="17"/>
                 <w:szCs w:val="17"/>
               </w:rPr>
+              <w:t xml:space="preserve">CE QUE CELA VEUT DIRE</w:t>
+            </w:r>
+          </w:p>
+          <w:p>
+            <w:pPr>
+              <w:spacing w:after="50" w:before="0" w:line="270"/>
+              <w:ind w:left="170" w:right="170"/>
+            </w:pPr>
+            <w:r>
+              <w:rPr>
+                <w:rFonts w:ascii="Calibri" w:cs="Calibri" w:eastAsia="Calibri" w:hAnsi="Calibri"/>
+                <w:color w:val="1F2933"/>
+                <w:sz w:val="24"/>
+                <w:szCs w:val="24"/>
+              </w:rPr>
               <w:t xml:space="preserve">Les règles simples ne permettent pas de conclure : le département est signalé, avec son motif, pour une analyse complémentaire.</w:t>
             </w:r>
           </w:p>
           <w:p>
             <w:pPr>
-              <w:spacing w:after="15" w:before="50" w:line="240"/>
-              <w:ind w:left="130" w:right="130"/>
+              <w:spacing w:after="30" w:before="130" w:line="250"/>
+              <w:ind w:left="170" w:right="170"/>
             </w:pPr>
             <w:r>
               <w:rPr>
@@ -4974,32 +5113,32 @@
                 <w:b/>
                 <w:bCs/>
                 <w:color w:val="1E3A5F"/>
-                <w:spacing w:val="15"/>
-                <w:sz w:val="14"/>
-                <w:szCs w:val="14"/>
-              </w:rPr>
-              <w:t xml:space="preserve">POURQUOI CE CLASSEMENT ?</w:t>
-            </w:r>
-          </w:p>
-          <w:p>
-            <w:pPr>
-              <w:spacing w:after="25" w:before="0" w:line="235"/>
-              <w:ind w:left="130" w:right="130"/>
-            </w:pPr>
-            <w:r>
-              <w:rPr>
-                <w:rFonts w:ascii="Calibri" w:cs="Calibri" w:eastAsia="Calibri" w:hAnsi="Calibri"/>
-                <w:color w:val="1F2933"/>
+                <w:spacing w:val="14"/>
                 <w:sz w:val="17"/>
                 <w:szCs w:val="17"/>
               </w:rPr>
+              <w:t xml:space="preserve">POURQUOI CE CLASSEMENT ?</w:t>
+            </w:r>
+          </w:p>
+          <w:p>
+            <w:pPr>
+              <w:spacing w:after="50" w:before="0" w:line="270"/>
+              <w:ind w:left="170" w:right="170"/>
+            </w:pPr>
+            <w:r>
+              <w:rPr>
+                <w:rFonts w:ascii="Calibri" w:cs="Calibri" w:eastAsia="Calibri" w:hAnsi="Calibri"/>
+                <w:color w:val="1F2933"/>
+                <w:sz w:val="24"/>
+                <w:szCs w:val="24"/>
+              </w:rPr>
               <w:t xml:space="preserve">Quatre cas : un indicateur manque · intensité extrême sur une implantation réduite · deux indicateurs tout près d’un seuil · volume élevé mais intensité faible (règles 1, 2, 4, 5).</w:t>
             </w:r>
           </w:p>
           <w:p>
             <w:pPr>
-              <w:spacing w:after="15" w:before="50" w:line="240"/>
-              <w:ind w:left="130" w:right="130"/>
+              <w:spacing w:after="30" w:before="130" w:line="250"/>
+              <w:ind w:left="170" w:right="170"/>
             </w:pPr>
             <w:r>
               <w:rPr>
@@ -5007,32 +5146,32 @@
                 <w:b/>
                 <w:bCs/>
                 <w:color w:val="1E3A5F"/>
-                <w:spacing w:val="15"/>
-                <w:sz w:val="14"/>
-                <w:szCs w:val="14"/>
-              </w:rPr>
-              <w:t xml:space="preserve">EXEMPLE FICTIF</w:t>
-            </w:r>
-          </w:p>
-          <w:p>
-            <w:pPr>
-              <w:spacing w:after="25" w:before="0" w:line="235"/>
-              <w:ind w:left="130" w:right="130"/>
-            </w:pPr>
-            <w:r>
-              <w:rPr>
-                <w:rFonts w:ascii="Calibri" w:cs="Calibri" w:eastAsia="Calibri" w:hAnsi="Calibri"/>
-                <w:color w:val="1F2933"/>
+                <w:spacing w:val="14"/>
                 <w:sz w:val="17"/>
                 <w:szCs w:val="17"/>
               </w:rPr>
+              <w:t xml:space="preserve">EXEMPLE FICTIF</w:t>
+            </w:r>
+          </w:p>
+          <w:p>
+            <w:pPr>
+              <w:spacing w:after="50" w:before="0" w:line="270"/>
+              <w:ind w:left="170" w:right="170"/>
+            </w:pPr>
+            <w:r>
+              <w:rPr>
+                <w:rFonts w:ascii="Calibri" w:cs="Calibri" w:eastAsia="Calibri" w:hAnsi="Calibri"/>
+                <w:color w:val="1F2933"/>
+                <w:sz w:val="24"/>
+                <w:szCs w:val="24"/>
+              </w:rPr>
               <w:t xml:space="preserve">30 salariés et 12 départs (40 %) ; ou 1 100 départs mais seulement 3 % de l’emploi actuel.</w:t>
             </w:r>
           </w:p>
           <w:p>
             <w:pPr>
-              <w:spacing w:after="15" w:before="50" w:line="240"/>
-              <w:ind w:left="130" w:right="130"/>
+              <w:spacing w:after="30" w:before="130" w:line="250"/>
+              <w:ind w:left="170" w:right="170"/>
             </w:pPr>
             <w:r>
               <w:rPr>
@@ -5040,31 +5179,31 @@
                 <w:b/>
                 <w:bCs/>
                 <w:color w:val="B2182B"/>
-                <w:spacing w:val="15"/>
-                <w:sz w:val="14"/>
-                <w:szCs w:val="14"/>
-              </w:rPr>
-              <w:t xml:space="preserve">CE QU’IL FAUT RETENIR</w:t>
-            </w:r>
-          </w:p>
-          <w:p>
-            <w:pPr>
-              <w:spacing w:after="25" w:before="0" w:line="235"/>
-              <w:ind w:left="130" w:right="130"/>
-            </w:pPr>
-            <w:r>
-              <w:rPr>
-                <w:rFonts w:ascii="Calibri" w:cs="Calibri" w:eastAsia="Calibri" w:hAnsi="Calibri"/>
-                <w:color w:val="1F2933"/>
+                <w:spacing w:val="14"/>
                 <w:sz w:val="17"/>
                 <w:szCs w:val="17"/>
               </w:rPr>
+              <w:t xml:space="preserve">CE QU’IL FAUT RETENIR</w:t>
+            </w:r>
+          </w:p>
+          <w:p>
+            <w:pPr>
+              <w:spacing w:after="50" w:before="0" w:line="270"/>
+              <w:ind w:left="170" w:right="170"/>
+            </w:pPr>
+            <w:r>
+              <w:rPr>
+                <w:rFonts w:ascii="Calibri" w:cs="Calibri" w:eastAsia="Calibri" w:hAnsi="Calibri"/>
+                <w:color w:val="1F2933"/>
+                <w:sz w:val="24"/>
+                <w:szCs w:val="24"/>
+              </w:rPr>
               <w:t xml:space="preserve">Nous préférons signaler une situation à analyser plutôt que lui attribuer artificiellement un profil.</w:t>
             </w:r>
           </w:p>
           <w:p>
             <w:pPr>
-              <w:spacing w:after="0" w:before="0" w:line="40" w:lineRule="exact"/>
+              <w:spacing w:after="0" w:before="0" w:line="80" w:lineRule="exact"/>
             </w:pPr>
             <w:r>
               <w:rPr>
@@ -5111,7 +5250,7 @@
         </w:tc>
         <w:tc>
           <w:tcPr>
-            <w:tcW w:type="dxa" w:w="3790"/>
+            <w:tcW w:type="dxa" w:w="3734"/>
             <w:tcBorders>
               <w:top w:val="single" w:color="D9DEE5" w:sz="6"/>
               <w:left w:val="single" w:color="D9DEE5" w:sz="6"/>
@@ -5120,16 +5259,16 @@
             </w:tcBorders>
             <w:shd w:fill="FFFFFF" w:color="auto" w:val="clear"/>
             <w:tcMar>
-              <w:top w:type="dxa" w:w="110"/>
-              <w:left w:type="dxa" w:w="130"/>
-              <w:bottom w:type="dxa" w:w="110"/>
-              <w:right w:type="dxa" w:w="130"/>
+              <w:top w:type="dxa" w:w="150"/>
+              <w:left w:type="dxa" w:w="170"/>
+              <w:bottom w:type="dxa" w:w="150"/>
+              <w:right w:type="dxa" w:w="170"/>
             </w:tcMar>
             <w:vAlign w:val="top"/>
           </w:tcPr>
           <w:p>
             <w:pPr>
-              <w:spacing w:after="20" w:before="50" w:line="250"/>
+              <w:spacing w:after="50" w:before="60" w:line="250"/>
             </w:pPr>
             <w:r>
               <w:rPr>
@@ -5137,23 +5276,23 @@
                 <w:b/>
                 <w:bCs/>
                 <w:color w:val="1E3A5F"/>
-                <w:spacing w:val="15"/>
-                <w:sz w:val="14"/>
-                <w:szCs w:val="14"/>
+                <w:spacing w:val="16"/>
+                <w:sz w:val="17"/>
+                <w:szCs w:val="17"/>
               </w:rPr>
               <w:t xml:space="preserve">À GARDER EN TÊTE</w:t>
             </w:r>
           </w:p>
           <w:p>
             <w:pPr>
-              <w:spacing w:after="50" w:before="0" w:line="225"/>
+              <w:spacing w:after="110" w:before="0" w:line="268"/>
             </w:pPr>
             <w:r>
               <w:rPr>
                 <w:rFonts w:ascii="Calibri" w:cs="Calibri" w:eastAsia="Calibri" w:hAnsi="Calibri"/>
                 <w:color w:val="3E4C59"/>
-                <w:sz w:val="16"/>
-                <w:szCs w:val="16"/>
+                <w:sz w:val="23"/>
+                <w:szCs w:val="23"/>
               </w:rPr>
               <w:t xml:space="preserve">–  </w:t>
             </w:r>
@@ -5161,22 +5300,22 @@
               <w:rPr>
                 <w:rFonts w:ascii="Calibri" w:cs="Calibri" w:eastAsia="Calibri" w:hAnsi="Calibri"/>
                 <w:color w:val="1F2933"/>
-                <w:sz w:val="16"/>
-                <w:szCs w:val="16"/>
+                <w:sz w:val="23"/>
+                <w:szCs w:val="23"/>
               </w:rPr>
               <w:t xml:space="preserve">Les estimations sont établies par département, pas par bassin d’emploi.</w:t>
             </w:r>
           </w:p>
           <w:p>
             <w:pPr>
-              <w:spacing w:after="50" w:before="0" w:line="225"/>
+              <w:spacing w:after="110" w:before="0" w:line="268"/>
             </w:pPr>
             <w:r>
               <w:rPr>
                 <w:rFonts w:ascii="Calibri" w:cs="Calibri" w:eastAsia="Calibri" w:hAnsi="Calibri"/>
                 <w:color w:val="3E4C59"/>
-                <w:sz w:val="16"/>
-                <w:szCs w:val="16"/>
+                <w:sz w:val="23"/>
+                <w:szCs w:val="23"/>
               </w:rPr>
               <w:t xml:space="preserve">–  </w:t>
             </w:r>
@@ -5184,22 +5323,22 @@
               <w:rPr>
                 <w:rFonts w:ascii="Calibri" w:cs="Calibri" w:eastAsia="Calibri" w:hAnsi="Calibri"/>
                 <w:color w:val="1F2933"/>
-                <w:sz w:val="16"/>
-                <w:szCs w:val="16"/>
+                <w:sz w:val="23"/>
+                <w:szCs w:val="23"/>
               </w:rPr>
               <w:t xml:space="preserve">Les tensions repérées par la DGA ou France Travail (métiers, bassins) sont une information distincte : elles ne déterminent pas ces sept profils.</w:t>
             </w:r>
           </w:p>
           <w:p>
             <w:pPr>
-              <w:spacing w:after="50" w:before="0" w:line="225"/>
+              <w:spacing w:after="110" w:before="0" w:line="268"/>
             </w:pPr>
             <w:r>
               <w:rPr>
                 <w:rFonts w:ascii="Calibri" w:cs="Calibri" w:eastAsia="Calibri" w:hAnsi="Calibri"/>
                 <w:color w:val="3E4C59"/>
-                <w:sz w:val="16"/>
-                <w:szCs w:val="16"/>
+                <w:sz w:val="23"/>
+                <w:szCs w:val="23"/>
               </w:rPr>
               <w:t xml:space="preserve">–  </w:t>
             </w:r>
@@ -5207,22 +5346,22 @@
               <w:rPr>
                 <w:rFonts w:ascii="Calibri" w:cs="Calibri" w:eastAsia="Calibri" w:hAnsi="Calibri"/>
                 <w:color w:val="1F2933"/>
-                <w:sz w:val="16"/>
-                <w:szCs w:val="16"/>
+                <w:sz w:val="23"/>
+                <w:szCs w:val="23"/>
               </w:rPr>
               <w:t xml:space="preserve">Des départs estimés ne sont ni des postes ouverts, ni une pénurie de main-d’œuvre.</w:t>
             </w:r>
           </w:p>
           <w:p>
             <w:pPr>
-              <w:spacing w:after="50" w:before="0" w:line="225"/>
+              <w:spacing w:after="110" w:before="0" w:line="268"/>
             </w:pPr>
             <w:r>
               <w:rPr>
                 <w:rFonts w:ascii="Calibri" w:cs="Calibri" w:eastAsia="Calibri" w:hAnsi="Calibri"/>
                 <w:color w:val="3E4C59"/>
-                <w:sz w:val="16"/>
-                <w:szCs w:val="16"/>
+                <w:sz w:val="23"/>
+                <w:szCs w:val="23"/>
               </w:rPr>
               <w:t xml:space="preserve">–  </w:t>
             </w:r>
@@ -5230,22 +5369,22 @@
               <w:rPr>
                 <w:rFonts w:ascii="Calibri" w:cs="Calibri" w:eastAsia="Calibri" w:hAnsi="Calibri"/>
                 <w:color w:val="1F2933"/>
-                <w:sz w:val="16"/>
-                <w:szCs w:val="16"/>
+                <w:sz w:val="23"/>
+                <w:szCs w:val="23"/>
               </w:rPr>
               <w:t xml:space="preserve">Faible, moyen, fort dépendent des seuils utilisés. Aujourd’hui, les bornes sont des terciles observés : une règle de classement statistique provisoire, pas des seuils de politique publique.</w:t>
             </w:r>
           </w:p>
           <w:p>
             <w:pPr>
-              <w:spacing w:after="50" w:before="0" w:line="225"/>
+              <w:spacing w:after="110" w:before="0" w:line="268"/>
             </w:pPr>
             <w:r>
               <w:rPr>
                 <w:rFonts w:ascii="Calibri" w:cs="Calibri" w:eastAsia="Calibri" w:hAnsi="Calibri"/>
                 <w:color w:val="3E4C59"/>
-                <w:sz w:val="16"/>
-                <w:szCs w:val="16"/>
+                <w:sz w:val="23"/>
+                <w:szCs w:val="23"/>
               </w:rPr>
               <w:t xml:space="preserve">–  </w:t>
             </w:r>
@@ -5253,8 +5392,8 @@
               <w:rPr>
                 <w:rFonts w:ascii="Calibri" w:cs="Calibri" w:eastAsia="Calibri" w:hAnsi="Calibri"/>
                 <w:color w:val="1F2933"/>
-                <w:sz w:val="16"/>
-                <w:szCs w:val="16"/>
+                <w:sz w:val="23"/>
+                <w:szCs w:val="23"/>
               </w:rPr>
               <w:t xml:space="preserve">Le secret statistique est respecté : tous les chiffres de cette fiche sont fictifs.</w:t>
             </w:r>
@@ -5277,9 +5416,9 @@
       </w:tr>
     </w:tbl>
     <w:sectPr>
-      <w:footerReference w:type="default" r:id="rId7"/>
+      <w:footerReference w:type="default" r:id="rId9"/>
       <w:pgSz w:w="16838" w:h="11906" w:orient="landscape"/>
-      <w:pgMar w:top="400" w:right="569" w:bottom="340" w:left="569" w:header="708" w:footer="708" w:gutter="0"/>
+      <w:pgMar w:top="480" w:right="680" w:bottom="400" w:left="680" w:header="708" w:footer="708" w:gutter="0"/>
       <w:pgNumType/>
       <w:docGrid w:linePitch="360"/>
     </w:sectPr>
@@ -5334,8 +5473,8 @@
       <w:rPr>
         <w:rFonts w:ascii="Calibri" w:cs="Calibri" w:eastAsia="Calibri" w:hAnsi="Calibri"/>
         <w:color w:val="3E4C59"/>
-        <w:sz w:val="14"/>
-        <w:szCs w:val="14"/>
+        <w:sz w:val="16"/>
+        <w:szCs w:val="16"/>
       </w:rPr>
       <w:t xml:space="preserve">Estimation des départs à l’horizon 2030 · chiffres fictifs · secret statistique respecté  ·  page </w:t>
     </w:r>
@@ -5343,8 +5482,8 @@
       <w:rPr>
         <w:rFonts w:ascii="Calibri" w:cs="Calibri" w:eastAsia="Calibri" w:hAnsi="Calibri"/>
         <w:color w:val="3E4C59"/>
-        <w:sz w:val="14"/>
-        <w:szCs w:val="14"/>
+        <w:sz w:val="16"/>
+        <w:szCs w:val="16"/>
       </w:rPr>
       <w:fldChar w:fldCharType="begin"/>
       <w:instrText xml:space="preserve">PAGE</w:instrText>
@@ -5355,8 +5494,8 @@
       <w:rPr>
         <w:rFonts w:ascii="Calibri" w:cs="Calibri" w:eastAsia="Calibri" w:hAnsi="Calibri"/>
         <w:color w:val="3E4C59"/>
-        <w:sz w:val="14"/>
-        <w:szCs w:val="14"/>
+        <w:sz w:val="16"/>
+        <w:szCs w:val="16"/>
       </w:rPr>
       <w:t xml:space="preserve"> / </w:t>
     </w:r>
@@ -5364,8 +5503,8 @@
       <w:rPr>
         <w:rFonts w:ascii="Calibri" w:cs="Calibri" w:eastAsia="Calibri" w:hAnsi="Calibri"/>
         <w:color w:val="3E4C59"/>
-        <w:sz w:val="14"/>
-        <w:szCs w:val="14"/>
+        <w:sz w:val="16"/>
+        <w:szCs w:val="16"/>
       </w:rPr>
       <w:fldChar w:fldCharType="begin"/>
       <w:instrText xml:space="preserve">NUMPAGES</w:instrText>
@@ -5386,8 +5525,8 @@
       <w:rPr>
         <w:rFonts w:ascii="Calibri" w:cs="Calibri" w:eastAsia="Calibri" w:hAnsi="Calibri"/>
         <w:color w:val="3E4C59"/>
-        <w:sz w:val="14"/>
-        <w:szCs w:val="14"/>
+        <w:sz w:val="16"/>
+        <w:szCs w:val="16"/>
       </w:rPr>
       <w:t xml:space="preserve">Estimation des départs à l’horizon 2030 · chiffres fictifs · secret statistique respecté  ·  page </w:t>
     </w:r>
@@ -5395,8 +5534,8 @@
       <w:rPr>
         <w:rFonts w:ascii="Calibri" w:cs="Calibri" w:eastAsia="Calibri" w:hAnsi="Calibri"/>
         <w:color w:val="3E4C59"/>
-        <w:sz w:val="14"/>
-        <w:szCs w:val="14"/>
+        <w:sz w:val="16"/>
+        <w:szCs w:val="16"/>
       </w:rPr>
       <w:fldChar w:fldCharType="begin"/>
       <w:instrText xml:space="preserve">PAGE</w:instrText>
@@ -5407,8 +5546,8 @@
       <w:rPr>
         <w:rFonts w:ascii="Calibri" w:cs="Calibri" w:eastAsia="Calibri" w:hAnsi="Calibri"/>
         <w:color w:val="3E4C59"/>
-        <w:sz w:val="14"/>
-        <w:szCs w:val="14"/>
+        <w:sz w:val="16"/>
+        <w:szCs w:val="16"/>
       </w:rPr>
       <w:t xml:space="preserve"> / </w:t>
     </w:r>
@@ -5416,8 +5555,112 @@
       <w:rPr>
         <w:rFonts w:ascii="Calibri" w:cs="Calibri" w:eastAsia="Calibri" w:hAnsi="Calibri"/>
         <w:color w:val="3E4C59"/>
-        <w:sz w:val="14"/>
-        <w:szCs w:val="14"/>
+        <w:sz w:val="16"/>
+        <w:szCs w:val="16"/>
+      </w:rPr>
+      <w:fldChar w:fldCharType="begin"/>
+      <w:instrText xml:space="preserve">NUMPAGES</w:instrText>
+      <w:fldChar w:fldCharType="separate"/>
+      <w:fldChar w:fldCharType="end"/>
+    </w:r>
+  </w:p>
+</w:ftr>
+</file>
+
+<file path=word/footer3.xml><?xml version="1.0" encoding="utf-8"?>
+<w:ftr xmlns:wpc="http://schemas.microsoft.com/office/word/2010/wordprocessingCanvas" xmlns:mc="http://schemas.openxmlformats.org/markup-compatibility/2006" xmlns:o="urn:schemas-microsoft-com:office:office" xmlns:r="http://schemas.openxmlformats.org/officeDocument/2006/relationships" xmlns:m="http://schemas.openxmlformats.org/officeDocument/2006/math" xmlns:v="urn:schemas-microsoft-com:vml" xmlns:wp14="http://schemas.microsoft.com/office/word/2010/wordprocessingDrawing" xmlns:wp="http://schemas.openxmlformats.org/drawingml/2006/wordprocessingDrawing" xmlns:w10="urn:schemas-microsoft-com:office:word" xmlns:w="http://schemas.openxmlformats.org/wordprocessingml/2006/main" xmlns:w14="http://schemas.microsoft.com/office/word/2010/wordml" xmlns:w15="http://schemas.microsoft.com/office/word/2012/wordml" xmlns:wpg="http://schemas.microsoft.com/office/word/2010/wordprocessingGroup" xmlns:wpi="http://schemas.microsoft.com/office/word/2010/wordprocessingInk" xmlns:wne="http://schemas.microsoft.com/office/word/2006/wordml" xmlns:wps="http://schemas.microsoft.com/office/word/2010/wordprocessingShape">
+  <w:p>
+    <w:pPr>
+      <w:jc w:val="right"/>
+    </w:pPr>
+    <w:r>
+      <w:rPr>
+        <w:rFonts w:ascii="Calibri" w:cs="Calibri" w:eastAsia="Calibri" w:hAnsi="Calibri"/>
+        <w:color w:val="3E4C59"/>
+        <w:sz w:val="16"/>
+        <w:szCs w:val="16"/>
+      </w:rPr>
+      <w:t xml:space="preserve">Estimation des départs à l’horizon 2030 · chiffres fictifs · secret statistique respecté  ·  page </w:t>
+    </w:r>
+    <w:r>
+      <w:rPr>
+        <w:rFonts w:ascii="Calibri" w:cs="Calibri" w:eastAsia="Calibri" w:hAnsi="Calibri"/>
+        <w:color w:val="3E4C59"/>
+        <w:sz w:val="16"/>
+        <w:szCs w:val="16"/>
+      </w:rPr>
+      <w:fldChar w:fldCharType="begin"/>
+      <w:instrText xml:space="preserve">PAGE</w:instrText>
+      <w:fldChar w:fldCharType="separate"/>
+      <w:fldChar w:fldCharType="end"/>
+    </w:r>
+    <w:r>
+      <w:rPr>
+        <w:rFonts w:ascii="Calibri" w:cs="Calibri" w:eastAsia="Calibri" w:hAnsi="Calibri"/>
+        <w:color w:val="3E4C59"/>
+        <w:sz w:val="16"/>
+        <w:szCs w:val="16"/>
+      </w:rPr>
+      <w:t xml:space="preserve"> / </w:t>
+    </w:r>
+    <w:r>
+      <w:rPr>
+        <w:rFonts w:ascii="Calibri" w:cs="Calibri" w:eastAsia="Calibri" w:hAnsi="Calibri"/>
+        <w:color w:val="3E4C59"/>
+        <w:sz w:val="16"/>
+        <w:szCs w:val="16"/>
+      </w:rPr>
+      <w:fldChar w:fldCharType="begin"/>
+      <w:instrText xml:space="preserve">NUMPAGES</w:instrText>
+      <w:fldChar w:fldCharType="separate"/>
+      <w:fldChar w:fldCharType="end"/>
+    </w:r>
+  </w:p>
+</w:ftr>
+</file>
+
+<file path=word/footer4.xml><?xml version="1.0" encoding="utf-8"?>
+<w:ftr xmlns:wpc="http://schemas.microsoft.com/office/word/2010/wordprocessingCanvas" xmlns:mc="http://schemas.openxmlformats.org/markup-compatibility/2006" xmlns:o="urn:schemas-microsoft-com:office:office" xmlns:r="http://schemas.openxmlformats.org/officeDocument/2006/relationships" xmlns:m="http://schemas.openxmlformats.org/officeDocument/2006/math" xmlns:v="urn:schemas-microsoft-com:vml" xmlns:wp14="http://schemas.microsoft.com/office/word/2010/wordprocessingDrawing" xmlns:wp="http://schemas.openxmlformats.org/drawingml/2006/wordprocessingDrawing" xmlns:w10="urn:schemas-microsoft-com:office:word" xmlns:w="http://schemas.openxmlformats.org/wordprocessingml/2006/main" xmlns:w14="http://schemas.microsoft.com/office/word/2010/wordml" xmlns:w15="http://schemas.microsoft.com/office/word/2012/wordml" xmlns:wpg="http://schemas.microsoft.com/office/word/2010/wordprocessingGroup" xmlns:wpi="http://schemas.microsoft.com/office/word/2010/wordprocessingInk" xmlns:wne="http://schemas.microsoft.com/office/word/2006/wordml" xmlns:wps="http://schemas.microsoft.com/office/word/2010/wordprocessingShape">
+  <w:p>
+    <w:pPr>
+      <w:jc w:val="right"/>
+    </w:pPr>
+    <w:r>
+      <w:rPr>
+        <w:rFonts w:ascii="Calibri" w:cs="Calibri" w:eastAsia="Calibri" w:hAnsi="Calibri"/>
+        <w:color w:val="3E4C59"/>
+        <w:sz w:val="16"/>
+        <w:szCs w:val="16"/>
+      </w:rPr>
+      <w:t xml:space="preserve">Estimation des départs à l’horizon 2030 · chiffres fictifs · secret statistique respecté  ·  page </w:t>
+    </w:r>
+    <w:r>
+      <w:rPr>
+        <w:rFonts w:ascii="Calibri" w:cs="Calibri" w:eastAsia="Calibri" w:hAnsi="Calibri"/>
+        <w:color w:val="3E4C59"/>
+        <w:sz w:val="16"/>
+        <w:szCs w:val="16"/>
+      </w:rPr>
+      <w:fldChar w:fldCharType="begin"/>
+      <w:instrText xml:space="preserve">PAGE</w:instrText>
+      <w:fldChar w:fldCharType="separate"/>
+      <w:fldChar w:fldCharType="end"/>
+    </w:r>
+    <w:r>
+      <w:rPr>
+        <w:rFonts w:ascii="Calibri" w:cs="Calibri" w:eastAsia="Calibri" w:hAnsi="Calibri"/>
+        <w:color w:val="3E4C59"/>
+        <w:sz w:val="16"/>
+        <w:szCs w:val="16"/>
+      </w:rPr>
+      <w:t xml:space="preserve"> / </w:t>
+    </w:r>
+    <w:r>
+      <w:rPr>
+        <w:rFonts w:ascii="Calibri" w:cs="Calibri" w:eastAsia="Calibri" w:hAnsi="Calibri"/>
+        <w:color w:val="3E4C59"/>
+        <w:sz w:val="16"/>
+        <w:szCs w:val="16"/>
       </w:rPr>
       <w:fldChar w:fldCharType="begin"/>
       <w:instrText xml:space="preserve">NUMPAGES</w:instrText>

--- a/sorties/typologie_territoriale/fiche_pedagogique_typologie_Base.docx
+++ b/sorties/typologie_territoriale/fiche_pedagogique_typologie_Base.docx
@@ -16,7 +16,7 @@
           <w:sz w:val="17"/>
           <w:szCs w:val="17"/>
         </w:rPr>
-        <w:t xml:space="preserve">Typologie des territoires BITD  ·  fiche de lecture  ·  1 / 4</w:t>
+        <w:t xml:space="preserve">Typologie des territoires Base  ·  fiche de lecture  ·  1 / 4</w:t>
       </w:r>
     </w:p>
     <w:p>
@@ -166,7 +166,7 @@
                 <w:sz w:val="23"/>
                 <w:szCs w:val="23"/>
               </w:rPr>
-              <w:t xml:space="preserve">Quelle place occupe ce département dans l’emploi BITD national ?</w:t>
+              <w:t xml:space="preserve">Quelle place occupe ce département dans l’emploi Base national ?</w:t>
             </w:r>
           </w:p>
           <w:p>
@@ -225,7 +225,7 @@
                 <w:sz w:val="23"/>
                 <w:szCs w:val="23"/>
               </w:rPr>
-              <w:t xml:space="preserve">Sur 100 salariés de la BITD en France, combien travaillent ici ? Ici, 8 sur 100. Classé faible, moyen ou fort. Un très petit effectif est toujours classé « faible ».</w:t>
+              <w:t xml:space="preserve">Sur 100 salariés de la Base en France, combien travaillent ici ? Ici, 8 sur 100. Classé faible, moyen ou fort. Un très petit effectif est toujours classé « faible ».</w:t>
             </w:r>
           </w:p>
         </w:tc>
@@ -878,7 +878,7 @@
           <w:sz w:val="17"/>
           <w:szCs w:val="17"/>
         </w:rPr>
-        <w:t xml:space="preserve">Typologie des territoires BITD  ·  fiche de lecture  ·  2 / 4</w:t>
+        <w:t xml:space="preserve">Typologie des territoires Base  ·  fiche de lecture  ·  2 / 4</w:t>
       </w:r>
     </w:p>
     <w:p>
@@ -3344,7 +3344,7 @@
           <w:sz w:val="17"/>
           <w:szCs w:val="17"/>
         </w:rPr>
-        <w:t xml:space="preserve">Typologie des territoires BITD  ·  fiche de lecture  ·  3 / 4</w:t>
+        <w:t xml:space="preserve">Typologie des territoires Base  ·  fiche de lecture  ·  3 / 4</w:t>
       </w:r>
     </w:p>
     <w:p>
@@ -3522,7 +3522,7 @@
                 <w:sz w:val="24"/>
                 <w:szCs w:val="24"/>
               </w:rPr>
-              <w:t xml:space="preserve">Un grand pôle de la BITD où beaucoup de salariés pourraient partir, et où ces départs représentent une part importante des effectifs actuels.</w:t>
+              <w:t xml:space="preserve">Un grand pôle de la Base où beaucoup de salariés pourraient partir, et où ces départs représentent une part importante des effectifs actuels.</w:t>
             </w:r>
           </w:p>
           <w:p>
@@ -3588,7 +3588,7 @@
                 <w:sz w:val="24"/>
                 <w:szCs w:val="24"/>
               </w:rPr>
-              <w:t xml:space="preserve">8 % de l’emploi BITD national · 900 départs estimés · 14 % de l’emploi actuel à remplacer.</w:t>
+              <w:t xml:space="preserve">8 % de l’emploi Base national · 900 départs estimés · 14 % de l’emploi actuel à remplacer.</w:t>
             </w:r>
           </w:p>
           <w:p>
@@ -4419,7 +4419,7 @@
           <w:sz w:val="17"/>
           <w:szCs w:val="17"/>
         </w:rPr>
-        <w:t xml:space="preserve">Typologie des territoires BITD  ·  fiche de lecture  ·  4 / 4</w:t>
+        <w:t xml:space="preserve">Typologie des territoires Base  ·  fiche de lecture  ·  4 / 4</w:t>
       </w:r>
     </w:p>
     <w:p>
@@ -4848,7 +4848,7 @@
                 <w:sz w:val="24"/>
                 <w:szCs w:val="24"/>
               </w:rPr>
-              <w:t xml:space="preserve">La BITD pèse peu dans ce département, ou y repose sur très peu de salariés.</w:t>
+              <w:t xml:space="preserve">La Base pèse peu dans ce département, ou y repose sur très peu de salariés.</w:t>
             </w:r>
           </w:p>
           <w:p>
